--- a/por/docx/005.content.docx
+++ b/por/docx/005.content.docx
@@ -19,7 +19,7 @@
         <w:rPr>
           <w:lang w:val="pt_PT" w:bidi="pt_PT"/>
         </w:rPr>
-        <w:t>Resource: Tyndale Open Study Notes</w:t>
+        <w:t>Resource: Aquifer Open Study Notes (Profiles)</w:t>
       </w:r>
       <w:r>
         <w:rPr>
@@ -112,7 +112,7 @@
         <w:rPr>
           <w:lang w:val="pt_PT" w:bidi="pt_PT"/>
         </w:rPr>
-        <w:t>Tyndale Open Study Notes</w:t>
+        <w:t>Aquifer Open Study Notes (Profiles)</w:t>
       </w:r>
     </w:p>
     <w:p>

--- a/por/docx/005.content.docx
+++ b/por/docx/005.content.docx
@@ -233,18 +233,12 @@
         </w:rPr>
         <w:t>Éfeso estava na encruzilhada de importantes rotas comerciais, tanto norte-sul quanto leste-oeste. Era famosa como a "guardiã" do templo de Ártemis (</w:t>
       </w:r>
-      <w:hyperlink r:id="rId13">
-        <w:r>
-          <w:rPr>
-            <w:lang w:val="pt_PT" w:bidi="pt_PT"/>
-          </w:rPr>
-          <w:rPr>
-            <w:color w:val="0000EE"/>
-            <w:u w:val="single"/>
-          </w:rPr>
-          <w:t>At 19.35</w:t>
-        </w:r>
-      </w:hyperlink>
+      <w:r>
+        <w:rPr>
+          <w:lang w:val="pt_PT" w:bidi="pt_PT"/>
+        </w:rPr>
+        <w:t>At 19.35</w:t>
+      </w:r>
       <w:r>
         <w:rPr>
           <w:lang w:val="pt_PT" w:bidi="pt_PT"/>
@@ -293,54 +287,36 @@
         </w:rPr>
         <w:t>Quando Paulo chegou em sua terceira viagem missionária em 53 d.C., Éfeso já era uma cidade há mais de mil anos (</w:t>
       </w:r>
-      <w:hyperlink r:id="rId14">
-        <w:r>
-          <w:rPr>
-            <w:lang w:val="pt_PT" w:bidi="pt_PT"/>
-          </w:rPr>
-          <w:rPr>
-            <w:color w:val="0000EE"/>
-            <w:u w:val="single"/>
-          </w:rPr>
-          <w:t>At 19</w:t>
-        </w:r>
-      </w:hyperlink>
+      <w:r>
+        <w:rPr>
+          <w:lang w:val="pt_PT" w:bidi="pt_PT"/>
+        </w:rPr>
+        <w:t>At 19</w:t>
+      </w:r>
       <w:r>
         <w:rPr>
           <w:lang w:val="pt_PT" w:bidi="pt_PT"/>
         </w:rPr>
         <w:t>). As pessoas eram profundamente devotas à sua deusa padroeira e ao seu templo. À medida que mais pessoas aceitavam a mensagem de Paulo, isso reduzia os negócios daqueles que faziam e vendiam estátuas de Ártemis. Isso os deixou irritados, e eles iniciaram um tumulto que quase matou Paulo (</w:t>
       </w:r>
-      <w:hyperlink r:id="rId15">
-        <w:r>
-          <w:rPr>
-            <w:lang w:val="pt_PT" w:bidi="pt_PT"/>
-          </w:rPr>
-          <w:rPr>
-            <w:color w:val="0000EE"/>
-            <w:u w:val="single"/>
-          </w:rPr>
-          <w:t>At 19.24</w:t>
-        </w:r>
-      </w:hyperlink>
+      <w:r>
+        <w:rPr>
+          <w:lang w:val="pt_PT" w:bidi="pt_PT"/>
+        </w:rPr>
+        <w:t>At 19.24</w:t>
+      </w:r>
       <w:r>
         <w:rPr>
           <w:lang w:val="pt_PT" w:bidi="pt_PT"/>
         </w:rPr>
         <w:t>,</w:t>
       </w:r>
-      <w:hyperlink r:id="rId16">
-        <w:r>
-          <w:rPr>
-            <w:lang w:val="pt_PT" w:bidi="pt_PT"/>
-          </w:rPr>
-          <w:rPr>
-            <w:color w:val="0000EE"/>
-            <w:u w:val="single"/>
-          </w:rPr>
-          <w:t>28–31</w:t>
-        </w:r>
-      </w:hyperlink>
+      <w:r>
+        <w:rPr>
+          <w:lang w:val="pt_PT" w:bidi="pt_PT"/>
+        </w:rPr>
+        <w:t>28–31</w:t>
+      </w:r>
       <w:r>
         <w:rPr>
           <w:lang w:val="pt_PT" w:bidi="pt_PT"/>
@@ -373,18 +349,12 @@
         </w:rPr>
         <w:t>, “Cenário”). No entanto, Paulo alertou os líderes da igreja de Éfeso sobre a ameaça de falsos mestres (</w:t>
       </w:r>
-      <w:hyperlink r:id="rId17">
-        <w:r>
-          <w:rPr>
-            <w:lang w:val="pt_PT" w:bidi="pt_PT"/>
-          </w:rPr>
-          <w:rPr>
-            <w:color w:val="0000EE"/>
-            <w:u w:val="single"/>
-          </w:rPr>
-          <w:t>At 20.29–31</w:t>
-        </w:r>
-      </w:hyperlink>
+      <w:r>
+        <w:rPr>
+          <w:lang w:val="pt_PT" w:bidi="pt_PT"/>
+        </w:rPr>
+        <w:t>At 20.29–31</w:t>
+      </w:r>
       <w:r>
         <w:rPr>
           <w:lang w:val="pt_PT" w:bidi="pt_PT"/>
@@ -405,54 +375,36 @@
         </w:rPr>
         <w:t>O apóstolo João provavelmente se estabeleceu em Éfeso por volta de 70 d.C. De lá, ele foi exilado para a ilha de Patmos (</w:t>
       </w:r>
-      <w:hyperlink r:id="rId18">
-        <w:r>
-          <w:rPr>
-            <w:lang w:val="pt_PT" w:bidi="pt_PT"/>
-          </w:rPr>
-          <w:rPr>
-            <w:color w:val="0000EE"/>
-            <w:u w:val="single"/>
-          </w:rPr>
-          <w:t>Ap 1.9</w:t>
-        </w:r>
-      </w:hyperlink>
+      <w:r>
+        <w:rPr>
+          <w:lang w:val="pt_PT" w:bidi="pt_PT"/>
+        </w:rPr>
+        <w:t>Ap 1.9</w:t>
+      </w:r>
       <w:r>
         <w:rPr>
           <w:lang w:val="pt_PT" w:bidi="pt_PT"/>
         </w:rPr>
         <w:t>). João provavelmente escreveu Apocalipse enquanto vivia em Patmos, possivelmente na década de 90 d.C. Naquela época, o amor e as boas obras da comunidade cristã, elogiados na carta aos Efésios, haviam em grande parte desaparecido (</w:t>
       </w:r>
-      <w:hyperlink r:id="rId19">
-        <w:r>
-          <w:rPr>
-            <w:lang w:val="pt_PT" w:bidi="pt_PT"/>
-          </w:rPr>
-          <w:rPr>
-            <w:color w:val="0000EE"/>
-            <w:u w:val="single"/>
-          </w:rPr>
-          <w:t>Ap 2.4</w:t>
-        </w:r>
-      </w:hyperlink>
+      <w:r>
+        <w:rPr>
+          <w:lang w:val="pt_PT" w:bidi="pt_PT"/>
+        </w:rPr>
+        <w:t>Ap 2.4</w:t>
+      </w:r>
       <w:r>
         <w:rPr>
           <w:lang w:val="pt_PT" w:bidi="pt_PT"/>
         </w:rPr>
         <w:t xml:space="preserve">). Segundo o escritor cristão primitivo Irineu, João voltou para Éfeso após seu tempo em Patmos. Ele viveu lá até sua morte, que ocorreu durante o período em que Trajano foi Imperador, de 98 a 117 d.C. A tradição diz que Maria, a mãe de Jesus, também passou seus últimos dias em Éfeso sob os cuidados de João (veja </w:t>
       </w:r>
-      <w:hyperlink r:id="rId20">
-        <w:r>
-          <w:rPr>
-            <w:lang w:val="pt_PT" w:bidi="pt_PT"/>
-          </w:rPr>
-          <w:rPr>
-            <w:color w:val="0000EE"/>
-            <w:u w:val="single"/>
-          </w:rPr>
-          <w:t>Jo 19:25–7</w:t>
-        </w:r>
-      </w:hyperlink>
+      <w:r>
+        <w:rPr>
+          <w:lang w:val="pt_PT" w:bidi="pt_PT"/>
+        </w:rPr>
+        <w:t>Jo 19:25–7</w:t>
+      </w:r>
       <w:r>
         <w:rPr>
           <w:lang w:val="pt_PT" w:bidi="pt_PT"/>
@@ -473,18 +425,12 @@
         </w:rPr>
         <w:t>Os godos queimaram o Templo de Ártemis em 262 d.C. Os godos eram povos do norte da Europa que lutaram contra o Império Romano. Na época do terceiro concílio ecumênico (também chamado de Concílio de Éfeso) em Éfeso em 431 d.C., Ártemis já não era mais influente entre os efésios. Esta mudança apoia a mensagem de Paulo de que "deuses feitos por mãos humanas" como Ártemis "não são deuses de verdade" (</w:t>
       </w:r>
-      <w:hyperlink r:id="rId21">
-        <w:r>
-          <w:rPr>
-            <w:lang w:val="pt_PT" w:bidi="pt_PT"/>
-          </w:rPr>
-          <w:rPr>
-            <w:color w:val="0000EE"/>
-            <w:u w:val="single"/>
-          </w:rPr>
-          <w:t>At 19.26</w:t>
-        </w:r>
-      </w:hyperlink>
+      <w:r>
+        <w:rPr>
+          <w:lang w:val="pt_PT" w:bidi="pt_PT"/>
+        </w:rPr>
+        <w:t>At 19.26</w:t>
+      </w:r>
       <w:r>
         <w:rPr>
           <w:lang w:val="pt_PT" w:bidi="pt_PT"/>
@@ -514,72 +460,48 @@
           <w:lang w:val="pt_PT" w:bidi="pt_PT"/>
         </w:rPr>
       </w:r>
-      <w:hyperlink r:id="rId22">
-        <w:r>
-          <w:rPr>
-            <w:lang w:val="pt_PT" w:bidi="pt_PT"/>
-          </w:rPr>
-          <w:rPr>
-            <w:color w:val="0000EE"/>
-            <w:u w:val="single"/>
-          </w:rPr>
-          <w:t>Atos 18.19–19.41</w:t>
-        </w:r>
-      </w:hyperlink>
+      <w:r>
+        <w:rPr>
+          <w:lang w:val="pt_PT" w:bidi="pt_PT"/>
+        </w:rPr>
+        <w:t>Atos 18.19–19.41</w:t>
+      </w:r>
       <w:r>
         <w:rPr>
           <w:lang w:val="pt_PT" w:bidi="pt_PT"/>
         </w:rPr>
         <w:t xml:space="preserve">; </w:t>
       </w:r>
-      <w:hyperlink r:id="rId23">
-        <w:r>
-          <w:rPr>
-            <w:lang w:val="pt_PT" w:bidi="pt_PT"/>
-          </w:rPr>
-          <w:rPr>
-            <w:color w:val="0000EE"/>
-            <w:u w:val="single"/>
-          </w:rPr>
-          <w:t>20.16–38</w:t>
-        </w:r>
-      </w:hyperlink>
+      <w:r>
+        <w:rPr>
+          <w:lang w:val="pt_PT" w:bidi="pt_PT"/>
+        </w:rPr>
+        <w:t>20.16–38</w:t>
+      </w:r>
       <w:r>
         <w:rPr>
           <w:lang w:val="pt_PT" w:bidi="pt_PT"/>
         </w:rPr>
         <w:t xml:space="preserve">; </w:t>
       </w:r>
-      <w:hyperlink r:id="rId24">
-        <w:r>
-          <w:rPr>
-            <w:lang w:val="pt_PT" w:bidi="pt_PT"/>
-          </w:rPr>
-          <w:rPr>
-            <w:color w:val="0000EE"/>
-            <w:u w:val="single"/>
-          </w:rPr>
-          <w:t>Efésios 1.1</w:t>
-        </w:r>
-      </w:hyperlink>
+      <w:r>
+        <w:rPr>
+          <w:lang w:val="pt_PT" w:bidi="pt_PT"/>
+        </w:rPr>
+        <w:t>Efésios 1.1</w:t>
+      </w:r>
       <w:r>
         <w:rPr>
           <w:lang w:val="pt_PT" w:bidi="pt_PT"/>
         </w:rPr>
         <w:t xml:space="preserve">; </w:t>
       </w:r>
-      <w:hyperlink r:id="rId25">
-        <w:r>
-          <w:rPr>
-            <w:lang w:val="pt_PT" w:bidi="pt_PT"/>
-          </w:rPr>
-          <w:rPr>
-            <w:color w:val="0000EE"/>
-            <w:u w:val="single"/>
-          </w:rPr>
-          <w:t>Apocalipse 2.1–7</w:t>
-        </w:r>
-      </w:hyperlink>
+      <w:r>
+        <w:rPr>
+          <w:lang w:val="pt_PT" w:bidi="pt_PT"/>
+        </w:rPr>
+        <w:t>Apocalipse 2.1–7</w:t>
+      </w:r>
       <w:r>
         <w:rPr>
           <w:lang w:val="pt_PT" w:bidi="pt_PT"/>
@@ -628,54 +550,36 @@
         </w:rPr>
         <w:t>O Egito era uma grande e antiga civilização quando José subiu ao poder e a família de Jacó viajou para lá em busca de alimento (</w:t>
       </w:r>
-      <w:hyperlink r:id="rId26">
-        <w:r>
-          <w:rPr>
-            <w:lang w:val="pt_PT" w:bidi="pt_PT"/>
-          </w:rPr>
-          <w:rPr>
-            <w:color w:val="0000EE"/>
-            <w:u w:val="single"/>
-          </w:rPr>
-          <w:t>Gn 39–41</w:t>
-        </w:r>
-      </w:hyperlink>
+      <w:r>
+        <w:rPr>
+          <w:lang w:val="pt_PT" w:bidi="pt_PT"/>
+        </w:rPr>
+        <w:t>Gn 39–41</w:t>
+      </w:r>
       <w:r>
         <w:rPr>
           <w:lang w:val="pt_PT" w:bidi="pt_PT"/>
         </w:rPr>
         <w:t xml:space="preserve">; </w:t>
       </w:r>
-      <w:hyperlink r:id="rId27">
-        <w:r>
-          <w:rPr>
-            <w:lang w:val="pt_PT" w:bidi="pt_PT"/>
-          </w:rPr>
-          <w:rPr>
-            <w:color w:val="0000EE"/>
-            <w:u w:val="single"/>
-          </w:rPr>
-          <w:t>42–46</w:t>
-        </w:r>
-      </w:hyperlink>
+      <w:r>
+        <w:rPr>
+          <w:lang w:val="pt_PT" w:bidi="pt_PT"/>
+        </w:rPr>
+        <w:t>42–46</w:t>
+      </w:r>
       <w:r>
         <w:rPr>
           <w:lang w:val="pt_PT" w:bidi="pt_PT"/>
         </w:rPr>
         <w:t xml:space="preserve">; compare </w:t>
       </w:r>
-      <w:hyperlink r:id="rId28">
-        <w:r>
-          <w:rPr>
-            <w:lang w:val="pt_PT" w:bidi="pt_PT"/>
-          </w:rPr>
-          <w:rPr>
-            <w:color w:val="0000EE"/>
-            <w:u w:val="single"/>
-          </w:rPr>
-          <w:t>12.10–20</w:t>
-        </w:r>
-      </w:hyperlink>
+      <w:r>
+        <w:rPr>
+          <w:lang w:val="pt_PT" w:bidi="pt_PT"/>
+        </w:rPr>
+        <w:t>12.10–20</w:t>
+      </w:r>
       <w:r>
         <w:rPr>
           <w:lang w:val="pt_PT" w:bidi="pt_PT"/>
@@ -710,90 +614,60 @@
         </w:rPr>
         <w:t>O Egito desempenhou um papel importante em eventos bíblicos. Abraão viveu lá durante uma fome (</w:t>
       </w:r>
-      <w:hyperlink r:id="rId28">
-        <w:r>
-          <w:rPr>
-            <w:lang w:val="pt_PT" w:bidi="pt_PT"/>
-          </w:rPr>
-          <w:rPr>
-            <w:color w:val="0000EE"/>
-            <w:u w:val="single"/>
-          </w:rPr>
-          <w:t>Gn 12.10–20</w:t>
-        </w:r>
-      </w:hyperlink>
+      <w:r>
+        <w:rPr>
+          <w:lang w:val="pt_PT" w:bidi="pt_PT"/>
+        </w:rPr>
+        <w:t>Gn 12.10–20</w:t>
+      </w:r>
       <w:r>
         <w:rPr>
           <w:lang w:val="pt_PT" w:bidi="pt_PT"/>
         </w:rPr>
         <w:t>). José foi vendido como escravo no Egito e tornou-se um líder, semelhante a um primeiro-ministro (</w:t>
       </w:r>
-      <w:hyperlink r:id="rId29">
-        <w:r>
-          <w:rPr>
-            <w:lang w:val="pt_PT" w:bidi="pt_PT"/>
-          </w:rPr>
-          <w:rPr>
-            <w:color w:val="0000EE"/>
-            <w:u w:val="single"/>
-          </w:rPr>
-          <w:t>Gn 37–41</w:t>
-        </w:r>
-      </w:hyperlink>
+      <w:r>
+        <w:rPr>
+          <w:lang w:val="pt_PT" w:bidi="pt_PT"/>
+        </w:rPr>
+        <w:t>Gn 37–41</w:t>
+      </w:r>
       <w:r>
         <w:rPr>
           <w:lang w:val="pt_PT" w:bidi="pt_PT"/>
         </w:rPr>
         <w:t>). A família de José mais tarde mudou-se para a região do delta oriental de Gósen durante outra fome (</w:t>
       </w:r>
-      <w:hyperlink r:id="rId30">
-        <w:r>
-          <w:rPr>
-            <w:lang w:val="pt_PT" w:bidi="pt_PT"/>
-          </w:rPr>
-          <w:rPr>
-            <w:color w:val="0000EE"/>
-            <w:u w:val="single"/>
-          </w:rPr>
-          <w:t>Gn 42–50</w:t>
-        </w:r>
-      </w:hyperlink>
+      <w:r>
+        <w:rPr>
+          <w:lang w:val="pt_PT" w:bidi="pt_PT"/>
+        </w:rPr>
+        <w:t>Gn 42–50</w:t>
+      </w:r>
       <w:r>
         <w:rPr>
           <w:lang w:val="pt_PT" w:bidi="pt_PT"/>
         </w:rPr>
         <w:t>). Seus descendentes foram eventualmente escravizados (</w:t>
       </w:r>
-      <w:hyperlink r:id="rId31">
-        <w:r>
-          <w:rPr>
-            <w:lang w:val="pt_PT" w:bidi="pt_PT"/>
-          </w:rPr>
-          <w:rPr>
-            <w:color w:val="0000EE"/>
-            <w:u w:val="single"/>
-          </w:rPr>
-          <w:t>Êx 1</w:t>
-        </w:r>
-      </w:hyperlink>
+      <w:r>
+        <w:rPr>
+          <w:lang w:val="pt_PT" w:bidi="pt_PT"/>
+        </w:rPr>
+        <w:t>Êx 1</w:t>
+      </w:r>
       <w:r>
         <w:rPr>
           <w:lang w:val="pt_PT" w:bidi="pt_PT"/>
         </w:rPr>
         <w:t>). O resgate de seu povo por Deus durante o Êxodo do Egito tornou-se uma história chave para o povo judeu (</w:t>
       </w:r>
-      <w:hyperlink r:id="rId32">
-        <w:r>
-          <w:rPr>
-            <w:lang w:val="pt_PT" w:bidi="pt_PT"/>
-          </w:rPr>
-          <w:rPr>
-            <w:color w:val="0000EE"/>
-            <w:u w:val="single"/>
-          </w:rPr>
-          <w:t>Êx 2–15</w:t>
-        </w:r>
-      </w:hyperlink>
+      <w:r>
+        <w:rPr>
+          <w:lang w:val="pt_PT" w:bidi="pt_PT"/>
+        </w:rPr>
+        <w:t>Êx 2–15</w:t>
+      </w:r>
       <w:r>
         <w:rPr>
           <w:lang w:val="pt_PT" w:bidi="pt_PT"/>
@@ -814,36 +688,24 @@
         </w:rPr>
         <w:t xml:space="preserve">Mais tarde, quando Israel foi governado por reis, o Egito frequentemente se juntava à luta pelo poder internacional (e.g. </w:t>
       </w:r>
-      <w:hyperlink r:id="rId33">
-        <w:r>
-          <w:rPr>
-            <w:lang w:val="pt_PT" w:bidi="pt_PT"/>
-          </w:rPr>
-          <w:rPr>
-            <w:color w:val="0000EE"/>
-            <w:u w:val="single"/>
-          </w:rPr>
-          <w:t>1Rs 14.25–28</w:t>
-        </w:r>
-      </w:hyperlink>
+      <w:r>
+        <w:rPr>
+          <w:lang w:val="pt_PT" w:bidi="pt_PT"/>
+        </w:rPr>
+        <w:t>1Rs 14.25–28</w:t>
+      </w:r>
       <w:r>
         <w:rPr>
           <w:lang w:val="pt_PT" w:bidi="pt_PT"/>
         </w:rPr>
         <w:t>). Após os babilônios destruírem Jerusalém em 586 a.C., alguns judeus se mudaram para o Egito para escapar do controle da Babilônia (</w:t>
       </w:r>
-      <w:hyperlink r:id="rId34">
-        <w:r>
-          <w:rPr>
-            <w:lang w:val="pt_PT" w:bidi="pt_PT"/>
-          </w:rPr>
-          <w:rPr>
-            <w:color w:val="0000EE"/>
-            <w:u w:val="single"/>
-          </w:rPr>
-          <w:t>Jr 43.6–7</w:t>
-        </w:r>
-      </w:hyperlink>
+      <w:r>
+        <w:rPr>
+          <w:lang w:val="pt_PT" w:bidi="pt_PT"/>
+        </w:rPr>
+        <w:t>Jr 43.6–7</w:t>
+      </w:r>
       <w:r>
         <w:rPr>
           <w:lang w:val="pt_PT" w:bidi="pt_PT"/>
@@ -864,18 +726,12 @@
         </w:rPr>
         <w:t>No início do Novo Testamento, o Egito tornou-se um lugar seguro para José, Maria e Jesus. Eles fugiram para lá para evitar as tentativas de Herodes, o Grande, de matar Jesus (</w:t>
       </w:r>
-      <w:hyperlink r:id="rId35">
-        <w:r>
-          <w:rPr>
-            <w:lang w:val="pt_PT" w:bidi="pt_PT"/>
-          </w:rPr>
-          <w:rPr>
-            <w:color w:val="0000EE"/>
-            <w:u w:val="single"/>
-          </w:rPr>
-          <w:t>Mt 2.13–23</w:t>
-        </w:r>
-      </w:hyperlink>
+      <w:r>
+        <w:rPr>
+          <w:lang w:val="pt_PT" w:bidi="pt_PT"/>
+        </w:rPr>
+        <w:t>Mt 2.13–23</w:t>
+      </w:r>
       <w:r>
         <w:rPr>
           <w:lang w:val="pt_PT" w:bidi="pt_PT"/>
@@ -905,216 +761,144 @@
           <w:lang w:val="pt_PT" w:bidi="pt_PT"/>
         </w:rPr>
       </w:r>
-      <w:hyperlink r:id="rId28">
-        <w:r>
-          <w:rPr>
-            <w:lang w:val="pt_PT" w:bidi="pt_PT"/>
-          </w:rPr>
-          <w:rPr>
-            <w:color w:val="0000EE"/>
-            <w:u w:val="single"/>
-          </w:rPr>
-          <w:t>Gênesis 12.10–20</w:t>
-        </w:r>
-      </w:hyperlink>
+      <w:r>
+        <w:rPr>
+          <w:lang w:val="pt_PT" w:bidi="pt_PT"/>
+        </w:rPr>
+        <w:t>Gênesis 12.10–20</w:t>
+      </w:r>
       <w:r>
         <w:rPr>
           <w:lang w:val="pt_PT" w:bidi="pt_PT"/>
         </w:rPr>
         <w:t xml:space="preserve">; </w:t>
       </w:r>
-      <w:hyperlink r:id="rId36">
-        <w:r>
-          <w:rPr>
-            <w:lang w:val="pt_PT" w:bidi="pt_PT"/>
-          </w:rPr>
-          <w:rPr>
-            <w:color w:val="0000EE"/>
-            <w:u w:val="single"/>
-          </w:rPr>
-          <w:t>37.1–50.26</w:t>
-        </w:r>
-      </w:hyperlink>
+      <w:r>
+        <w:rPr>
+          <w:lang w:val="pt_PT" w:bidi="pt_PT"/>
+        </w:rPr>
+        <w:t>37.1–50.26</w:t>
+      </w:r>
       <w:r>
         <w:rPr>
           <w:lang w:val="pt_PT" w:bidi="pt_PT"/>
         </w:rPr>
         <w:t xml:space="preserve">; </w:t>
       </w:r>
-      <w:hyperlink r:id="rId37">
-        <w:r>
-          <w:rPr>
-            <w:lang w:val="pt_PT" w:bidi="pt_PT"/>
-          </w:rPr>
-          <w:rPr>
-            <w:color w:val="0000EE"/>
-            <w:u w:val="single"/>
-          </w:rPr>
-          <w:t>Êxodo 1.1–15.21</w:t>
-        </w:r>
-      </w:hyperlink>
+      <w:r>
+        <w:rPr>
+          <w:lang w:val="pt_PT" w:bidi="pt_PT"/>
+        </w:rPr>
+        <w:t>Êxodo 1.1–15.21</w:t>
+      </w:r>
       <w:r>
         <w:rPr>
           <w:lang w:val="pt_PT" w:bidi="pt_PT"/>
         </w:rPr>
         <w:t xml:space="preserve">; </w:t>
       </w:r>
-      <w:hyperlink r:id="rId33">
-        <w:r>
-          <w:rPr>
-            <w:lang w:val="pt_PT" w:bidi="pt_PT"/>
-          </w:rPr>
-          <w:rPr>
-            <w:color w:val="0000EE"/>
-            <w:u w:val="single"/>
-          </w:rPr>
-          <w:t>1 Reis 14.25–28</w:t>
-        </w:r>
-      </w:hyperlink>
+      <w:r>
+        <w:rPr>
+          <w:lang w:val="pt_PT" w:bidi="pt_PT"/>
+        </w:rPr>
+        <w:t>1 Reis 14.25–28</w:t>
+      </w:r>
       <w:r>
         <w:rPr>
           <w:lang w:val="pt_PT" w:bidi="pt_PT"/>
         </w:rPr>
         <w:t xml:space="preserve">; </w:t>
       </w:r>
-      <w:hyperlink r:id="rId38">
-        <w:r>
-          <w:rPr>
-            <w:lang w:val="pt_PT" w:bidi="pt_PT"/>
-          </w:rPr>
-          <w:rPr>
-            <w:color w:val="0000EE"/>
-            <w:u w:val="single"/>
-          </w:rPr>
-          <w:t>Isaías 19.1–25</w:t>
-        </w:r>
-      </w:hyperlink>
+      <w:r>
+        <w:rPr>
+          <w:lang w:val="pt_PT" w:bidi="pt_PT"/>
+        </w:rPr>
+        <w:t>Isaías 19.1–25</w:t>
+      </w:r>
       <w:r>
         <w:rPr>
           <w:lang w:val="pt_PT" w:bidi="pt_PT"/>
         </w:rPr>
         <w:t xml:space="preserve">; </w:t>
       </w:r>
-      <w:hyperlink r:id="rId39">
-        <w:r>
-          <w:rPr>
-            <w:lang w:val="pt_PT" w:bidi="pt_PT"/>
-          </w:rPr>
-          <w:rPr>
-            <w:color w:val="0000EE"/>
-            <w:u w:val="single"/>
-          </w:rPr>
-          <w:t>Jeremias 43</w:t>
-        </w:r>
-      </w:hyperlink>
+      <w:r>
+        <w:rPr>
+          <w:lang w:val="pt_PT" w:bidi="pt_PT"/>
+        </w:rPr>
+        <w:t>Jeremias 43</w:t>
+      </w:r>
       <w:r>
         <w:rPr>
           <w:lang w:val="pt_PT" w:bidi="pt_PT"/>
         </w:rPr>
         <w:t xml:space="preserve">; </w:t>
       </w:r>
-      <w:hyperlink r:id="rId40">
-        <w:r>
-          <w:rPr>
-            <w:lang w:val="pt_PT" w:bidi="pt_PT"/>
-          </w:rPr>
-          <w:rPr>
-            <w:color w:val="0000EE"/>
-            <w:u w:val="single"/>
-          </w:rPr>
-          <w:t>46.7–8</w:t>
-        </w:r>
-      </w:hyperlink>
+      <w:r>
+        <w:rPr>
+          <w:lang w:val="pt_PT" w:bidi="pt_PT"/>
+        </w:rPr>
+        <w:t>46.7–8</w:t>
+      </w:r>
       <w:r>
         <w:rPr>
           <w:lang w:val="pt_PT" w:bidi="pt_PT"/>
         </w:rPr>
         <w:t xml:space="preserve">; </w:t>
       </w:r>
-      <w:hyperlink r:id="rId41">
-        <w:r>
-          <w:rPr>
-            <w:lang w:val="pt_PT" w:bidi="pt_PT"/>
-          </w:rPr>
-          <w:rPr>
-            <w:color w:val="0000EE"/>
-            <w:u w:val="single"/>
-          </w:rPr>
-          <w:t>Ezequiel 29.1–21</w:t>
-        </w:r>
-      </w:hyperlink>
+      <w:r>
+        <w:rPr>
+          <w:lang w:val="pt_PT" w:bidi="pt_PT"/>
+        </w:rPr>
+        <w:t>Ezequiel 29.1–21</w:t>
+      </w:r>
       <w:r>
         <w:rPr>
           <w:lang w:val="pt_PT" w:bidi="pt_PT"/>
         </w:rPr>
         <w:t xml:space="preserve">; </w:t>
       </w:r>
-      <w:hyperlink r:id="rId42">
-        <w:r>
-          <w:rPr>
-            <w:lang w:val="pt_PT" w:bidi="pt_PT"/>
-          </w:rPr>
-          <w:rPr>
-            <w:color w:val="0000EE"/>
-            <w:u w:val="single"/>
-          </w:rPr>
-          <w:t>Amós 8.8</w:t>
-        </w:r>
-      </w:hyperlink>
+      <w:r>
+        <w:rPr>
+          <w:lang w:val="pt_PT" w:bidi="pt_PT"/>
+        </w:rPr>
+        <w:t>Amós 8.8</w:t>
+      </w:r>
       <w:r>
         <w:rPr>
           <w:lang w:val="pt_PT" w:bidi="pt_PT"/>
         </w:rPr>
         <w:t xml:space="preserve">; </w:t>
       </w:r>
-      <w:hyperlink r:id="rId43">
-        <w:r>
-          <w:rPr>
-            <w:lang w:val="pt_PT" w:bidi="pt_PT"/>
-          </w:rPr>
-          <w:rPr>
-            <w:color w:val="0000EE"/>
-            <w:u w:val="single"/>
-          </w:rPr>
-          <w:t>9.5</w:t>
-        </w:r>
-      </w:hyperlink>
+      <w:r>
+        <w:rPr>
+          <w:lang w:val="pt_PT" w:bidi="pt_PT"/>
+        </w:rPr>
+        <w:t>9.5</w:t>
+      </w:r>
       <w:r>
         <w:rPr>
           <w:lang w:val="pt_PT" w:bidi="pt_PT"/>
         </w:rPr>
         <w:t xml:space="preserve">; </w:t>
       </w:r>
-      <w:hyperlink r:id="rId44">
-        <w:r>
-          <w:rPr>
-            <w:lang w:val="pt_PT" w:bidi="pt_PT"/>
-          </w:rPr>
-          <w:rPr>
-            <w:color w:val="0000EE"/>
-            <w:u w:val="single"/>
-          </w:rPr>
-          <w:t>Zacarias 10.11</w:t>
-        </w:r>
-      </w:hyperlink>
+      <w:r>
+        <w:rPr>
+          <w:lang w:val="pt_PT" w:bidi="pt_PT"/>
+        </w:rPr>
+        <w:t>Zacarias 10.11</w:t>
+      </w:r>
       <w:r>
         <w:rPr>
           <w:lang w:val="pt_PT" w:bidi="pt_PT"/>
         </w:rPr>
         <w:t xml:space="preserve">; </w:t>
       </w:r>
-      <w:hyperlink r:id="rId35">
-        <w:r>
-          <w:rPr>
-            <w:lang w:val="pt_PT" w:bidi="pt_PT"/>
-          </w:rPr>
-          <w:rPr>
-            <w:color w:val="0000EE"/>
-            <w:u w:val="single"/>
-          </w:rPr>
-          <w:t>Mateus 2.13–23</w:t>
-        </w:r>
-      </w:hyperlink>
+      <w:r>
+        <w:rPr>
+          <w:lang w:val="pt_PT" w:bidi="pt_PT"/>
+        </w:rPr>
+        <w:t>Mateus 2.13–23</w:t>
+      </w:r>
       <w:r>
         <w:rPr>
           <w:lang w:val="pt_PT" w:bidi="pt_PT"/>
@@ -1163,54 +947,36 @@
         </w:rPr>
         <w:t>Eleazar era o terceiro filho de Arão, o primeiro sumo sacerdote (</w:t>
       </w:r>
-      <w:hyperlink r:id="rId45">
-        <w:r>
-          <w:rPr>
-            <w:lang w:val="pt_PT" w:bidi="pt_PT"/>
-          </w:rPr>
-          <w:rPr>
-            <w:color w:val="0000EE"/>
-            <w:u w:val="single"/>
-          </w:rPr>
-          <w:t>Êx 6.23</w:t>
-        </w:r>
-      </w:hyperlink>
+      <w:r>
+        <w:rPr>
+          <w:lang w:val="pt_PT" w:bidi="pt_PT"/>
+        </w:rPr>
+        <w:t>Êx 6.23</w:t>
+      </w:r>
       <w:r>
         <w:rPr>
           <w:lang w:val="pt_PT" w:bidi="pt_PT"/>
         </w:rPr>
         <w:t>). Os dois irmãos mais velhos de Eleazar, Nadabe e Abiú, irritaram Deus ao oferecer incenso de maneira diferente do que Ele havia ordenado (</w:t>
       </w:r>
-      <w:hyperlink r:id="rId46">
-        <w:r>
-          <w:rPr>
-            <w:lang w:val="pt_PT" w:bidi="pt_PT"/>
-          </w:rPr>
-          <w:rPr>
-            <w:color w:val="0000EE"/>
-            <w:u w:val="single"/>
-          </w:rPr>
-          <w:t>Lv 10.1–7</w:t>
-        </w:r>
-      </w:hyperlink>
+      <w:r>
+        <w:rPr>
+          <w:lang w:val="pt_PT" w:bidi="pt_PT"/>
+        </w:rPr>
+        <w:t>Lv 10.1–7</w:t>
+      </w:r>
       <w:r>
         <w:rPr>
           <w:lang w:val="pt_PT" w:bidi="pt_PT"/>
         </w:rPr>
         <w:t>). Por terem desobedecido, Deus os matou. Sendo o próximo filho mais velho, Eleazar estava na linha para se tornar sumo sacerdote. Ele desempenhou funções sacerdotais durante a vida de seu pai e ajudou seu pai e Moisés quando alguns levitas se rebelaram, buscando status igual ao da família sacerdotal de Arão (</w:t>
       </w:r>
-      <w:hyperlink r:id="rId47">
-        <w:r>
-          <w:rPr>
-            <w:lang w:val="pt_PT" w:bidi="pt_PT"/>
-          </w:rPr>
-          <w:rPr>
-            <w:color w:val="0000EE"/>
-            <w:u w:val="single"/>
-          </w:rPr>
-          <w:t>Nm 16.36–40</w:t>
-        </w:r>
-      </w:hyperlink>
+      <w:r>
+        <w:rPr>
+          <w:lang w:val="pt_PT" w:bidi="pt_PT"/>
+        </w:rPr>
+        <w:t>Nm 16.36–40</w:t>
+      </w:r>
       <w:r>
         <w:rPr>
           <w:lang w:val="pt_PT" w:bidi="pt_PT"/>
@@ -1231,36 +997,24 @@
         </w:rPr>
         <w:t>Arão morreu no deserto pouco antes de os israelitas entrarem na Terra Prometida. Ele não pôde entrar porque ele e Moisés desobedeceram a Deus ao ferir a rocha em Meribá (</w:t>
       </w:r>
-      <w:hyperlink r:id="rId48">
-        <w:r>
-          <w:rPr>
-            <w:lang w:val="pt_PT" w:bidi="pt_PT"/>
-          </w:rPr>
-          <w:rPr>
-            <w:color w:val="0000EE"/>
-            <w:u w:val="single"/>
-          </w:rPr>
-          <w:t>Nm 20.1–13</w:t>
-        </w:r>
-      </w:hyperlink>
+      <w:r>
+        <w:rPr>
+          <w:lang w:val="pt_PT" w:bidi="pt_PT"/>
+        </w:rPr>
+        <w:t>Nm 20.1–13</w:t>
+      </w:r>
       <w:r>
         <w:rPr>
           <w:lang w:val="pt_PT" w:bidi="pt_PT"/>
         </w:rPr>
         <w:t>). Antes de Arão morrer, ele, Moisés e Eleazar subiram ao Monte Hor. Lá, Moisés tirou as vestes sacerdotais de Arão e as deu a seu filho (</w:t>
       </w:r>
-      <w:hyperlink r:id="rId49">
-        <w:r>
-          <w:rPr>
-            <w:lang w:val="pt_PT" w:bidi="pt_PT"/>
-          </w:rPr>
-          <w:rPr>
-            <w:color w:val="0000EE"/>
-            <w:u w:val="single"/>
-          </w:rPr>
-          <w:t>Nm 20.22–29</w:t>
-        </w:r>
-      </w:hyperlink>
+      <w:r>
+        <w:rPr>
+          <w:lang w:val="pt_PT" w:bidi="pt_PT"/>
+        </w:rPr>
+        <w:t>Nm 20.22–29</w:t>
+      </w:r>
       <w:r>
         <w:rPr>
           <w:lang w:val="pt_PT" w:bidi="pt_PT"/>
@@ -1281,36 +1035,24 @@
         </w:rPr>
         <w:t>Depois disso, Eleazar serviu como sumo sacerdote pelo restante de sua vida, inclusive durante o período em que os israelitas tomaram posse da terra de Canaã. Quando chegou a hora de dividir a terra entre as tribos, Eleazar e Josué usaram lançamento de sorte sagradas para decidir onde cada tribo se estabeleceria (</w:t>
       </w:r>
-      <w:hyperlink r:id="rId50">
-        <w:r>
-          <w:rPr>
-            <w:lang w:val="pt_PT" w:bidi="pt_PT"/>
-          </w:rPr>
-          <w:rPr>
-            <w:color w:val="0000EE"/>
-            <w:u w:val="single"/>
-          </w:rPr>
-          <w:t>Js 14.1–5</w:t>
-        </w:r>
-      </w:hyperlink>
+      <w:r>
+        <w:rPr>
+          <w:lang w:val="pt_PT" w:bidi="pt_PT"/>
+        </w:rPr>
+        <w:t>Js 14.1–5</w:t>
+      </w:r>
       <w:r>
         <w:rPr>
           <w:lang w:val="pt_PT" w:bidi="pt_PT"/>
         </w:rPr>
         <w:t>). Quando Eleazar morreu, seu filho Fineias tornou-se sumo sacerdote. Fineias havia demonstrado sua fidelidade à aliança quando Israel começou a adorar os deuses de Moabe (</w:t>
       </w:r>
-      <w:hyperlink r:id="rId51">
-        <w:r>
-          <w:rPr>
-            <w:lang w:val="pt_PT" w:bidi="pt_PT"/>
-          </w:rPr>
-          <w:rPr>
-            <w:color w:val="0000EE"/>
-            <w:u w:val="single"/>
-          </w:rPr>
-          <w:t>Nm 25</w:t>
-        </w:r>
-      </w:hyperlink>
+      <w:r>
+        <w:rPr>
+          <w:lang w:val="pt_PT" w:bidi="pt_PT"/>
+        </w:rPr>
+        <w:t>Nm 25</w:t>
+      </w:r>
       <w:r>
         <w:rPr>
           <w:lang w:val="pt_PT" w:bidi="pt_PT"/>
@@ -1335,72 +1077,48 @@
         </w:rPr>
         <w:t>Zadoque, o sacerdote fiel que substituiu Abiatar (</w:t>
       </w:r>
-      <w:hyperlink r:id="rId52">
-        <w:r>
-          <w:rPr>
-            <w:lang w:val="pt_PT" w:bidi="pt_PT"/>
-          </w:rPr>
-          <w:rPr>
-            <w:color w:val="0000EE"/>
-            <w:u w:val="single"/>
-          </w:rPr>
-          <w:t>1Rs 2.26–27</w:t>
-        </w:r>
-      </w:hyperlink>
+      <w:r>
+        <w:rPr>
+          <w:lang w:val="pt_PT" w:bidi="pt_PT"/>
+        </w:rPr>
+        <w:t>1Rs 2.26–27</w:t>
+      </w:r>
       <w:r>
         <w:rPr>
           <w:lang w:val="pt_PT" w:bidi="pt_PT"/>
         </w:rPr>
         <w:t>,</w:t>
       </w:r>
-      <w:hyperlink r:id="rId53">
-        <w:r>
-          <w:rPr>
-            <w:lang w:val="pt_PT" w:bidi="pt_PT"/>
-          </w:rPr>
-          <w:rPr>
-            <w:color w:val="0000EE"/>
-            <w:u w:val="single"/>
-          </w:rPr>
-          <w:t>35</w:t>
-        </w:r>
-      </w:hyperlink>
+      <w:r>
+        <w:rPr>
+          <w:lang w:val="pt_PT" w:bidi="pt_PT"/>
+        </w:rPr>
+        <w:t>35</w:t>
+      </w:r>
       <w:r>
         <w:rPr>
           <w:lang w:val="pt_PT" w:bidi="pt_PT"/>
         </w:rPr>
         <w:t xml:space="preserve">; veja </w:t>
       </w:r>
-      <w:hyperlink r:id="rId54">
-        <w:r>
-          <w:rPr>
-            <w:lang w:val="pt_PT" w:bidi="pt_PT"/>
-          </w:rPr>
-          <w:rPr>
-            <w:color w:val="0000EE"/>
-            <w:u w:val="single"/>
-          </w:rPr>
-          <w:t>1Cr 6.3–8</w:t>
-        </w:r>
-      </w:hyperlink>
+      <w:r>
+        <w:rPr>
+          <w:lang w:val="pt_PT" w:bidi="pt_PT"/>
+        </w:rPr>
+        <w:t>1Cr 6.3–8</w:t>
+      </w:r>
       <w:r>
         <w:rPr>
           <w:lang w:val="pt_PT" w:bidi="pt_PT"/>
         </w:rPr>
         <w:t>,</w:t>
       </w:r>
-      <w:hyperlink r:id="rId55">
-        <w:r>
-          <w:rPr>
-            <w:lang w:val="pt_PT" w:bidi="pt_PT"/>
-          </w:rPr>
-          <w:rPr>
-            <w:color w:val="0000EE"/>
-            <w:u w:val="single"/>
-          </w:rPr>
-          <w:t>50–53</w:t>
-        </w:r>
-      </w:hyperlink>
+      <w:r>
+        <w:rPr>
+          <w:lang w:val="pt_PT" w:bidi="pt_PT"/>
+        </w:rPr>
+        <w:t>50–53</w:t>
+      </w:r>
       <w:r>
         <w:rPr>
           <w:lang w:val="pt_PT" w:bidi="pt_PT"/>
@@ -1425,18 +1143,12 @@
         </w:rPr>
         <w:t xml:space="preserve">Esdras, que desempenhou um papel fundamental na reconstrução da Judeia após o Exílio (veja </w:t>
       </w:r>
-      <w:hyperlink r:id="rId56">
-        <w:r>
-          <w:rPr>
-            <w:lang w:val="pt_PT" w:bidi="pt_PT"/>
-          </w:rPr>
-          <w:rPr>
-            <w:color w:val="0000EE"/>
-            <w:u w:val="single"/>
-          </w:rPr>
-          <w:t>Ed 7.1–5</w:t>
-        </w:r>
-      </w:hyperlink>
+      <w:r>
+        <w:rPr>
+          <w:lang w:val="pt_PT" w:bidi="pt_PT"/>
+        </w:rPr>
+        <w:t>Ed 7.1–5</w:t>
+      </w:r>
       <w:r>
         <w:rPr>
           <w:lang w:val="pt_PT" w:bidi="pt_PT"/>
@@ -1457,18 +1169,12 @@
         </w:rPr>
         <w:t>No templo ideal de Ezequiel, apenas os descendentes de Eleazar através de Zadoque teriam permissão para servir (</w:t>
       </w:r>
-      <w:hyperlink r:id="rId57">
-        <w:r>
-          <w:rPr>
-            <w:lang w:val="pt_PT" w:bidi="pt_PT"/>
-          </w:rPr>
-          <w:rPr>
-            <w:color w:val="0000EE"/>
-            <w:u w:val="single"/>
-          </w:rPr>
-          <w:t>Ez 44.15</w:t>
-        </w:r>
-      </w:hyperlink>
+      <w:r>
+        <w:rPr>
+          <w:lang w:val="pt_PT" w:bidi="pt_PT"/>
+        </w:rPr>
+        <w:t>Ez 44.15</w:t>
+      </w:r>
       <w:r>
         <w:rPr>
           <w:lang w:val="pt_PT" w:bidi="pt_PT"/>
@@ -1498,126 +1204,84 @@
           <w:lang w:val="pt_PT" w:bidi="pt_PT"/>
         </w:rPr>
       </w:r>
-      <w:hyperlink r:id="rId58">
-        <w:r>
-          <w:rPr>
-            <w:lang w:val="pt_PT" w:bidi="pt_PT"/>
-          </w:rPr>
-          <w:rPr>
-            <w:color w:val="0000EE"/>
-            <w:u w:val="single"/>
-          </w:rPr>
-          <w:t>Êxodo 6.23–25</w:t>
-        </w:r>
-      </w:hyperlink>
+      <w:r>
+        <w:rPr>
+          <w:lang w:val="pt_PT" w:bidi="pt_PT"/>
+        </w:rPr>
+        <w:t>Êxodo 6.23–25</w:t>
+      </w:r>
       <w:r>
         <w:rPr>
           <w:lang w:val="pt_PT" w:bidi="pt_PT"/>
         </w:rPr>
         <w:t xml:space="preserve">; </w:t>
       </w:r>
-      <w:hyperlink r:id="rId59">
-        <w:r>
-          <w:rPr>
-            <w:lang w:val="pt_PT" w:bidi="pt_PT"/>
-          </w:rPr>
-          <w:rPr>
-            <w:color w:val="0000EE"/>
-            <w:u w:val="single"/>
-          </w:rPr>
-          <w:t>Levítico 10.6–7</w:t>
-        </w:r>
-      </w:hyperlink>
+      <w:r>
+        <w:rPr>
+          <w:lang w:val="pt_PT" w:bidi="pt_PT"/>
+        </w:rPr>
+        <w:t>Levítico 10.6–7</w:t>
+      </w:r>
       <w:r>
         <w:rPr>
           <w:lang w:val="pt_PT" w:bidi="pt_PT"/>
         </w:rPr>
         <w:t xml:space="preserve">; </w:t>
       </w:r>
-      <w:hyperlink r:id="rId60">
-        <w:r>
-          <w:rPr>
-            <w:lang w:val="pt_PT" w:bidi="pt_PT"/>
-          </w:rPr>
-          <w:rPr>
-            <w:color w:val="0000EE"/>
-            <w:u w:val="single"/>
-          </w:rPr>
-          <w:t>N 3.1–4</w:t>
-        </w:r>
-      </w:hyperlink>
+      <w:r>
+        <w:rPr>
+          <w:lang w:val="pt_PT" w:bidi="pt_PT"/>
+        </w:rPr>
+        <w:t>N 3.1–4</w:t>
+      </w:r>
       <w:r>
         <w:rPr>
           <w:lang w:val="pt_PT" w:bidi="pt_PT"/>
         </w:rPr>
         <w:t xml:space="preserve">; </w:t>
       </w:r>
-      <w:hyperlink r:id="rId47">
-        <w:r>
-          <w:rPr>
-            <w:lang w:val="pt_PT" w:bidi="pt_PT"/>
-          </w:rPr>
-          <w:rPr>
-            <w:color w:val="0000EE"/>
-            <w:u w:val="single"/>
-          </w:rPr>
-          <w:t>Números 16.36–40</w:t>
-        </w:r>
-      </w:hyperlink>
+      <w:r>
+        <w:rPr>
+          <w:lang w:val="pt_PT" w:bidi="pt_PT"/>
+        </w:rPr>
+        <w:t>Números 16.36–40</w:t>
+      </w:r>
       <w:r>
         <w:rPr>
           <w:lang w:val="pt_PT" w:bidi="pt_PT"/>
         </w:rPr>
         <w:t xml:space="preserve">; </w:t>
       </w:r>
-      <w:hyperlink r:id="rId61">
-        <w:r>
-          <w:rPr>
-            <w:lang w:val="pt_PT" w:bidi="pt_PT"/>
-          </w:rPr>
-          <w:rPr>
-            <w:color w:val="0000EE"/>
-            <w:u w:val="single"/>
-          </w:rPr>
-          <w:t>Números 20.22–26</w:t>
-        </w:r>
-      </w:hyperlink>
+      <w:r>
+        <w:rPr>
+          <w:lang w:val="pt_PT" w:bidi="pt_PT"/>
+        </w:rPr>
+        <w:t>Números 20.22–26</w:t>
+      </w:r>
       <w:r>
         <w:rPr>
           <w:lang w:val="pt_PT" w:bidi="pt_PT"/>
         </w:rPr>
         <w:t xml:space="preserve">; </w:t>
       </w:r>
-      <w:hyperlink r:id="rId62">
-        <w:r>
-          <w:rPr>
-            <w:lang w:val="pt_PT" w:bidi="pt_PT"/>
-          </w:rPr>
-          <w:rPr>
-            <w:color w:val="0000EE"/>
-            <w:u w:val="single"/>
-          </w:rPr>
-          <w:t>Números 26.1–4</w:t>
-        </w:r>
-      </w:hyperlink>
+      <w:r>
+        <w:rPr>
+          <w:lang w:val="pt_PT" w:bidi="pt_PT"/>
+        </w:rPr>
+        <w:t>Números 26.1–4</w:t>
+      </w:r>
       <w:r>
         <w:rPr>
           <w:lang w:val="pt_PT" w:bidi="pt_PT"/>
         </w:rPr>
         <w:t xml:space="preserve">; </w:t>
       </w:r>
-      <w:hyperlink r:id="rId63">
-        <w:r>
-          <w:rPr>
-            <w:lang w:val="pt_PT" w:bidi="pt_PT"/>
-          </w:rPr>
-          <w:rPr>
-            <w:color w:val="0000EE"/>
-            <w:u w:val="single"/>
-          </w:rPr>
-          <w:t>Josué 14.1</w:t>
-        </w:r>
-      </w:hyperlink>
+      <w:r>
+        <w:rPr>
+          <w:lang w:val="pt_PT" w:bidi="pt_PT"/>
+        </w:rPr>
+        <w:t>Josué 14.1</w:t>
+      </w:r>
       <w:r>
         <w:rPr>
           <w:lang w:val="pt_PT" w:bidi="pt_PT"/>
@@ -1666,54 +1330,36 @@
         </w:rPr>
         <w:t xml:space="preserve">Eli era o sumo sacerdote de Israel no tabernáculo em Siló, o local central de adoração durante o tempo dos juízes. Eli provavelmente descendia de Itamar, o filho mais novo de Arão (veja </w:t>
       </w:r>
-      <w:hyperlink r:id="rId64">
-        <w:r>
-          <w:rPr>
-            <w:lang w:val="pt_PT" w:bidi="pt_PT"/>
-          </w:rPr>
-          <w:rPr>
-            <w:color w:val="0000EE"/>
-            <w:u w:val="single"/>
-          </w:rPr>
-          <w:t>1Rs 2.27</w:t>
-        </w:r>
-      </w:hyperlink>
+      <w:r>
+        <w:rPr>
+          <w:lang w:val="pt_PT" w:bidi="pt_PT"/>
+        </w:rPr>
+        <w:t>1Rs 2.27</w:t>
+      </w:r>
       <w:r>
         <w:rPr>
           <w:lang w:val="pt_PT" w:bidi="pt_PT"/>
         </w:rPr>
         <w:t xml:space="preserve">; </w:t>
       </w:r>
-      <w:hyperlink r:id="rId65">
-        <w:r>
-          <w:rPr>
-            <w:lang w:val="pt_PT" w:bidi="pt_PT"/>
-          </w:rPr>
-          <w:rPr>
-            <w:color w:val="0000EE"/>
-            <w:u w:val="single"/>
-          </w:rPr>
-          <w:t>1Cr 18.16</w:t>
-        </w:r>
-      </w:hyperlink>
+      <w:r>
+        <w:rPr>
+          <w:lang w:val="pt_PT" w:bidi="pt_PT"/>
+        </w:rPr>
+        <w:t>1Cr 18.16</w:t>
+      </w:r>
       <w:r>
         <w:rPr>
           <w:lang w:val="pt_PT" w:bidi="pt_PT"/>
         </w:rPr>
         <w:t xml:space="preserve">; </w:t>
       </w:r>
-      <w:hyperlink r:id="rId66">
-        <w:r>
-          <w:rPr>
-            <w:lang w:val="pt_PT" w:bidi="pt_PT"/>
-          </w:rPr>
-          <w:rPr>
-            <w:color w:val="0000EE"/>
-            <w:u w:val="single"/>
-          </w:rPr>
-          <w:t>24.3</w:t>
-        </w:r>
-      </w:hyperlink>
+      <w:r>
+        <w:rPr>
+          <w:lang w:val="pt_PT" w:bidi="pt_PT"/>
+        </w:rPr>
+        <w:t>24.3</w:t>
+      </w:r>
       <w:r>
         <w:rPr>
           <w:lang w:val="pt_PT" w:bidi="pt_PT"/>
@@ -1748,72 +1394,48 @@
         </w:rPr>
         <w:t>Samuel ganhou favor com diante do Senhor e do povo (</w:t>
       </w:r>
-      <w:hyperlink r:id="rId67">
-        <w:r>
-          <w:rPr>
-            <w:lang w:val="pt_PT" w:bidi="pt_PT"/>
-          </w:rPr>
-          <w:rPr>
-            <w:color w:val="0000EE"/>
-            <w:u w:val="single"/>
-          </w:rPr>
-          <w:t>1Sm 2.26</w:t>
-        </w:r>
-      </w:hyperlink>
+      <w:r>
+        <w:rPr>
+          <w:lang w:val="pt_PT" w:bidi="pt_PT"/>
+        </w:rPr>
+        <w:t>1Sm 2.26</w:t>
+      </w:r>
       <w:r>
         <w:rPr>
           <w:lang w:val="pt_PT" w:bidi="pt_PT"/>
         </w:rPr>
         <w:t>). Mas os filhos de Eli eram desrespeitosos e desonestos (</w:t>
       </w:r>
-      <w:hyperlink r:id="rId68">
-        <w:r>
-          <w:rPr>
-            <w:lang w:val="pt_PT" w:bidi="pt_PT"/>
-          </w:rPr>
-          <w:rPr>
-            <w:color w:val="0000EE"/>
-            <w:u w:val="single"/>
-          </w:rPr>
-          <w:t>1Sm 2.12</w:t>
-        </w:r>
-      </w:hyperlink>
+      <w:r>
+        <w:rPr>
+          <w:lang w:val="pt_PT" w:bidi="pt_PT"/>
+        </w:rPr>
+        <w:t>1Sm 2.12</w:t>
+      </w:r>
       <w:r>
         <w:rPr>
           <w:lang w:val="pt_PT" w:bidi="pt_PT"/>
         </w:rPr>
         <w:t>). Eles roubavam das ofertas e seduziam mulheres que serviam no tabernáculo. Quando Eli os repreendeu, eles o ignoraram. Deus enviou um profeta para criticar a fraqueza de Eli e os erros de seus filhos, anunciando que removeria o sacerdócio da família de Eli (</w:t>
       </w:r>
-      <w:hyperlink r:id="rId69">
-        <w:r>
-          <w:rPr>
-            <w:lang w:val="pt_PT" w:bidi="pt_PT"/>
-          </w:rPr>
-          <w:rPr>
-            <w:color w:val="0000EE"/>
-            <w:u w:val="single"/>
-          </w:rPr>
-          <w:t>1Sm 2.27–36</w:t>
-        </w:r>
-      </w:hyperlink>
+      <w:r>
+        <w:rPr>
+          <w:lang w:val="pt_PT" w:bidi="pt_PT"/>
+        </w:rPr>
+        <w:t>1Sm 2.27–36</w:t>
+      </w:r>
       <w:r>
         <w:rPr>
           <w:lang w:val="pt_PT" w:bidi="pt_PT"/>
         </w:rPr>
         <w:t>). Esta mensagem foi confirmada quando Deus falou a Samuel uma noite, dizendo-lhe que em breve puniria a família de Eli (</w:t>
       </w:r>
-      <w:hyperlink r:id="rId70">
-        <w:r>
-          <w:rPr>
-            <w:lang w:val="pt_PT" w:bidi="pt_PT"/>
-          </w:rPr>
-          <w:rPr>
-            <w:color w:val="0000EE"/>
-            <w:u w:val="single"/>
-          </w:rPr>
-          <w:t>1Sm 3.1–14</w:t>
-        </w:r>
-      </w:hyperlink>
+      <w:r>
+        <w:rPr>
+          <w:lang w:val="pt_PT" w:bidi="pt_PT"/>
+        </w:rPr>
+        <w:t>1Sm 3.1–14</w:t>
+      </w:r>
       <w:r>
         <w:rPr>
           <w:lang w:val="pt_PT" w:bidi="pt_PT"/>
@@ -1834,54 +1456,36 @@
         </w:rPr>
         <w:t>Pouco depois, o exército de Israel perdeu uma batalha para os filisteus, a Arca da Aliança foi capturada, e os filhos de Eli morreram (</w:t>
       </w:r>
-      <w:hyperlink r:id="rId71">
-        <w:r>
-          <w:rPr>
-            <w:lang w:val="pt_PT" w:bidi="pt_PT"/>
-          </w:rPr>
-          <w:rPr>
-            <w:color w:val="0000EE"/>
-            <w:u w:val="single"/>
-          </w:rPr>
-          <w:t>1Sm 4.1–11</w:t>
-        </w:r>
-      </w:hyperlink>
+      <w:r>
+        <w:rPr>
+          <w:lang w:val="pt_PT" w:bidi="pt_PT"/>
+        </w:rPr>
+        <w:t>1Sm 4.1–11</w:t>
+      </w:r>
       <w:r>
         <w:rPr>
           <w:lang w:val="pt_PT" w:bidi="pt_PT"/>
         </w:rPr>
         <w:t>). Quando Eli, que tinha noventa e oito anos, ouviu a notícia, ele caiu para trás, quebrou o pescoço e morreu (</w:t>
       </w:r>
-      <w:hyperlink r:id="rId72">
-        <w:r>
-          <w:rPr>
-            <w:lang w:val="pt_PT" w:bidi="pt_PT"/>
-          </w:rPr>
-          <w:rPr>
-            <w:color w:val="0000EE"/>
-            <w:u w:val="single"/>
-          </w:rPr>
-          <w:t>1Sm 4.12–18</w:t>
-        </w:r>
-      </w:hyperlink>
+      <w:r>
+        <w:rPr>
+          <w:lang w:val="pt_PT" w:bidi="pt_PT"/>
+        </w:rPr>
+        <w:t>1Sm 4.12–18</w:t>
+      </w:r>
       <w:r>
         <w:rPr>
           <w:lang w:val="pt_PT" w:bidi="pt_PT"/>
         </w:rPr>
         <w:t>). Sua nora entrou em trabalho de parto e morreu ao dar à luz o neto de Eli, chamado Icabô (que significa "onde está a glória?"), porque a glória havia deixado Israel (</w:t>
       </w:r>
-      <w:hyperlink r:id="rId73">
-        <w:r>
-          <w:rPr>
-            <w:lang w:val="pt_PT" w:bidi="pt_PT"/>
-          </w:rPr>
-          <w:rPr>
-            <w:color w:val="0000EE"/>
-            <w:u w:val="single"/>
-          </w:rPr>
-          <w:t>1Sm 4.19–22</w:t>
-        </w:r>
-      </w:hyperlink>
+      <w:r>
+        <w:rPr>
+          <w:lang w:val="pt_PT" w:bidi="pt_PT"/>
+        </w:rPr>
+        <w:t>1Sm 4.19–22</w:t>
+      </w:r>
       <w:r>
         <w:rPr>
           <w:lang w:val="pt_PT" w:bidi="pt_PT"/>
@@ -1902,18 +1506,12 @@
         </w:rPr>
         <w:t>A família de Eli continuou servindo como sacerdotes até a morte do rei Davi. Abiatar foi o último dos descendentes de Eli a servir como sumo sacerdote. Salomão removeu Abiatar do sacerdócio porque ele havia apoiado Adonias, que tentou se tornar rei em vez de Salomão. Salomão então nomeou Zadoque como sumo sacerdote (</w:t>
       </w:r>
-      <w:hyperlink r:id="rId64">
-        <w:r>
-          <w:rPr>
-            <w:lang w:val="pt_PT" w:bidi="pt_PT"/>
-          </w:rPr>
-          <w:rPr>
-            <w:color w:val="0000EE"/>
-            <w:u w:val="single"/>
-          </w:rPr>
-          <w:t>1Rs 2.27</w:t>
-        </w:r>
-      </w:hyperlink>
+      <w:r>
+        <w:rPr>
+          <w:lang w:val="pt_PT" w:bidi="pt_PT"/>
+        </w:rPr>
+        <w:t>1Rs 2.27</w:t>
+      </w:r>
       <w:r>
         <w:rPr>
           <w:lang w:val="pt_PT" w:bidi="pt_PT"/>
@@ -1943,72 +1541,48 @@
           <w:lang w:val="pt_PT" w:bidi="pt_PT"/>
         </w:rPr>
       </w:r>
-      <w:hyperlink r:id="rId74">
-        <w:r>
-          <w:rPr>
-            <w:lang w:val="pt_PT" w:bidi="pt_PT"/>
-          </w:rPr>
-          <w:rPr>
-            <w:color w:val="0000EE"/>
-            <w:u w:val="single"/>
-          </w:rPr>
-          <w:t>1 Samuel 1.9–18</w:t>
-        </w:r>
-      </w:hyperlink>
+      <w:r>
+        <w:rPr>
+          <w:lang w:val="pt_PT" w:bidi="pt_PT"/>
+        </w:rPr>
+        <w:t>1 Samuel 1.9–18</w:t>
+      </w:r>
       <w:r>
         <w:rPr>
           <w:lang w:val="pt_PT" w:bidi="pt_PT"/>
         </w:rPr>
         <w:t>,</w:t>
       </w:r>
-      <w:hyperlink r:id="rId75">
-        <w:r>
-          <w:rPr>
-            <w:lang w:val="pt_PT" w:bidi="pt_PT"/>
-          </w:rPr>
-          <w:rPr>
-            <w:color w:val="0000EE"/>
-            <w:u w:val="single"/>
-          </w:rPr>
-          <w:t>25–28</w:t>
-        </w:r>
-      </w:hyperlink>
+      <w:r>
+        <w:rPr>
+          <w:lang w:val="pt_PT" w:bidi="pt_PT"/>
+        </w:rPr>
+        <w:t>25–28</w:t>
+      </w:r>
       <w:r>
         <w:rPr>
           <w:lang w:val="pt_PT" w:bidi="pt_PT"/>
         </w:rPr>
         <w:t xml:space="preserve">; </w:t>
       </w:r>
-      <w:hyperlink r:id="rId76">
-        <w:r>
-          <w:rPr>
-            <w:lang w:val="pt_PT" w:bidi="pt_PT"/>
-          </w:rPr>
-          <w:rPr>
-            <w:color w:val="0000EE"/>
-            <w:u w:val="single"/>
-          </w:rPr>
-          <w:t>2.11–4.22</w:t>
-        </w:r>
-      </w:hyperlink>
+      <w:r>
+        <w:rPr>
+          <w:lang w:val="pt_PT" w:bidi="pt_PT"/>
+        </w:rPr>
+        <w:t>2.11–4.22</w:t>
+      </w:r>
       <w:r>
         <w:rPr>
           <w:lang w:val="pt_PT" w:bidi="pt_PT"/>
         </w:rPr>
         <w:t xml:space="preserve">; </w:t>
       </w:r>
-      <w:hyperlink r:id="rId64">
-        <w:r>
-          <w:rPr>
-            <w:lang w:val="pt_PT" w:bidi="pt_PT"/>
-          </w:rPr>
-          <w:rPr>
-            <w:color w:val="0000EE"/>
-            <w:u w:val="single"/>
-          </w:rPr>
-          <w:t>1 Reis 2.27</w:t>
-        </w:r>
-      </w:hyperlink>
+      <w:r>
+        <w:rPr>
+          <w:lang w:val="pt_PT" w:bidi="pt_PT"/>
+        </w:rPr>
+        <w:t>1 Reis 2.27</w:t>
+      </w:r>
       <w:r>
         <w:rPr>
           <w:lang w:val="pt_PT" w:bidi="pt_PT"/>
@@ -2071,36 +1645,24 @@
         </w:rPr>
         <w:t>Sob o governo de Acabe e Jezabel, Israel começou a adorar Baal, um deus cananeu da fertilidade, tempestades e chuva. Como resultado, Deus enviou uma seca para Israel (</w:t>
       </w:r>
-      <w:hyperlink r:id="rId77">
-        <w:r>
-          <w:rPr>
-            <w:lang w:val="pt_PT" w:bidi="pt_PT"/>
-          </w:rPr>
-          <w:rPr>
-            <w:color w:val="0000EE"/>
-            <w:u w:val="single"/>
-          </w:rPr>
-          <w:t>1Rs 17.1</w:t>
-        </w:r>
-      </w:hyperlink>
+      <w:r>
+        <w:rPr>
+          <w:lang w:val="pt_PT" w:bidi="pt_PT"/>
+        </w:rPr>
+        <w:t>1Rs 17.1</w:t>
+      </w:r>
       <w:r>
         <w:rPr>
           <w:lang w:val="pt_PT" w:bidi="pt_PT"/>
         </w:rPr>
         <w:t>). Elias se escondeu até que a seca terminasse, e Deus cuidou dele. Durante esse tempo, ele ficou com uma viúva em Sarepta, uma cidade na região natal de Jezabel, Sidom. O filho da viúva morreu, mas Elias orou por ele, e ele voltou à vida (</w:t>
       </w:r>
-      <w:hyperlink r:id="rId78">
-        <w:r>
-          <w:rPr>
-            <w:lang w:val="pt_PT" w:bidi="pt_PT"/>
-          </w:rPr>
-          <w:rPr>
-            <w:color w:val="0000EE"/>
-            <w:u w:val="single"/>
-          </w:rPr>
-          <w:t>1Rs 17.8–24</w:t>
-        </w:r>
-      </w:hyperlink>
+      <w:r>
+        <w:rPr>
+          <w:lang w:val="pt_PT" w:bidi="pt_PT"/>
+        </w:rPr>
+        <w:t>1Rs 17.8–24</w:t>
+      </w:r>
       <w:r>
         <w:rPr>
           <w:lang w:val="pt_PT" w:bidi="pt_PT"/>
@@ -2121,36 +1683,24 @@
         </w:rPr>
         <w:t>No terceiro ano de seca, Elias desafiou os profetas de Baal para uma competição no Monte Carmelo, a fim de mostrar quem era o verdadeiro Deus (</w:t>
       </w:r>
-      <w:hyperlink r:id="rId79">
-        <w:r>
-          <w:rPr>
-            <w:lang w:val="pt_PT" w:bidi="pt_PT"/>
-          </w:rPr>
-          <w:rPr>
-            <w:color w:val="0000EE"/>
-            <w:u w:val="single"/>
-          </w:rPr>
-          <w:t>1Rs 18.1–40</w:t>
-        </w:r>
-      </w:hyperlink>
+      <w:r>
+        <w:rPr>
+          <w:lang w:val="pt_PT" w:bidi="pt_PT"/>
+        </w:rPr>
+        <w:t>1Rs 18.1–40</w:t>
+      </w:r>
       <w:r>
         <w:rPr>
           <w:lang w:val="pt_PT" w:bidi="pt_PT"/>
         </w:rPr>
         <w:t>). Os profetas de Baal invocaram Baal sem sucesso, tornando-se frenéticos para fazê-lo aparecer, enquanto Elias zombava deles. Quando chegou a vez de Elias, ele derramou água sobre seu sacrifício e fez uma oração simples e poderosa. O fogo imediatamente consumiu a oferta. Em resposta, o povo de Israel adorou o Senhor e, seguindo a direção de Elias, matou os profetas de Baal. Então Elias orou por chuva, e a seca terminou (</w:t>
       </w:r>
-      <w:hyperlink r:id="rId80">
-        <w:r>
-          <w:rPr>
-            <w:lang w:val="pt_PT" w:bidi="pt_PT"/>
-          </w:rPr>
-          <w:rPr>
-            <w:color w:val="0000EE"/>
-            <w:u w:val="single"/>
-          </w:rPr>
-          <w:t>1Rs 18.41–46</w:t>
-        </w:r>
-      </w:hyperlink>
+      <w:r>
+        <w:rPr>
+          <w:lang w:val="pt_PT" w:bidi="pt_PT"/>
+        </w:rPr>
+        <w:t>1Rs 18.41–46</w:t>
+      </w:r>
       <w:r>
         <w:rPr>
           <w:lang w:val="pt_PT" w:bidi="pt_PT"/>
@@ -2171,36 +1721,24 @@
         </w:rPr>
         <w:t>Apesar do grande poder de Deus, Acabe e Jezabel continuaram a enganar Israel. Jezabel estava furiosa porque seus profetas foram mortos (</w:t>
       </w:r>
-      <w:hyperlink r:id="rId81">
-        <w:r>
-          <w:rPr>
-            <w:lang w:val="pt_PT" w:bidi="pt_PT"/>
-          </w:rPr>
-          <w:rPr>
-            <w:color w:val="0000EE"/>
-            <w:u w:val="single"/>
-          </w:rPr>
-          <w:t>1Rs 19.1–2</w:t>
-        </w:r>
-      </w:hyperlink>
+      <w:r>
+        <w:rPr>
+          <w:lang w:val="pt_PT" w:bidi="pt_PT"/>
+        </w:rPr>
+        <w:t>1Rs 19.1–2</w:t>
+      </w:r>
       <w:r>
         <w:rPr>
           <w:lang w:val="pt_PT" w:bidi="pt_PT"/>
         </w:rPr>
         <w:t>). Ela ameaçou Elias, que fugiu para o deserto e pediu a Deus que acabasse com sua vida. Em vez disso, um anjo o alimentou até que ele chegasse ao Monte Sinai. Elias reclamou que era o único profeta restante e que sua vida estava em perigo. Deus o encorajou com uma voz suave, compartilhou boas-novas e o enviou de volta para servir (</w:t>
       </w:r>
-      <w:hyperlink r:id="rId82">
-        <w:r>
-          <w:rPr>
-            <w:lang w:val="pt_PT" w:bidi="pt_PT"/>
-          </w:rPr>
-          <w:rPr>
-            <w:color w:val="0000EE"/>
-            <w:u w:val="single"/>
-          </w:rPr>
-          <w:t>1Rs 19.3–18</w:t>
-        </w:r>
-      </w:hyperlink>
+      <w:r>
+        <w:rPr>
+          <w:lang w:val="pt_PT" w:bidi="pt_PT"/>
+        </w:rPr>
+        <w:t>1Rs 19.3–18</w:t>
+      </w:r>
       <w:r>
         <w:rPr>
           <w:lang w:val="pt_PT" w:bidi="pt_PT"/>
@@ -2221,54 +1759,36 @@
         </w:rPr>
         <w:t>Elias era muito dedicado ao verdadeiro Deus. Ele treinou um assistente chamado Eliseu. No final da vida de Elias na Terra, ele não morreu, mas foi levado ao céu em uma carruagem de fogo (</w:t>
       </w:r>
-      <w:hyperlink r:id="rId83">
-        <w:r>
-          <w:rPr>
-            <w:lang w:val="pt_PT" w:bidi="pt_PT"/>
-          </w:rPr>
-          <w:rPr>
-            <w:color w:val="0000EE"/>
-            <w:u w:val="single"/>
-          </w:rPr>
-          <w:t>2Rs 2.11–12</w:t>
-        </w:r>
-      </w:hyperlink>
+      <w:r>
+        <w:rPr>
+          <w:lang w:val="pt_PT" w:bidi="pt_PT"/>
+        </w:rPr>
+        <w:t>2Rs 2.11–12</w:t>
+      </w:r>
       <w:r>
         <w:rPr>
           <w:lang w:val="pt_PT" w:bidi="pt_PT"/>
         </w:rPr>
         <w:t xml:space="preserve">). Eliseu assumiu o papel de Elias como profeta e continuou a desafiar a adoração falsa em Israel (veja </w:t>
       </w:r>
-      <w:hyperlink r:id="rId84">
-        <w:r>
-          <w:rPr>
-            <w:lang w:val="pt_PT" w:bidi="pt_PT"/>
-          </w:rPr>
-          <w:rPr>
-            <w:color w:val="0000EE"/>
-            <w:u w:val="single"/>
-          </w:rPr>
-          <w:t>2Rs 2.1–9.13</w:t>
-        </w:r>
-      </w:hyperlink>
+      <w:r>
+        <w:rPr>
+          <w:lang w:val="pt_PT" w:bidi="pt_PT"/>
+        </w:rPr>
+        <w:t>2Rs 2.1–9.13</w:t>
+      </w:r>
       <w:r>
         <w:rPr>
           <w:lang w:val="pt_PT" w:bidi="pt_PT"/>
         </w:rPr>
         <w:t xml:space="preserve">; </w:t>
       </w:r>
-      <w:hyperlink r:id="rId85">
-        <w:r>
-          <w:rPr>
-            <w:lang w:val="pt_PT" w:bidi="pt_PT"/>
-          </w:rPr>
-          <w:rPr>
-            <w:color w:val="0000EE"/>
-            <w:u w:val="single"/>
-          </w:rPr>
-          <w:t>13.14–25</w:t>
-        </w:r>
-      </w:hyperlink>
+      <w:r>
+        <w:rPr>
+          <w:lang w:val="pt_PT" w:bidi="pt_PT"/>
+        </w:rPr>
+        <w:t>13.14–25</w:t>
+      </w:r>
       <w:r>
         <w:rPr>
           <w:lang w:val="pt_PT" w:bidi="pt_PT"/>
@@ -2289,162 +1809,108 @@
         </w:rPr>
         <w:t>O Antigo Testamento termina com a esperança de que Elias retornará antes do dia do Senhor (</w:t>
       </w:r>
-      <w:hyperlink r:id="rId86">
-        <w:r>
-          <w:rPr>
-            <w:lang w:val="pt_PT" w:bidi="pt_PT"/>
-          </w:rPr>
-          <w:rPr>
-            <w:color w:val="0000EE"/>
-            <w:u w:val="single"/>
-          </w:rPr>
-          <w:t>Ml 4.5–6</w:t>
-        </w:r>
-      </w:hyperlink>
+      <w:r>
+        <w:rPr>
+          <w:lang w:val="pt_PT" w:bidi="pt_PT"/>
+        </w:rPr>
+        <w:t>Ml 4.5–6</w:t>
+      </w:r>
       <w:r>
         <w:rPr>
           <w:lang w:val="pt_PT" w:bidi="pt_PT"/>
         </w:rPr>
         <w:t xml:space="preserve">). João Batista cumpriu parcialmente essa expectativa (veja </w:t>
       </w:r>
-      <w:hyperlink r:id="rId87">
-        <w:r>
-          <w:rPr>
-            <w:lang w:val="pt_PT" w:bidi="pt_PT"/>
-          </w:rPr>
-          <w:rPr>
-            <w:color w:val="0000EE"/>
-            <w:u w:val="single"/>
-          </w:rPr>
-          <w:t>Mt 11.7–14</w:t>
-        </w:r>
-      </w:hyperlink>
+      <w:r>
+        <w:rPr>
+          <w:lang w:val="pt_PT" w:bidi="pt_PT"/>
+        </w:rPr>
+        <w:t>Mt 11.7–14</w:t>
+      </w:r>
       <w:r>
         <w:rPr>
           <w:lang w:val="pt_PT" w:bidi="pt_PT"/>
         </w:rPr>
         <w:t xml:space="preserve">; </w:t>
       </w:r>
-      <w:hyperlink r:id="rId88">
-        <w:r>
-          <w:rPr>
-            <w:lang w:val="pt_PT" w:bidi="pt_PT"/>
-          </w:rPr>
-          <w:rPr>
-            <w:color w:val="0000EE"/>
-            <w:u w:val="single"/>
-          </w:rPr>
-          <w:t>17.10–13</w:t>
-        </w:r>
-      </w:hyperlink>
+      <w:r>
+        <w:rPr>
+          <w:lang w:val="pt_PT" w:bidi="pt_PT"/>
+        </w:rPr>
+        <w:t>17.10–13</w:t>
+      </w:r>
       <w:r>
         <w:rPr>
           <w:lang w:val="pt_PT" w:bidi="pt_PT"/>
         </w:rPr>
         <w:t xml:space="preserve">; </w:t>
       </w:r>
-      <w:hyperlink r:id="rId89">
-        <w:r>
-          <w:rPr>
-            <w:lang w:val="pt_PT" w:bidi="pt_PT"/>
-          </w:rPr>
-          <w:rPr>
-            <w:color w:val="0000EE"/>
-            <w:u w:val="single"/>
-          </w:rPr>
-          <w:t>Lc 1.17</w:t>
-        </w:r>
-      </w:hyperlink>
+      <w:r>
+        <w:rPr>
+          <w:lang w:val="pt_PT" w:bidi="pt_PT"/>
+        </w:rPr>
+        <w:t>Lc 1.17</w:t>
+      </w:r>
       <w:r>
         <w:rPr>
           <w:lang w:val="pt_PT" w:bidi="pt_PT"/>
         </w:rPr>
         <w:t xml:space="preserve">). Elias apareceu com Moisés durante a transfiguração de Jesus (quando a aparência de Jesus mudou para mostrar sua glória divina; </w:t>
       </w:r>
-      <w:hyperlink r:id="rId90">
-        <w:r>
-          <w:rPr>
-            <w:lang w:val="pt_PT" w:bidi="pt_PT"/>
-          </w:rPr>
-          <w:rPr>
-            <w:color w:val="0000EE"/>
-            <w:u w:val="single"/>
-          </w:rPr>
-          <w:t>Mt 17.1–9</w:t>
-        </w:r>
-      </w:hyperlink>
+      <w:r>
+        <w:rPr>
+          <w:lang w:val="pt_PT" w:bidi="pt_PT"/>
+        </w:rPr>
+        <w:t>Mt 17.1–9</w:t>
+      </w:r>
       <w:r>
         <w:rPr>
           <w:lang w:val="pt_PT" w:bidi="pt_PT"/>
         </w:rPr>
         <w:t xml:space="preserve">). Em </w:t>
       </w:r>
-      <w:hyperlink r:id="rId91">
-        <w:r>
-          <w:rPr>
-            <w:lang w:val="pt_PT" w:bidi="pt_PT"/>
-          </w:rPr>
-          <w:rPr>
-            <w:color w:val="0000EE"/>
-            <w:u w:val="single"/>
-          </w:rPr>
-          <w:t>Apocalipse 11.3–12</w:t>
-        </w:r>
-      </w:hyperlink>
+      <w:r>
+        <w:rPr>
+          <w:lang w:val="pt_PT" w:bidi="pt_PT"/>
+        </w:rPr>
+        <w:t>Apocalipse 11.3–12</w:t>
+      </w:r>
       <w:r>
         <w:rPr>
           <w:lang w:val="pt_PT" w:bidi="pt_PT"/>
         </w:rPr>
         <w:t>, uma das duas testemunhas parece ser Elias ou alguém semelhante a ele. A vida de Elias mostra a bondade de Deus e o poder da oração (</w:t>
       </w:r>
-      <w:hyperlink r:id="rId92">
-        <w:r>
-          <w:rPr>
-            <w:lang w:val="pt_PT" w:bidi="pt_PT"/>
-          </w:rPr>
-          <w:rPr>
-            <w:color w:val="0000EE"/>
-            <w:u w:val="single"/>
-          </w:rPr>
-          <w:t>Lc 4.25–26</w:t>
-        </w:r>
-      </w:hyperlink>
+      <w:r>
+        <w:rPr>
+          <w:lang w:val="pt_PT" w:bidi="pt_PT"/>
+        </w:rPr>
+        <w:t>Lc 4.25–26</w:t>
+      </w:r>
       <w:r>
         <w:rPr>
           <w:lang w:val="pt_PT" w:bidi="pt_PT"/>
         </w:rPr>
         <w:t xml:space="preserve">; </w:t>
       </w:r>
-      <w:hyperlink r:id="rId93">
-        <w:r>
-          <w:rPr>
-            <w:lang w:val="pt_PT" w:bidi="pt_PT"/>
-          </w:rPr>
-          <w:rPr>
-            <w:color w:val="0000EE"/>
-            <w:u w:val="single"/>
-          </w:rPr>
-          <w:t>Rm 11.2–6</w:t>
-        </w:r>
-      </w:hyperlink>
+      <w:r>
+        <w:rPr>
+          <w:lang w:val="pt_PT" w:bidi="pt_PT"/>
+        </w:rPr>
+        <w:t>Rm 11.2–6</w:t>
+      </w:r>
       <w:r>
         <w:rPr>
           <w:lang w:val="pt_PT" w:bidi="pt_PT"/>
         </w:rPr>
         <w:t xml:space="preserve">; </w:t>
       </w:r>
-      <w:hyperlink r:id="rId94">
-        <w:r>
-          <w:rPr>
-            <w:lang w:val="pt_PT" w:bidi="pt_PT"/>
-          </w:rPr>
-          <w:rPr>
-            <w:color w:val="0000EE"/>
-            <w:u w:val="single"/>
-          </w:rPr>
-          <w:t>Tg 5.17–18</w:t>
-        </w:r>
-      </w:hyperlink>
+      <w:r>
+        <w:rPr>
+          <w:lang w:val="pt_PT" w:bidi="pt_PT"/>
+        </w:rPr>
+        <w:t>Tg 5.17–18</w:t>
+      </w:r>
       <w:r>
         <w:rPr>
           <w:lang w:val="pt_PT" w:bidi="pt_PT"/>
@@ -2474,396 +1940,264 @@
           <w:lang w:val="pt_PT" w:bidi="pt_PT"/>
         </w:rPr>
       </w:r>
-      <w:hyperlink r:id="rId95">
-        <w:r>
-          <w:rPr>
-            <w:lang w:val="pt_PT" w:bidi="pt_PT"/>
-          </w:rPr>
-          <w:rPr>
-            <w:color w:val="0000EE"/>
-            <w:u w:val="single"/>
-          </w:rPr>
-          <w:t>1 Reis 17.1–19.21</w:t>
-        </w:r>
-      </w:hyperlink>
+      <w:r>
+        <w:rPr>
+          <w:lang w:val="pt_PT" w:bidi="pt_PT"/>
+        </w:rPr>
+        <w:t>1 Reis 17.1–19.21</w:t>
+      </w:r>
       <w:r>
         <w:rPr>
           <w:lang w:val="pt_PT" w:bidi="pt_PT"/>
         </w:rPr>
         <w:t xml:space="preserve">; </w:t>
       </w:r>
-      <w:hyperlink r:id="rId96">
-        <w:r>
-          <w:rPr>
-            <w:lang w:val="pt_PT" w:bidi="pt_PT"/>
-          </w:rPr>
-          <w:rPr>
-            <w:color w:val="0000EE"/>
-            <w:u w:val="single"/>
-          </w:rPr>
-          <w:t>21.1–29</w:t>
-        </w:r>
-      </w:hyperlink>
+      <w:r>
+        <w:rPr>
+          <w:lang w:val="pt_PT" w:bidi="pt_PT"/>
+        </w:rPr>
+        <w:t>21.1–29</w:t>
+      </w:r>
       <w:r>
         <w:rPr>
           <w:lang w:val="pt_PT" w:bidi="pt_PT"/>
         </w:rPr>
         <w:t xml:space="preserve">; </w:t>
       </w:r>
-      <w:hyperlink r:id="rId97">
-        <w:r>
-          <w:rPr>
-            <w:lang w:val="pt_PT" w:bidi="pt_PT"/>
-          </w:rPr>
-          <w:rPr>
-            <w:color w:val="0000EE"/>
-            <w:u w:val="single"/>
-          </w:rPr>
-          <w:t>2 Reis 1.1–2.25</w:t>
-        </w:r>
-      </w:hyperlink>
+      <w:r>
+        <w:rPr>
+          <w:lang w:val="pt_PT" w:bidi="pt_PT"/>
+        </w:rPr>
+        <w:t>2 Reis 1.1–2.25</w:t>
+      </w:r>
       <w:r>
         <w:rPr>
           <w:lang w:val="pt_PT" w:bidi="pt_PT"/>
         </w:rPr>
         <w:t xml:space="preserve">; </w:t>
       </w:r>
-      <w:hyperlink r:id="rId98">
-        <w:r>
-          <w:rPr>
-            <w:lang w:val="pt_PT" w:bidi="pt_PT"/>
-          </w:rPr>
-          <w:rPr>
-            <w:color w:val="0000EE"/>
-            <w:u w:val="single"/>
-          </w:rPr>
-          <w:t>9.36</w:t>
-        </w:r>
-      </w:hyperlink>
+      <w:r>
+        <w:rPr>
+          <w:lang w:val="pt_PT" w:bidi="pt_PT"/>
+        </w:rPr>
+        <w:t>9.36</w:t>
+      </w:r>
       <w:r>
         <w:rPr>
           <w:lang w:val="pt_PT" w:bidi="pt_PT"/>
         </w:rPr>
         <w:t xml:space="preserve">; </w:t>
       </w:r>
-      <w:hyperlink r:id="rId99">
-        <w:r>
-          <w:rPr>
-            <w:lang w:val="pt_PT" w:bidi="pt_PT"/>
-          </w:rPr>
-          <w:rPr>
-            <w:color w:val="0000EE"/>
-            <w:u w:val="single"/>
-          </w:rPr>
-          <w:t>10.10</w:t>
-        </w:r>
-      </w:hyperlink>
+      <w:r>
+        <w:rPr>
+          <w:lang w:val="pt_PT" w:bidi="pt_PT"/>
+        </w:rPr>
+        <w:t>10.10</w:t>
+      </w:r>
       <w:r>
         <w:rPr>
           <w:lang w:val="pt_PT" w:bidi="pt_PT"/>
         </w:rPr>
         <w:t>,</w:t>
       </w:r>
-      <w:hyperlink r:id="rId100">
-        <w:r>
-          <w:rPr>
-            <w:lang w:val="pt_PT" w:bidi="pt_PT"/>
-          </w:rPr>
-          <w:rPr>
-            <w:color w:val="0000EE"/>
-            <w:u w:val="single"/>
-          </w:rPr>
-          <w:t>17</w:t>
-        </w:r>
-      </w:hyperlink>
+      <w:r>
+        <w:rPr>
+          <w:lang w:val="pt_PT" w:bidi="pt_PT"/>
+        </w:rPr>
+        <w:t>17</w:t>
+      </w:r>
       <w:r>
         <w:rPr>
           <w:lang w:val="pt_PT" w:bidi="pt_PT"/>
         </w:rPr>
         <w:t xml:space="preserve">; </w:t>
       </w:r>
-      <w:hyperlink r:id="rId101">
-        <w:r>
-          <w:rPr>
-            <w:lang w:val="pt_PT" w:bidi="pt_PT"/>
-          </w:rPr>
-          <w:rPr>
-            <w:color w:val="0000EE"/>
-            <w:u w:val="single"/>
-          </w:rPr>
-          <w:t>2 Crônicas 21.12–15</w:t>
-        </w:r>
-      </w:hyperlink>
+      <w:r>
+        <w:rPr>
+          <w:lang w:val="pt_PT" w:bidi="pt_PT"/>
+        </w:rPr>
+        <w:t>2 Crônicas 21.12–15</w:t>
+      </w:r>
       <w:r>
         <w:rPr>
           <w:lang w:val="pt_PT" w:bidi="pt_PT"/>
         </w:rPr>
         <w:t xml:space="preserve">; </w:t>
       </w:r>
-      <w:hyperlink r:id="rId86">
-        <w:r>
-          <w:rPr>
-            <w:lang w:val="pt_PT" w:bidi="pt_PT"/>
-          </w:rPr>
-          <w:rPr>
-            <w:color w:val="0000EE"/>
-            <w:u w:val="single"/>
-          </w:rPr>
-          <w:t>Malaquias 4.5–6</w:t>
-        </w:r>
-      </w:hyperlink>
+      <w:r>
+        <w:rPr>
+          <w:lang w:val="pt_PT" w:bidi="pt_PT"/>
+        </w:rPr>
+        <w:t>Malaquias 4.5–6</w:t>
+      </w:r>
       <w:r>
         <w:rPr>
           <w:lang w:val="pt_PT" w:bidi="pt_PT"/>
         </w:rPr>
         <w:t xml:space="preserve">; </w:t>
       </w:r>
-      <w:hyperlink r:id="rId102">
-        <w:r>
-          <w:rPr>
-            <w:lang w:val="pt_PT" w:bidi="pt_PT"/>
-          </w:rPr>
-          <w:rPr>
-            <w:color w:val="0000EE"/>
-            <w:u w:val="single"/>
-          </w:rPr>
-          <w:t>Mateus 11.14</w:t>
-        </w:r>
-      </w:hyperlink>
+      <w:r>
+        <w:rPr>
+          <w:lang w:val="pt_PT" w:bidi="pt_PT"/>
+        </w:rPr>
+        <w:t>Mateus 11.14</w:t>
+      </w:r>
       <w:r>
         <w:rPr>
           <w:lang w:val="pt_PT" w:bidi="pt_PT"/>
         </w:rPr>
         <w:t xml:space="preserve">; </w:t>
       </w:r>
-      <w:hyperlink r:id="rId103">
-        <w:r>
-          <w:rPr>
-            <w:lang w:val="pt_PT" w:bidi="pt_PT"/>
-          </w:rPr>
-          <w:rPr>
-            <w:color w:val="0000EE"/>
-            <w:u w:val="single"/>
-          </w:rPr>
-          <w:t>16.14</w:t>
-        </w:r>
-      </w:hyperlink>
+      <w:r>
+        <w:rPr>
+          <w:lang w:val="pt_PT" w:bidi="pt_PT"/>
+        </w:rPr>
+        <w:t>16.14</w:t>
+      </w:r>
       <w:r>
         <w:rPr>
           <w:lang w:val="pt_PT" w:bidi="pt_PT"/>
         </w:rPr>
         <w:t xml:space="preserve">; </w:t>
       </w:r>
-      <w:hyperlink r:id="rId104">
-        <w:r>
-          <w:rPr>
-            <w:lang w:val="pt_PT" w:bidi="pt_PT"/>
-          </w:rPr>
-          <w:rPr>
-            <w:color w:val="0000EE"/>
-            <w:u w:val="single"/>
-          </w:rPr>
-          <w:t>17.1–13</w:t>
-        </w:r>
-      </w:hyperlink>
+      <w:r>
+        <w:rPr>
+          <w:lang w:val="pt_PT" w:bidi="pt_PT"/>
+        </w:rPr>
+        <w:t>17.1–13</w:t>
+      </w:r>
       <w:r>
         <w:rPr>
           <w:lang w:val="pt_PT" w:bidi="pt_PT"/>
         </w:rPr>
         <w:t xml:space="preserve">; </w:t>
       </w:r>
-      <w:hyperlink r:id="rId105">
-        <w:r>
-          <w:rPr>
-            <w:lang w:val="pt_PT" w:bidi="pt_PT"/>
-          </w:rPr>
-          <w:rPr>
-            <w:color w:val="0000EE"/>
-            <w:u w:val="single"/>
-          </w:rPr>
-          <w:t>27.45–49</w:t>
-        </w:r>
-      </w:hyperlink>
+      <w:r>
+        <w:rPr>
+          <w:lang w:val="pt_PT" w:bidi="pt_PT"/>
+        </w:rPr>
+        <w:t>27.45–49</w:t>
+      </w:r>
       <w:r>
         <w:rPr>
           <w:lang w:val="pt_PT" w:bidi="pt_PT"/>
         </w:rPr>
         <w:t xml:space="preserve">; </w:t>
       </w:r>
-      <w:hyperlink r:id="rId106">
-        <w:r>
-          <w:rPr>
-            <w:lang w:val="pt_PT" w:bidi="pt_PT"/>
-          </w:rPr>
-          <w:rPr>
-            <w:color w:val="0000EE"/>
-            <w:u w:val="single"/>
-          </w:rPr>
-          <w:t>Marcos 6.15</w:t>
-        </w:r>
-      </w:hyperlink>
+      <w:r>
+        <w:rPr>
+          <w:lang w:val="pt_PT" w:bidi="pt_PT"/>
+        </w:rPr>
+        <w:t>Marcos 6.15</w:t>
+      </w:r>
       <w:r>
         <w:rPr>
           <w:lang w:val="pt_PT" w:bidi="pt_PT"/>
         </w:rPr>
         <w:t xml:space="preserve">; </w:t>
       </w:r>
-      <w:hyperlink r:id="rId107">
-        <w:r>
-          <w:rPr>
-            <w:lang w:val="pt_PT" w:bidi="pt_PT"/>
-          </w:rPr>
-          <w:rPr>
-            <w:color w:val="0000EE"/>
-            <w:u w:val="single"/>
-          </w:rPr>
-          <w:t>8.28</w:t>
-        </w:r>
-      </w:hyperlink>
+      <w:r>
+        <w:rPr>
+          <w:lang w:val="pt_PT" w:bidi="pt_PT"/>
+        </w:rPr>
+        <w:t>8.28</w:t>
+      </w:r>
       <w:r>
         <w:rPr>
           <w:lang w:val="pt_PT" w:bidi="pt_PT"/>
         </w:rPr>
         <w:t xml:space="preserve">; </w:t>
       </w:r>
-      <w:hyperlink r:id="rId108">
-        <w:r>
-          <w:rPr>
-            <w:lang w:val="pt_PT" w:bidi="pt_PT"/>
-          </w:rPr>
-          <w:rPr>
-            <w:color w:val="0000EE"/>
-            <w:u w:val="single"/>
-          </w:rPr>
-          <w:t>9.2–13</w:t>
-        </w:r>
-      </w:hyperlink>
+      <w:r>
+        <w:rPr>
+          <w:lang w:val="pt_PT" w:bidi="pt_PT"/>
+        </w:rPr>
+        <w:t>9.2–13</w:t>
+      </w:r>
       <w:r>
         <w:rPr>
           <w:lang w:val="pt_PT" w:bidi="pt_PT"/>
         </w:rPr>
         <w:t xml:space="preserve">; </w:t>
       </w:r>
-      <w:hyperlink r:id="rId109">
-        <w:r>
-          <w:rPr>
-            <w:lang w:val="pt_PT" w:bidi="pt_PT"/>
-          </w:rPr>
-          <w:rPr>
-            <w:color w:val="0000EE"/>
-            <w:u w:val="single"/>
-          </w:rPr>
-          <w:t>15.33–36</w:t>
-        </w:r>
-      </w:hyperlink>
+      <w:r>
+        <w:rPr>
+          <w:lang w:val="pt_PT" w:bidi="pt_PT"/>
+        </w:rPr>
+        <w:t>15.33–36</w:t>
+      </w:r>
       <w:r>
         <w:rPr>
           <w:lang w:val="pt_PT" w:bidi="pt_PT"/>
         </w:rPr>
         <w:t xml:space="preserve">; </w:t>
       </w:r>
-      <w:hyperlink r:id="rId89">
-        <w:r>
-          <w:rPr>
-            <w:lang w:val="pt_PT" w:bidi="pt_PT"/>
-          </w:rPr>
-          <w:rPr>
-            <w:color w:val="0000EE"/>
-            <w:u w:val="single"/>
-          </w:rPr>
-          <w:t>Lucas 1.17</w:t>
-        </w:r>
-      </w:hyperlink>
+      <w:r>
+        <w:rPr>
+          <w:lang w:val="pt_PT" w:bidi="pt_PT"/>
+        </w:rPr>
+        <w:t>Lucas 1.17</w:t>
+      </w:r>
       <w:r>
         <w:rPr>
           <w:lang w:val="pt_PT" w:bidi="pt_PT"/>
         </w:rPr>
         <w:t xml:space="preserve">; </w:t>
       </w:r>
-      <w:hyperlink r:id="rId110">
-        <w:r>
-          <w:rPr>
-            <w:lang w:val="pt_PT" w:bidi="pt_PT"/>
-          </w:rPr>
-          <w:rPr>
-            <w:color w:val="0000EE"/>
-            <w:u w:val="single"/>
-          </w:rPr>
-          <w:t>4.26</w:t>
-        </w:r>
-      </w:hyperlink>
+      <w:r>
+        <w:rPr>
+          <w:lang w:val="pt_PT" w:bidi="pt_PT"/>
+        </w:rPr>
+        <w:t>4.26</w:t>
+      </w:r>
       <w:r>
         <w:rPr>
           <w:lang w:val="pt_PT" w:bidi="pt_PT"/>
         </w:rPr>
         <w:t xml:space="preserve">; </w:t>
       </w:r>
-      <w:hyperlink r:id="rId111">
-        <w:r>
-          <w:rPr>
-            <w:lang w:val="pt_PT" w:bidi="pt_PT"/>
-          </w:rPr>
-          <w:rPr>
-            <w:color w:val="0000EE"/>
-            <w:u w:val="single"/>
-          </w:rPr>
-          <w:t>9.28–36</w:t>
-        </w:r>
-      </w:hyperlink>
+      <w:r>
+        <w:rPr>
+          <w:lang w:val="pt_PT" w:bidi="pt_PT"/>
+        </w:rPr>
+        <w:t>9.28–36</w:t>
+      </w:r>
       <w:r>
         <w:rPr>
           <w:lang w:val="pt_PT" w:bidi="pt_PT"/>
         </w:rPr>
         <w:t xml:space="preserve">; </w:t>
       </w:r>
-      <w:hyperlink r:id="rId112">
-        <w:r>
-          <w:rPr>
-            <w:lang w:val="pt_PT" w:bidi="pt_PT"/>
-          </w:rPr>
-          <w:rPr>
-            <w:color w:val="0000EE"/>
-            <w:u w:val="single"/>
-          </w:rPr>
-          <w:t>João 1.19–28</w:t>
-        </w:r>
-      </w:hyperlink>
+      <w:r>
+        <w:rPr>
+          <w:lang w:val="pt_PT" w:bidi="pt_PT"/>
+        </w:rPr>
+        <w:t>João 1.19–28</w:t>
+      </w:r>
       <w:r>
         <w:rPr>
           <w:lang w:val="pt_PT" w:bidi="pt_PT"/>
         </w:rPr>
         <w:t xml:space="preserve">; </w:t>
       </w:r>
-      <w:hyperlink r:id="rId113">
-        <w:r>
-          <w:rPr>
-            <w:lang w:val="pt_PT" w:bidi="pt_PT"/>
-          </w:rPr>
-          <w:rPr>
-            <w:color w:val="0000EE"/>
-            <w:u w:val="single"/>
-          </w:rPr>
-          <w:t>Romanos 11.1–6</w:t>
-        </w:r>
-      </w:hyperlink>
+      <w:r>
+        <w:rPr>
+          <w:lang w:val="pt_PT" w:bidi="pt_PT"/>
+        </w:rPr>
+        <w:t>Romanos 11.1–6</w:t>
+      </w:r>
       <w:r>
         <w:rPr>
           <w:lang w:val="pt_PT" w:bidi="pt_PT"/>
         </w:rPr>
         <w:t xml:space="preserve">; </w:t>
       </w:r>
-      <w:hyperlink r:id="rId114">
-        <w:r>
-          <w:rPr>
-            <w:lang w:val="pt_PT" w:bidi="pt_PT"/>
-          </w:rPr>
-          <w:rPr>
-            <w:color w:val="0000EE"/>
-            <w:u w:val="single"/>
-          </w:rPr>
-          <w:t>Tg 5.17</w:t>
-        </w:r>
-      </w:hyperlink>
+      <w:r>
+        <w:rPr>
+          <w:lang w:val="pt_PT" w:bidi="pt_PT"/>
+        </w:rPr>
+        <w:t>Tg 5.17</w:t>
+      </w:r>
       <w:r>
         <w:rPr>
           <w:lang w:val="pt_PT" w:bidi="pt_PT"/>
@@ -2926,36 +2260,24 @@
         </w:rPr>
         <w:t>Eliseu iniciou seu trabalho como seguidor de Elias e foi escolhido por Deus para substituí-lo (</w:t>
       </w:r>
-      <w:hyperlink r:id="rId115">
-        <w:r>
-          <w:rPr>
-            <w:lang w:val="pt_PT" w:bidi="pt_PT"/>
-          </w:rPr>
-          <w:rPr>
-            <w:color w:val="0000EE"/>
-            <w:u w:val="single"/>
-          </w:rPr>
-          <w:t>1Rs 19.15–21</w:t>
-        </w:r>
-      </w:hyperlink>
+      <w:r>
+        <w:rPr>
+          <w:lang w:val="pt_PT" w:bidi="pt_PT"/>
+        </w:rPr>
+        <w:t>1Rs 19.15–21</w:t>
+      </w:r>
       <w:r>
         <w:rPr>
           <w:lang w:val="pt_PT" w:bidi="pt_PT"/>
         </w:rPr>
         <w:t xml:space="preserve">; </w:t>
       </w:r>
-      <w:hyperlink r:id="rId116">
-        <w:r>
-          <w:rPr>
-            <w:lang w:val="pt_PT" w:bidi="pt_PT"/>
-          </w:rPr>
-          <w:rPr>
-            <w:color w:val="0000EE"/>
-            <w:u w:val="single"/>
-          </w:rPr>
-          <w:t>2Rs 2.1–18</w:t>
-        </w:r>
-      </w:hyperlink>
+      <w:r>
+        <w:rPr>
+          <w:lang w:val="pt_PT" w:bidi="pt_PT"/>
+        </w:rPr>
+        <w:t>2Rs 2.1–18</w:t>
+      </w:r>
       <w:r>
         <w:rPr>
           <w:lang w:val="pt_PT" w:bidi="pt_PT"/>
@@ -2976,54 +2298,36 @@
         </w:rPr>
         <w:t>Os milagres de Eliseu frequentemente envolviam água. Ele transformou a água ruim de uma fonte perto de Jericó em água limpa e fez um cabeçote de machado flutuar (</w:t>
       </w:r>
-      <w:hyperlink r:id="rId117">
-        <w:r>
-          <w:rPr>
-            <w:lang w:val="pt_PT" w:bidi="pt_PT"/>
-          </w:rPr>
-          <w:rPr>
-            <w:color w:val="0000EE"/>
-            <w:u w:val="single"/>
-          </w:rPr>
-          <w:t>2Rs 2.19–22</w:t>
-        </w:r>
-      </w:hyperlink>
+      <w:r>
+        <w:rPr>
+          <w:lang w:val="pt_PT" w:bidi="pt_PT"/>
+        </w:rPr>
+        <w:t>2Rs 2.19–22</w:t>
+      </w:r>
       <w:r>
         <w:rPr>
           <w:lang w:val="pt_PT" w:bidi="pt_PT"/>
         </w:rPr>
         <w:t xml:space="preserve">; </w:t>
       </w:r>
-      <w:hyperlink r:id="rId118">
-        <w:r>
-          <w:rPr>
-            <w:lang w:val="pt_PT" w:bidi="pt_PT"/>
-          </w:rPr>
-          <w:rPr>
-            <w:color w:val="0000EE"/>
-            <w:u w:val="single"/>
-          </w:rPr>
-          <w:t>6.1–7</w:t>
-        </w:r>
-      </w:hyperlink>
+      <w:r>
+        <w:rPr>
+          <w:lang w:val="pt_PT" w:bidi="pt_PT"/>
+        </w:rPr>
+        <w:t>6.1–7</w:t>
+      </w:r>
       <w:r>
         <w:rPr>
           <w:lang w:val="pt_PT" w:bidi="pt_PT"/>
         </w:rPr>
         <w:t>). Quando o rei Jorão ficou sem água em território inimigo, Eliseu previu com precisão que muita água apareceria (</w:t>
       </w:r>
-      <w:hyperlink r:id="rId119">
-        <w:r>
-          <w:rPr>
-            <w:lang w:val="pt_PT" w:bidi="pt_PT"/>
-          </w:rPr>
-          <w:rPr>
-            <w:color w:val="0000EE"/>
-            <w:u w:val="single"/>
-          </w:rPr>
-          <w:t>2Rs 3.4–20</w:t>
-        </w:r>
-      </w:hyperlink>
+      <w:r>
+        <w:rPr>
+          <w:lang w:val="pt_PT" w:bidi="pt_PT"/>
+        </w:rPr>
+        <w:t>2Rs 3.4–20</w:t>
+      </w:r>
       <w:r>
         <w:rPr>
           <w:lang w:val="pt_PT" w:bidi="pt_PT"/>
@@ -3044,72 +2348,48 @@
         </w:rPr>
         <w:t>Eliseu demonstrou o poder de Deus ajudando as pessoas de maneiras concretas. Ele auxiliou uma mulher pobre enchendo milagrosamente seus jarros com azeite (</w:t>
       </w:r>
-      <w:hyperlink r:id="rId120">
-        <w:r>
-          <w:rPr>
-            <w:lang w:val="pt_PT" w:bidi="pt_PT"/>
-          </w:rPr>
-          <w:rPr>
-            <w:color w:val="0000EE"/>
-            <w:u w:val="single"/>
-          </w:rPr>
-          <w:t>2Rs 4.1–7</w:t>
-        </w:r>
-      </w:hyperlink>
+      <w:r>
+        <w:rPr>
+          <w:lang w:val="pt_PT" w:bidi="pt_PT"/>
+        </w:rPr>
+        <w:t>2Rs 4.1–7</w:t>
+      </w:r>
       <w:r>
         <w:rPr>
           <w:lang w:val="pt_PT" w:bidi="pt_PT"/>
         </w:rPr>
         <w:t>). Ele informou a uma mulher de Suném que ela teria um filho e, mais tarde, trouxe seu filho de volta à vida (</w:t>
       </w:r>
-      <w:hyperlink r:id="rId121">
-        <w:r>
-          <w:rPr>
-            <w:lang w:val="pt_PT" w:bidi="pt_PT"/>
-          </w:rPr>
-          <w:rPr>
-            <w:color w:val="0000EE"/>
-            <w:u w:val="single"/>
-          </w:rPr>
-          <w:t>2Rs 4.8–37</w:t>
-        </w:r>
-      </w:hyperlink>
+      <w:r>
+        <w:rPr>
+          <w:lang w:val="pt_PT" w:bidi="pt_PT"/>
+        </w:rPr>
+        <w:t>2Rs 4.8–37</w:t>
+      </w:r>
       <w:r>
         <w:rPr>
           <w:lang w:val="pt_PT" w:bidi="pt_PT"/>
         </w:rPr>
         <w:t>). Ele curou um general arameu chamado Naamã da lepra (</w:t>
       </w:r>
-      <w:hyperlink r:id="rId122">
-        <w:r>
-          <w:rPr>
-            <w:lang w:val="pt_PT" w:bidi="pt_PT"/>
-          </w:rPr>
-          <w:rPr>
-            <w:color w:val="0000EE"/>
-            <w:u w:val="single"/>
-          </w:rPr>
-          <w:t>2Rs 5.1–19</w:t>
-        </w:r>
-      </w:hyperlink>
+      <w:r>
+        <w:rPr>
+          <w:lang w:val="pt_PT" w:bidi="pt_PT"/>
+        </w:rPr>
+        <w:t>2Rs 5.1–19</w:t>
+      </w:r>
       <w:r>
         <w:rPr>
           <w:lang w:val="pt_PT" w:bidi="pt_PT"/>
         </w:rPr>
         <w:t>). Ele também providenciou alimento para os necessitados (</w:t>
       </w:r>
-      <w:hyperlink r:id="rId123">
-        <w:r>
-          <w:rPr>
-            <w:lang w:val="pt_PT" w:bidi="pt_PT"/>
-          </w:rPr>
-          <w:rPr>
-            <w:color w:val="0000EE"/>
-            <w:u w:val="single"/>
-          </w:rPr>
-          <w:t>2Rs 4.38–44</w:t>
-        </w:r>
-      </w:hyperlink>
+      <w:r>
+        <w:rPr>
+          <w:lang w:val="pt_PT" w:bidi="pt_PT"/>
+        </w:rPr>
+        <w:t>2Rs 4.38–44</w:t>
+      </w:r>
       <w:r>
         <w:rPr>
           <w:lang w:val="pt_PT" w:bidi="pt_PT"/>
@@ -3130,54 +2410,36 @@
         </w:rPr>
         <w:t>Eliseu desempenhou um papel no plano de Deus para julgar o reino do norte. Ele ungiu Jeú de Israel e Hazael de Arã (</w:t>
       </w:r>
-      <w:hyperlink r:id="rId124">
-        <w:r>
-          <w:rPr>
-            <w:lang w:val="pt_PT" w:bidi="pt_PT"/>
-          </w:rPr>
-          <w:rPr>
-            <w:color w:val="0000EE"/>
-            <w:u w:val="single"/>
-          </w:rPr>
-          <w:t>2Rs 8.7–15</w:t>
-        </w:r>
-      </w:hyperlink>
+      <w:r>
+        <w:rPr>
+          <w:lang w:val="pt_PT" w:bidi="pt_PT"/>
+        </w:rPr>
+        <w:t>2Rs 8.7–15</w:t>
+      </w:r>
       <w:r>
         <w:rPr>
           <w:lang w:val="pt_PT" w:bidi="pt_PT"/>
         </w:rPr>
         <w:t xml:space="preserve">; </w:t>
       </w:r>
-      <w:hyperlink r:id="rId125">
-        <w:r>
-          <w:rPr>
-            <w:lang w:val="pt_PT" w:bidi="pt_PT"/>
-          </w:rPr>
-          <w:rPr>
-            <w:color w:val="0000EE"/>
-            <w:u w:val="single"/>
-          </w:rPr>
-          <w:t>9.1–13</w:t>
-        </w:r>
-      </w:hyperlink>
+      <w:r>
+        <w:rPr>
+          <w:lang w:val="pt_PT" w:bidi="pt_PT"/>
+        </w:rPr>
+        <w:t>9.1–13</w:t>
+      </w:r>
       <w:r>
         <w:rPr>
           <w:lang w:val="pt_PT" w:bidi="pt_PT"/>
         </w:rPr>
         <w:t xml:space="preserve">). Ele derramou óleo sagrado sobre suas cabeças para mostrar que Deus os havia escolhido. Eles encerraram violentamente o governo dos líderes de Israel que promoviam a adoração a Baal (veja </w:t>
       </w:r>
-      <w:hyperlink r:id="rId126">
-        <w:r>
-          <w:rPr>
-            <w:lang w:val="pt_PT" w:bidi="pt_PT"/>
-          </w:rPr>
-          <w:rPr>
-            <w:color w:val="0000EE"/>
-            <w:u w:val="single"/>
-          </w:rPr>
-          <w:t>1Rs 19.15–18</w:t>
-        </w:r>
-      </w:hyperlink>
+      <w:r>
+        <w:rPr>
+          <w:lang w:val="pt_PT" w:bidi="pt_PT"/>
+        </w:rPr>
+        <w:t>1Rs 19.15–18</w:t>
+      </w:r>
       <w:r>
         <w:rPr>
           <w:lang w:val="pt_PT" w:bidi="pt_PT"/>
@@ -3216,18 +2478,12 @@
         </w:rPr>
         <w:t>Curou pessoas com lepra (</w:t>
       </w:r>
-      <w:hyperlink r:id="rId127">
-        <w:r>
-          <w:rPr>
-            <w:lang w:val="pt_PT" w:bidi="pt_PT"/>
-          </w:rPr>
-          <w:rPr>
-            <w:color w:val="0000EE"/>
-            <w:u w:val="single"/>
-          </w:rPr>
-          <w:t>Mt 8.1–4</w:t>
-        </w:r>
-      </w:hyperlink>
+      <w:r>
+        <w:rPr>
+          <w:lang w:val="pt_PT" w:bidi="pt_PT"/>
+        </w:rPr>
+        <w:t>Mt 8.1–4</w:t>
+      </w:r>
       <w:r>
         <w:rPr>
           <w:lang w:val="pt_PT" w:bidi="pt_PT"/>
@@ -3252,54 +2508,36 @@
         </w:rPr>
         <w:t>Ressuscitou os mortos (</w:t>
       </w:r>
-      <w:hyperlink r:id="rId128">
-        <w:r>
-          <w:rPr>
-            <w:lang w:val="pt_PT" w:bidi="pt_PT"/>
-          </w:rPr>
-          <w:rPr>
-            <w:color w:val="0000EE"/>
-            <w:u w:val="single"/>
-          </w:rPr>
-          <w:t>Mc 5.21–43</w:t>
-        </w:r>
-      </w:hyperlink>
+      <w:r>
+        <w:rPr>
+          <w:lang w:val="pt_PT" w:bidi="pt_PT"/>
+        </w:rPr>
+        <w:t>Mc 5.21–43</w:t>
+      </w:r>
       <w:r>
         <w:rPr>
           <w:lang w:val="pt_PT" w:bidi="pt_PT"/>
         </w:rPr>
         <w:t xml:space="preserve">; </w:t>
       </w:r>
-      <w:hyperlink r:id="rId129">
-        <w:r>
-          <w:rPr>
-            <w:lang w:val="pt_PT" w:bidi="pt_PT"/>
-          </w:rPr>
-          <w:rPr>
-            <w:color w:val="0000EE"/>
-            <w:u w:val="single"/>
-          </w:rPr>
-          <w:t>Lc 7.11–17</w:t>
-        </w:r>
-      </w:hyperlink>
+      <w:r>
+        <w:rPr>
+          <w:lang w:val="pt_PT" w:bidi="pt_PT"/>
+        </w:rPr>
+        <w:t>Lc 7.11–17</w:t>
+      </w:r>
       <w:r>
         <w:rPr>
           <w:lang w:val="pt_PT" w:bidi="pt_PT"/>
         </w:rPr>
         <w:t xml:space="preserve">; </w:t>
       </w:r>
-      <w:hyperlink r:id="rId130">
-        <w:r>
-          <w:rPr>
-            <w:lang w:val="pt_PT" w:bidi="pt_PT"/>
-          </w:rPr>
-          <w:rPr>
-            <w:color w:val="0000EE"/>
-            <w:u w:val="single"/>
-          </w:rPr>
-          <w:t>Jo 11.1–44</w:t>
-        </w:r>
-      </w:hyperlink>
+      <w:r>
+        <w:rPr>
+          <w:lang w:val="pt_PT" w:bidi="pt_PT"/>
+        </w:rPr>
+        <w:t>Jo 11.1–44</w:t>
+      </w:r>
       <w:r>
         <w:rPr>
           <w:lang w:val="pt_PT" w:bidi="pt_PT"/>
@@ -3324,36 +2562,24 @@
         </w:rPr>
         <w:t>Forneceu comida de maneiras milagrosas (</w:t>
       </w:r>
-      <w:hyperlink r:id="rId131">
-        <w:r>
-          <w:rPr>
-            <w:lang w:val="pt_PT" w:bidi="pt_PT"/>
-          </w:rPr>
-          <w:rPr>
-            <w:color w:val="0000EE"/>
-            <w:u w:val="single"/>
-          </w:rPr>
-          <w:t>Mt 14.13–21</w:t>
-        </w:r>
-      </w:hyperlink>
+      <w:r>
+        <w:rPr>
+          <w:lang w:val="pt_PT" w:bidi="pt_PT"/>
+        </w:rPr>
+        <w:t>Mt 14.13–21</w:t>
+      </w:r>
       <w:r>
         <w:rPr>
           <w:lang w:val="pt_PT" w:bidi="pt_PT"/>
         </w:rPr>
         <w:t xml:space="preserve">; </w:t>
       </w:r>
-      <w:hyperlink r:id="rId132">
-        <w:r>
-          <w:rPr>
-            <w:lang w:val="pt_PT" w:bidi="pt_PT"/>
-          </w:rPr>
-          <w:rPr>
-            <w:color w:val="0000EE"/>
-            <w:u w:val="single"/>
-          </w:rPr>
-          <w:t>15.32–38</w:t>
-        </w:r>
-      </w:hyperlink>
+      <w:r>
+        <w:rPr>
+          <w:lang w:val="pt_PT" w:bidi="pt_PT"/>
+        </w:rPr>
+        <w:t>15.32–38</w:t>
+      </w:r>
       <w:r>
         <w:rPr>
           <w:lang w:val="pt_PT" w:bidi="pt_PT"/>
@@ -3374,18 +2600,12 @@
         </w:rPr>
         <w:t>Jesus falou sobre a cura de Naamã para mostrar que a misericórdia de Deus se estende além dos israelitas aos gentios (</w:t>
       </w:r>
-      <w:hyperlink r:id="rId133">
-        <w:r>
-          <w:rPr>
-            <w:lang w:val="pt_PT" w:bidi="pt_PT"/>
-          </w:rPr>
-          <w:rPr>
-            <w:color w:val="0000EE"/>
-            <w:u w:val="single"/>
-          </w:rPr>
-          <w:t>Lc 4.27</w:t>
-        </w:r>
-      </w:hyperlink>
+      <w:r>
+        <w:rPr>
+          <w:lang w:val="pt_PT" w:bidi="pt_PT"/>
+        </w:rPr>
+        <w:t>Lc 4.27</w:t>
+      </w:r>
       <w:r>
         <w:rPr>
           <w:lang w:val="pt_PT" w:bidi="pt_PT"/>
@@ -3415,72 +2635,48 @@
           <w:lang w:val="pt_PT" w:bidi="pt_PT"/>
         </w:rPr>
       </w:r>
-      <w:hyperlink r:id="rId115">
-        <w:r>
-          <w:rPr>
-            <w:lang w:val="pt_PT" w:bidi="pt_PT"/>
-          </w:rPr>
-          <w:rPr>
-            <w:color w:val="0000EE"/>
-            <w:u w:val="single"/>
-          </w:rPr>
-          <w:t>1 Reis 19.15–21</w:t>
-        </w:r>
-      </w:hyperlink>
+      <w:r>
+        <w:rPr>
+          <w:lang w:val="pt_PT" w:bidi="pt_PT"/>
+        </w:rPr>
+        <w:t>1 Reis 19.15–21</w:t>
+      </w:r>
       <w:r>
         <w:rPr>
           <w:lang w:val="pt_PT" w:bidi="pt_PT"/>
         </w:rPr>
         <w:t xml:space="preserve">; </w:t>
       </w:r>
-      <w:hyperlink r:id="rId84">
-        <w:r>
-          <w:rPr>
-            <w:lang w:val="pt_PT" w:bidi="pt_PT"/>
-          </w:rPr>
-          <w:rPr>
-            <w:color w:val="0000EE"/>
-            <w:u w:val="single"/>
-          </w:rPr>
-          <w:t>2 Reis 2.1–9.13</w:t>
-        </w:r>
-      </w:hyperlink>
+      <w:r>
+        <w:rPr>
+          <w:lang w:val="pt_PT" w:bidi="pt_PT"/>
+        </w:rPr>
+        <w:t>2 Reis 2.1–9.13</w:t>
+      </w:r>
       <w:r>
         <w:rPr>
           <w:lang w:val="pt_PT" w:bidi="pt_PT"/>
         </w:rPr>
         <w:t xml:space="preserve">; </w:t>
       </w:r>
-      <w:hyperlink r:id="rId134">
-        <w:r>
-          <w:rPr>
-            <w:lang w:val="pt_PT" w:bidi="pt_PT"/>
-          </w:rPr>
-          <w:rPr>
-            <w:color w:val="0000EE"/>
-            <w:u w:val="single"/>
-          </w:rPr>
-          <w:t>13.14–21</w:t>
-        </w:r>
-      </w:hyperlink>
+      <w:r>
+        <w:rPr>
+          <w:lang w:val="pt_PT" w:bidi="pt_PT"/>
+        </w:rPr>
+        <w:t>13.14–21</w:t>
+      </w:r>
       <w:r>
         <w:rPr>
           <w:lang w:val="pt_PT" w:bidi="pt_PT"/>
         </w:rPr>
         <w:t xml:space="preserve">; </w:t>
       </w:r>
-      <w:hyperlink r:id="rId133">
-        <w:r>
-          <w:rPr>
-            <w:lang w:val="pt_PT" w:bidi="pt_PT"/>
-          </w:rPr>
-          <w:rPr>
-            <w:color w:val="0000EE"/>
-            <w:u w:val="single"/>
-          </w:rPr>
-          <w:t>Lucas 4.27</w:t>
-        </w:r>
-      </w:hyperlink>
+      <w:r>
+        <w:rPr>
+          <w:lang w:val="pt_PT" w:bidi="pt_PT"/>
+        </w:rPr>
+        <w:t>Lucas 4.27</w:t>
+      </w:r>
       <w:r>
         <w:rPr>
           <w:lang w:val="pt_PT" w:bidi="pt_PT"/>
@@ -3529,18 +2725,12 @@
         </w:rPr>
         <w:t>Esaú era filho de Isaque e Rebeca e o irmão gêmeo mais velho de Jacó (</w:t>
       </w:r>
-      <w:hyperlink r:id="rId135">
-        <w:r>
-          <w:rPr>
-            <w:lang w:val="pt_PT" w:bidi="pt_PT"/>
-          </w:rPr>
-          <w:rPr>
-            <w:color w:val="0000EE"/>
-            <w:u w:val="single"/>
-          </w:rPr>
-          <w:t>Gn 25.24–26</w:t>
-        </w:r>
-      </w:hyperlink>
+      <w:r>
+        <w:rPr>
+          <w:lang w:val="pt_PT" w:bidi="pt_PT"/>
+        </w:rPr>
+        <w:t>Gn 25.24–26</w:t>
+      </w:r>
       <w:r>
         <w:rPr>
           <w:lang w:val="pt_PT" w:bidi="pt_PT"/>
@@ -3565,18 +2755,12 @@
         </w:rPr>
         <w:t>A cor avermelhada de Esaú ao nascer (</w:t>
       </w:r>
-      <w:hyperlink r:id="rId136">
-        <w:r>
-          <w:rPr>
-            <w:lang w:val="pt_PT" w:bidi="pt_PT"/>
-          </w:rPr>
-          <w:rPr>
-            <w:color w:val="0000EE"/>
-            <w:u w:val="single"/>
-          </w:rPr>
-          <w:t>Gn 25.25</w:t>
-        </w:r>
-      </w:hyperlink>
+      <w:r>
+        <w:rPr>
+          <w:lang w:val="pt_PT" w:bidi="pt_PT"/>
+        </w:rPr>
+        <w:t>Gn 25.25</w:t>
+      </w:r>
       <w:r>
         <w:rPr>
           <w:lang w:val="pt_PT" w:bidi="pt_PT"/>
@@ -3601,18 +2785,12 @@
         </w:rPr>
         <w:t>O ensopado de lentilhas vermelhas que ele conseguiu de Jacó (</w:t>
       </w:r>
-      <w:hyperlink r:id="rId137">
-        <w:r>
-          <w:rPr>
-            <w:lang w:val="pt_PT" w:bidi="pt_PT"/>
-          </w:rPr>
-          <w:rPr>
-            <w:color w:val="0000EE"/>
-            <w:u w:val="single"/>
-          </w:rPr>
-          <w:t>Gn 25.30</w:t>
-        </w:r>
-      </w:hyperlink>
+      <w:r>
+        <w:rPr>
+          <w:lang w:val="pt_PT" w:bidi="pt_PT"/>
+        </w:rPr>
+        <w:t>Gn 25.30</w:t>
+      </w:r>
       <w:r>
         <w:rPr>
           <w:lang w:val="pt_PT" w:bidi="pt_PT"/>
@@ -3663,36 +2841,24 @@
         </w:rPr>
         <w:t>Esaú era um caçador habilidoso que trazia carne selvagem saborosa para seu pai. Isaque preferia seu sabor forte em vez da carne suave que Jacó fornecia dos rebanhos da família. Um dia, Esaú voltou para casa muito faminto após uma caçada malsucedida. Jacó convenceu Esaú a desistir de seus direitos e privilégios de primogênito em troca de comida (</w:t>
       </w:r>
-      <w:hyperlink r:id="rId138">
-        <w:r>
-          <w:rPr>
-            <w:lang w:val="pt_PT" w:bidi="pt_PT"/>
-          </w:rPr>
-          <w:rPr>
-            <w:color w:val="0000EE"/>
-            <w:u w:val="single"/>
-          </w:rPr>
-          <w:t>Gn 25.29–34</w:t>
-        </w:r>
-      </w:hyperlink>
+      <w:r>
+        <w:rPr>
+          <w:lang w:val="pt_PT" w:bidi="pt_PT"/>
+        </w:rPr>
+        <w:t>Gn 25.29–34</w:t>
+      </w:r>
       <w:r>
         <w:rPr>
           <w:lang w:val="pt_PT" w:bidi="pt_PT"/>
         </w:rPr>
         <w:t xml:space="preserve">). Esaú não valorizava seu direito de primogenitura e era guiado por seus desejos físicos (veja </w:t>
       </w:r>
-      <w:hyperlink r:id="rId139">
-        <w:r>
-          <w:rPr>
-            <w:lang w:val="pt_PT" w:bidi="pt_PT"/>
-          </w:rPr>
-          <w:rPr>
-            <w:color w:val="0000EE"/>
-            <w:u w:val="single"/>
-          </w:rPr>
-          <w:t>Hb 12.16</w:t>
-        </w:r>
-      </w:hyperlink>
+      <w:r>
+        <w:rPr>
+          <w:lang w:val="pt_PT" w:bidi="pt_PT"/>
+        </w:rPr>
+        <w:t>Hb 12.16</w:t>
+      </w:r>
       <w:r>
         <w:rPr>
           <w:lang w:val="pt_PT" w:bidi="pt_PT"/>
@@ -3713,54 +2879,36 @@
         </w:rPr>
         <w:t>Ele também se casou com duas mulheres locais que não eram descendentes de Abraão (</w:t>
       </w:r>
-      <w:hyperlink r:id="rId140">
-        <w:r>
-          <w:rPr>
-            <w:lang w:val="pt_PT" w:bidi="pt_PT"/>
-          </w:rPr>
-          <w:rPr>
-            <w:color w:val="0000EE"/>
-            <w:u w:val="single"/>
-          </w:rPr>
-          <w:t>Gn 26.34–35</w:t>
-        </w:r>
-      </w:hyperlink>
+      <w:r>
+        <w:rPr>
+          <w:lang w:val="pt_PT" w:bidi="pt_PT"/>
+        </w:rPr>
+        <w:t>Gn 26.34–35</w:t>
+      </w:r>
       <w:r>
         <w:rPr>
           <w:lang w:val="pt_PT" w:bidi="pt_PT"/>
         </w:rPr>
         <w:t>). Isso pode ter influenciado o favoritismo de Rebeca por Jacó e seu plano de tomar a bênção de Isaque destinada a Esaú (</w:t>
       </w:r>
-      <w:hyperlink r:id="rId141">
-        <w:r>
-          <w:rPr>
-            <w:lang w:val="pt_PT" w:bidi="pt_PT"/>
-          </w:rPr>
-          <w:rPr>
-            <w:color w:val="0000EE"/>
-            <w:u w:val="single"/>
-          </w:rPr>
-          <w:t>Gn 27.1–40</w:t>
-        </w:r>
-      </w:hyperlink>
+      <w:r>
+        <w:rPr>
+          <w:lang w:val="pt_PT" w:bidi="pt_PT"/>
+        </w:rPr>
+        <w:t>Gn 27.1–40</w:t>
+      </w:r>
       <w:r>
         <w:rPr>
           <w:lang w:val="pt_PT" w:bidi="pt_PT"/>
         </w:rPr>
         <w:t>). A raiva de Esaú ao descobrir a enganação de seu irmão fez com que Jacó fugisse para Harã. Os irmãos se reuniram vinte anos depois, quando Esaú demonstrou um perdão gracioso (</w:t>
       </w:r>
-      <w:hyperlink r:id="rId142">
-        <w:r>
-          <w:rPr>
-            <w:lang w:val="pt_PT" w:bidi="pt_PT"/>
-          </w:rPr>
-          <w:rPr>
-            <w:color w:val="0000EE"/>
-            <w:u w:val="single"/>
-          </w:rPr>
-          <w:t>Gn 33.1–16</w:t>
-        </w:r>
-      </w:hyperlink>
+      <w:r>
+        <w:rPr>
+          <w:lang w:val="pt_PT" w:bidi="pt_PT"/>
+        </w:rPr>
+        <w:t>Gn 33.1–16</w:t>
+      </w:r>
       <w:r>
         <w:rPr>
           <w:lang w:val="pt_PT" w:bidi="pt_PT"/>
@@ -3781,72 +2929,48 @@
         </w:rPr>
         <w:t>Esaú nasceu com Jacó segurando seu calcanhar. As pessoas viam isso como um sinal de que os descendentes de Esaú serviriam aos descendentes de Jacó. Os edomitas começaram a servir aos israelitas durante o tempo de Davi (</w:t>
       </w:r>
-      <w:hyperlink r:id="rId143">
-        <w:r>
-          <w:rPr>
-            <w:lang w:val="pt_PT" w:bidi="pt_PT"/>
-          </w:rPr>
-          <w:rPr>
-            <w:color w:val="0000EE"/>
-            <w:u w:val="single"/>
-          </w:rPr>
-          <w:t>2Sm 8.11–15</w:t>
-        </w:r>
-      </w:hyperlink>
+      <w:r>
+        <w:rPr>
+          <w:lang w:val="pt_PT" w:bidi="pt_PT"/>
+        </w:rPr>
+        <w:t>2Sm 8.11–15</w:t>
+      </w:r>
       <w:r>
         <w:rPr>
           <w:lang w:val="pt_PT" w:bidi="pt_PT"/>
         </w:rPr>
         <w:t xml:space="preserve">; </w:t>
       </w:r>
-      <w:hyperlink r:id="rId144">
-        <w:r>
-          <w:rPr>
-            <w:lang w:val="pt_PT" w:bidi="pt_PT"/>
-          </w:rPr>
-          <w:rPr>
-            <w:color w:val="0000EE"/>
-            <w:u w:val="single"/>
-          </w:rPr>
-          <w:t>1Cr 18.11–13</w:t>
-        </w:r>
-      </w:hyperlink>
+      <w:r>
+        <w:rPr>
+          <w:lang w:val="pt_PT" w:bidi="pt_PT"/>
+        </w:rPr>
+        <w:t>1Cr 18.11–13</w:t>
+      </w:r>
       <w:r>
         <w:rPr>
           <w:lang w:val="pt_PT" w:bidi="pt_PT"/>
         </w:rPr>
         <w:t>) e continuaram até o reinado de Jeorão (</w:t>
       </w:r>
-      <w:hyperlink r:id="rId145">
-        <w:r>
-          <w:rPr>
-            <w:lang w:val="pt_PT" w:bidi="pt_PT"/>
-          </w:rPr>
-          <w:rPr>
-            <w:color w:val="0000EE"/>
-            <w:u w:val="single"/>
-          </w:rPr>
-          <w:t>2Rs 8.20–22</w:t>
-        </w:r>
-      </w:hyperlink>
+      <w:r>
+        <w:rPr>
+          <w:lang w:val="pt_PT" w:bidi="pt_PT"/>
+        </w:rPr>
+        <w:t>2Rs 8.20–22</w:t>
+      </w:r>
       <w:r>
         <w:rPr>
           <w:lang w:val="pt_PT" w:bidi="pt_PT"/>
         </w:rPr>
         <w:t xml:space="preserve">; </w:t>
       </w:r>
-      <w:hyperlink r:id="rId146">
-        <w:r>
-          <w:rPr>
-            <w:lang w:val="pt_PT" w:bidi="pt_PT"/>
-          </w:rPr>
-          <w:rPr>
-            <w:color w:val="0000EE"/>
-            <w:u w:val="single"/>
-          </w:rPr>
-          <w:t>2Cr 21.8–10</w:t>
-        </w:r>
-      </w:hyperlink>
+      <w:r>
+        <w:rPr>
+          <w:lang w:val="pt_PT" w:bidi="pt_PT"/>
+        </w:rPr>
+        <w:t>2Cr 21.8–10</w:t>
+      </w:r>
       <w:r>
         <w:rPr>
           <w:lang w:val="pt_PT" w:bidi="pt_PT"/>
@@ -3867,18 +2991,12 @@
         </w:rPr>
         <w:t xml:space="preserve">No Novo Testamento, Esaú simboliza os descendentes de Abraão que não tinham fé e foram rejeitados por Deus quanto às suas bênçãos prometidas (veja </w:t>
       </w:r>
-      <w:hyperlink r:id="rId147">
-        <w:r>
-          <w:rPr>
-            <w:lang w:val="pt_PT" w:bidi="pt_PT"/>
-          </w:rPr>
-          <w:rPr>
-            <w:color w:val="0000EE"/>
-            <w:u w:val="single"/>
-          </w:rPr>
-          <w:t>Rm 9.6–24</w:t>
-        </w:r>
-      </w:hyperlink>
+      <w:r>
+        <w:rPr>
+          <w:lang w:val="pt_PT" w:bidi="pt_PT"/>
+        </w:rPr>
+        <w:t>Rm 9.6–24</w:t>
+      </w:r>
       <w:r>
         <w:rPr>
           <w:lang w:val="pt_PT" w:bidi="pt_PT"/>
@@ -3908,306 +3026,204 @@
           <w:lang w:val="pt_PT" w:bidi="pt_PT"/>
         </w:rPr>
       </w:r>
-      <w:hyperlink r:id="rId148">
-        <w:r>
-          <w:rPr>
-            <w:lang w:val="pt_PT" w:bidi="pt_PT"/>
-          </w:rPr>
-          <w:rPr>
-            <w:color w:val="0000EE"/>
-            <w:u w:val="single"/>
-          </w:rPr>
-          <w:t>Gênesis 25.21–34</w:t>
-        </w:r>
-      </w:hyperlink>
+      <w:r>
+        <w:rPr>
+          <w:lang w:val="pt_PT" w:bidi="pt_PT"/>
+        </w:rPr>
+        <w:t>Gênesis 25.21–34</w:t>
+      </w:r>
       <w:r>
         <w:rPr>
           <w:lang w:val="pt_PT" w:bidi="pt_PT"/>
         </w:rPr>
         <w:t xml:space="preserve">; </w:t>
       </w:r>
-      <w:hyperlink r:id="rId140">
-        <w:r>
-          <w:rPr>
-            <w:lang w:val="pt_PT" w:bidi="pt_PT"/>
-          </w:rPr>
-          <w:rPr>
-            <w:color w:val="0000EE"/>
-            <w:u w:val="single"/>
-          </w:rPr>
-          <w:t>26.34–35</w:t>
-        </w:r>
-      </w:hyperlink>
+      <w:r>
+        <w:rPr>
+          <w:lang w:val="pt_PT" w:bidi="pt_PT"/>
+        </w:rPr>
+        <w:t>26.34–35</w:t>
+      </w:r>
       <w:r>
         <w:rPr>
           <w:lang w:val="pt_PT" w:bidi="pt_PT"/>
         </w:rPr>
         <w:t xml:space="preserve">; </w:t>
       </w:r>
-      <w:hyperlink r:id="rId149">
-        <w:r>
-          <w:rPr>
-            <w:lang w:val="pt_PT" w:bidi="pt_PT"/>
-          </w:rPr>
-          <w:rPr>
-            <w:color w:val="0000EE"/>
-            <w:u w:val="single"/>
-          </w:rPr>
-          <w:t>27.1–42</w:t>
-        </w:r>
-      </w:hyperlink>
+      <w:r>
+        <w:rPr>
+          <w:lang w:val="pt_PT" w:bidi="pt_PT"/>
+        </w:rPr>
+        <w:t>27.1–42</w:t>
+      </w:r>
       <w:r>
         <w:rPr>
           <w:lang w:val="pt_PT" w:bidi="pt_PT"/>
         </w:rPr>
         <w:t xml:space="preserve">; </w:t>
       </w:r>
-      <w:hyperlink r:id="rId150">
-        <w:r>
-          <w:rPr>
-            <w:lang w:val="pt_PT" w:bidi="pt_PT"/>
-          </w:rPr>
-          <w:rPr>
-            <w:color w:val="0000EE"/>
-            <w:u w:val="single"/>
-          </w:rPr>
-          <w:t>28.6–9</w:t>
-        </w:r>
-      </w:hyperlink>
+      <w:r>
+        <w:rPr>
+          <w:lang w:val="pt_PT" w:bidi="pt_PT"/>
+        </w:rPr>
+        <w:t>28.6–9</w:t>
+      </w:r>
       <w:r>
         <w:rPr>
           <w:lang w:val="pt_PT" w:bidi="pt_PT"/>
         </w:rPr>
         <w:t xml:space="preserve">; </w:t>
       </w:r>
-      <w:hyperlink r:id="rId151">
-        <w:r>
-          <w:rPr>
-            <w:lang w:val="pt_PT" w:bidi="pt_PT"/>
-          </w:rPr>
-          <w:rPr>
-            <w:color w:val="0000EE"/>
-            <w:u w:val="single"/>
-          </w:rPr>
-          <w:t>32.3–20</w:t>
-        </w:r>
-      </w:hyperlink>
+      <w:r>
+        <w:rPr>
+          <w:lang w:val="pt_PT" w:bidi="pt_PT"/>
+        </w:rPr>
+        <w:t>32.3–20</w:t>
+      </w:r>
       <w:r>
         <w:rPr>
           <w:lang w:val="pt_PT" w:bidi="pt_PT"/>
         </w:rPr>
         <w:t xml:space="preserve">; </w:t>
       </w:r>
-      <w:hyperlink r:id="rId142">
-        <w:r>
-          <w:rPr>
-            <w:lang w:val="pt_PT" w:bidi="pt_PT"/>
-          </w:rPr>
-          <w:rPr>
-            <w:color w:val="0000EE"/>
-            <w:u w:val="single"/>
-          </w:rPr>
-          <w:t>33.1–16</w:t>
-        </w:r>
-      </w:hyperlink>
+      <w:r>
+        <w:rPr>
+          <w:lang w:val="pt_PT" w:bidi="pt_PT"/>
+        </w:rPr>
+        <w:t>33.1–16</w:t>
+      </w:r>
       <w:r>
         <w:rPr>
           <w:lang w:val="pt_PT" w:bidi="pt_PT"/>
         </w:rPr>
         <w:t xml:space="preserve">; </w:t>
       </w:r>
-      <w:hyperlink r:id="rId152">
-        <w:r>
-          <w:rPr>
-            <w:lang w:val="pt_PT" w:bidi="pt_PT"/>
-          </w:rPr>
-          <w:rPr>
-            <w:color w:val="0000EE"/>
-            <w:u w:val="single"/>
-          </w:rPr>
-          <w:t>35.28–29</w:t>
-        </w:r>
-      </w:hyperlink>
+      <w:r>
+        <w:rPr>
+          <w:lang w:val="pt_PT" w:bidi="pt_PT"/>
+        </w:rPr>
+        <w:t>35.28–29</w:t>
+      </w:r>
       <w:r>
         <w:rPr>
           <w:lang w:val="pt_PT" w:bidi="pt_PT"/>
         </w:rPr>
         <w:t xml:space="preserve">; </w:t>
       </w:r>
-      <w:hyperlink r:id="rId153">
-        <w:r>
-          <w:rPr>
-            <w:lang w:val="pt_PT" w:bidi="pt_PT"/>
-          </w:rPr>
-          <w:rPr>
-            <w:color w:val="0000EE"/>
-            <w:u w:val="single"/>
-          </w:rPr>
-          <w:t>36.1–43</w:t>
-        </w:r>
-      </w:hyperlink>
+      <w:r>
+        <w:rPr>
+          <w:lang w:val="pt_PT" w:bidi="pt_PT"/>
+        </w:rPr>
+        <w:t>36.1–43</w:t>
+      </w:r>
       <w:r>
         <w:rPr>
           <w:lang w:val="pt_PT" w:bidi="pt_PT"/>
         </w:rPr>
         <w:t xml:space="preserve">; </w:t>
       </w:r>
-      <w:hyperlink r:id="rId154">
-        <w:r>
-          <w:rPr>
-            <w:lang w:val="pt_PT" w:bidi="pt_PT"/>
-          </w:rPr>
-          <w:rPr>
-            <w:color w:val="0000EE"/>
-            <w:u w:val="single"/>
-          </w:rPr>
-          <w:t>Deuteronômio 2.1–8</w:t>
-        </w:r>
-      </w:hyperlink>
+      <w:r>
+        <w:rPr>
+          <w:lang w:val="pt_PT" w:bidi="pt_PT"/>
+        </w:rPr>
+        <w:t>Deuteronômio 2.1–8</w:t>
+      </w:r>
       <w:r>
         <w:rPr>
           <w:lang w:val="pt_PT" w:bidi="pt_PT"/>
         </w:rPr>
         <w:t>,</w:t>
       </w:r>
-      <w:hyperlink r:id="rId155">
-        <w:r>
-          <w:rPr>
-            <w:lang w:val="pt_PT" w:bidi="pt_PT"/>
-          </w:rPr>
-          <w:rPr>
-            <w:color w:val="0000EE"/>
-            <w:u w:val="single"/>
-          </w:rPr>
-          <w:t>12</w:t>
-        </w:r>
-      </w:hyperlink>
+      <w:r>
+        <w:rPr>
+          <w:lang w:val="pt_PT" w:bidi="pt_PT"/>
+        </w:rPr>
+        <w:t>12</w:t>
+      </w:r>
       <w:r>
         <w:rPr>
           <w:lang w:val="pt_PT" w:bidi="pt_PT"/>
         </w:rPr>
         <w:t>,</w:t>
       </w:r>
-      <w:hyperlink r:id="rId156">
-        <w:r>
-          <w:rPr>
-            <w:lang w:val="pt_PT" w:bidi="pt_PT"/>
-          </w:rPr>
-          <w:rPr>
-            <w:color w:val="0000EE"/>
-            <w:u w:val="single"/>
-          </w:rPr>
-          <w:t>22</w:t>
-        </w:r>
-      </w:hyperlink>
+      <w:r>
+        <w:rPr>
+          <w:lang w:val="pt_PT" w:bidi="pt_PT"/>
+        </w:rPr>
+        <w:t>22</w:t>
+      </w:r>
       <w:r>
         <w:rPr>
           <w:lang w:val="pt_PT" w:bidi="pt_PT"/>
         </w:rPr>
         <w:t>,</w:t>
       </w:r>
-      <w:hyperlink r:id="rId157">
-        <w:r>
-          <w:rPr>
-            <w:lang w:val="pt_PT" w:bidi="pt_PT"/>
-          </w:rPr>
-          <w:rPr>
-            <w:color w:val="0000EE"/>
-            <w:u w:val="single"/>
-          </w:rPr>
-          <w:t>29</w:t>
-        </w:r>
-      </w:hyperlink>
+      <w:r>
+        <w:rPr>
+          <w:lang w:val="pt_PT" w:bidi="pt_PT"/>
+        </w:rPr>
+        <w:t>29</w:t>
+      </w:r>
       <w:r>
         <w:rPr>
           <w:lang w:val="pt_PT" w:bidi="pt_PT"/>
         </w:rPr>
         <w:t xml:space="preserve">; </w:t>
       </w:r>
-      <w:hyperlink r:id="rId158">
-        <w:r>
-          <w:rPr>
-            <w:lang w:val="pt_PT" w:bidi="pt_PT"/>
-          </w:rPr>
-          <w:rPr>
-            <w:color w:val="0000EE"/>
-            <w:u w:val="single"/>
-          </w:rPr>
-          <w:t>Josué 24.4</w:t>
-        </w:r>
-      </w:hyperlink>
+      <w:r>
+        <w:rPr>
+          <w:lang w:val="pt_PT" w:bidi="pt_PT"/>
+        </w:rPr>
+        <w:t>Josué 24.4</w:t>
+      </w:r>
       <w:r>
         <w:rPr>
           <w:lang w:val="pt_PT" w:bidi="pt_PT"/>
         </w:rPr>
         <w:t xml:space="preserve">; </w:t>
       </w:r>
-      <w:hyperlink r:id="rId159">
-        <w:r>
-          <w:rPr>
-            <w:lang w:val="pt_PT" w:bidi="pt_PT"/>
-          </w:rPr>
-          <w:rPr>
-            <w:color w:val="0000EE"/>
-            <w:u w:val="single"/>
-          </w:rPr>
-          <w:t>Malaquias 1.2–5</w:t>
-        </w:r>
-      </w:hyperlink>
+      <w:r>
+        <w:rPr>
+          <w:lang w:val="pt_PT" w:bidi="pt_PT"/>
+        </w:rPr>
+        <w:t>Malaquias 1.2–5</w:t>
+      </w:r>
       <w:r>
         <w:rPr>
           <w:lang w:val="pt_PT" w:bidi="pt_PT"/>
         </w:rPr>
         <w:t xml:space="preserve">; </w:t>
       </w:r>
-      <w:hyperlink r:id="rId160">
-        <w:r>
-          <w:rPr>
-            <w:lang w:val="pt_PT" w:bidi="pt_PT"/>
-          </w:rPr>
-          <w:rPr>
-            <w:color w:val="0000EE"/>
-            <w:u w:val="single"/>
-          </w:rPr>
-          <w:t>Romanos 9.6–13</w:t>
-        </w:r>
-      </w:hyperlink>
+      <w:r>
+        <w:rPr>
+          <w:lang w:val="pt_PT" w:bidi="pt_PT"/>
+        </w:rPr>
+        <w:t>Romanos 9.6–13</w:t>
+      </w:r>
       <w:r>
         <w:rPr>
           <w:lang w:val="pt_PT" w:bidi="pt_PT"/>
         </w:rPr>
         <w:t xml:space="preserve">; </w:t>
       </w:r>
-      <w:hyperlink r:id="rId161">
-        <w:r>
-          <w:rPr>
-            <w:lang w:val="pt_PT" w:bidi="pt_PT"/>
-          </w:rPr>
-          <w:rPr>
-            <w:color w:val="0000EE"/>
-            <w:u w:val="single"/>
-          </w:rPr>
-          <w:t>Hebreus 11.20</w:t>
-        </w:r>
-      </w:hyperlink>
+      <w:r>
+        <w:rPr>
+          <w:lang w:val="pt_PT" w:bidi="pt_PT"/>
+        </w:rPr>
+        <w:t>Hebreus 11.20</w:t>
+      </w:r>
       <w:r>
         <w:rPr>
           <w:lang w:val="pt_PT" w:bidi="pt_PT"/>
         </w:rPr>
         <w:t xml:space="preserve">; </w:t>
       </w:r>
-      <w:hyperlink r:id="rId162">
-        <w:r>
-          <w:rPr>
-            <w:lang w:val="pt_PT" w:bidi="pt_PT"/>
-          </w:rPr>
-          <w:rPr>
-            <w:color w:val="0000EE"/>
-            <w:u w:val="single"/>
-          </w:rPr>
-          <w:t>12.16–17</w:t>
-        </w:r>
-      </w:hyperlink>
+      <w:r>
+        <w:rPr>
+          <w:lang w:val="pt_PT" w:bidi="pt_PT"/>
+        </w:rPr>
+        <w:t>12.16–17</w:t>
+      </w:r>
       <w:r>
         <w:rPr>
           <w:lang w:val="pt_PT" w:bidi="pt_PT"/>
@@ -4256,90 +3272,60 @@
         </w:rPr>
         <w:t>Esdras era um sacerdote e escriba (professor e copista das Escrituras). Ele pertencia a uma família importante de sumos sacerdotes descendentes de Zadoque (</w:t>
       </w:r>
-      <w:hyperlink r:id="rId56">
-        <w:r>
-          <w:rPr>
-            <w:lang w:val="pt_PT" w:bidi="pt_PT"/>
-          </w:rPr>
-          <w:rPr>
-            <w:color w:val="0000EE"/>
-            <w:u w:val="single"/>
-          </w:rPr>
-          <w:t>Ed 7.1–5</w:t>
-        </w:r>
-      </w:hyperlink>
+      <w:r>
+        <w:rPr>
+          <w:lang w:val="pt_PT" w:bidi="pt_PT"/>
+        </w:rPr>
+        <w:t>Ed 7.1–5</w:t>
+      </w:r>
       <w:r>
         <w:rPr>
           <w:lang w:val="pt_PT" w:bidi="pt_PT"/>
         </w:rPr>
         <w:t>,</w:t>
       </w:r>
-      <w:hyperlink r:id="rId163">
-        <w:r>
-          <w:rPr>
-            <w:lang w:val="pt_PT" w:bidi="pt_PT"/>
-          </w:rPr>
-          <w:rPr>
-            <w:color w:val="0000EE"/>
-            <w:u w:val="single"/>
-          </w:rPr>
-          <w:t>11–12</w:t>
-        </w:r>
-      </w:hyperlink>
+      <w:r>
+        <w:rPr>
+          <w:lang w:val="pt_PT" w:bidi="pt_PT"/>
+        </w:rPr>
+        <w:t>11–12</w:t>
+      </w:r>
       <w:r>
         <w:rPr>
           <w:lang w:val="pt_PT" w:bidi="pt_PT"/>
         </w:rPr>
         <w:t xml:space="preserve">; veja também </w:t>
       </w:r>
-      <w:hyperlink r:id="rId164">
-        <w:r>
-          <w:rPr>
-            <w:lang w:val="pt_PT" w:bidi="pt_PT"/>
-          </w:rPr>
-          <w:rPr>
-            <w:color w:val="0000EE"/>
-            <w:u w:val="single"/>
-          </w:rPr>
-          <w:t>Ne 8.2</w:t>
-        </w:r>
-      </w:hyperlink>
+      <w:r>
+        <w:rPr>
+          <w:lang w:val="pt_PT" w:bidi="pt_PT"/>
+        </w:rPr>
+        <w:t>Ne 8.2</w:t>
+      </w:r>
       <w:r>
         <w:rPr>
           <w:lang w:val="pt_PT" w:bidi="pt_PT"/>
         </w:rPr>
         <w:t>,</w:t>
       </w:r>
-      <w:hyperlink r:id="rId165">
-        <w:r>
-          <w:rPr>
-            <w:lang w:val="pt_PT" w:bidi="pt_PT"/>
-          </w:rPr>
-          <w:rPr>
-            <w:color w:val="0000EE"/>
-            <w:u w:val="single"/>
-          </w:rPr>
-          <w:t>9</w:t>
-        </w:r>
-      </w:hyperlink>
+      <w:r>
+        <w:rPr>
+          <w:lang w:val="pt_PT" w:bidi="pt_PT"/>
+        </w:rPr>
+        <w:t>9</w:t>
+      </w:r>
       <w:r>
         <w:rPr>
           <w:lang w:val="pt_PT" w:bidi="pt_PT"/>
         </w:rPr>
         <w:t>). Ele liderou em Judá após o retorno dos judeus do exílio. Como escriba, Esdras era mais do que um copista; ele era um estudante dedicado das leis de Deus (</w:t>
       </w:r>
-      <w:hyperlink r:id="rId166">
-        <w:r>
-          <w:rPr>
-            <w:lang w:val="pt_PT" w:bidi="pt_PT"/>
-          </w:rPr>
-          <w:rPr>
-            <w:color w:val="0000EE"/>
-            <w:u w:val="single"/>
-          </w:rPr>
-          <w:t>Ed 7.6</w:t>
-        </w:r>
-      </w:hyperlink>
+      <w:r>
+        <w:rPr>
+          <w:lang w:val="pt_PT" w:bidi="pt_PT"/>
+        </w:rPr>
+        <w:t>Ed 7.6</w:t>
+      </w:r>
       <w:r>
         <w:rPr>
           <w:lang w:val="pt_PT" w:bidi="pt_PT"/>
@@ -4360,54 +3346,36 @@
         </w:rPr>
         <w:t>Esdras, um importante oficial que auxiliava o rei em assuntos judaicos no Império Persa, visitou Jerusalém por volta de 458 a.C. Ele trouxe itens para o Templo e tinha como objetivo estabelecer as leis de Deus e as leis da Pérsia. Uma de suas primeiras ações foi abordar a questão do casamento com vizinhos não-judeus (</w:t>
       </w:r>
-      <w:hyperlink r:id="rId167">
-        <w:r>
-          <w:rPr>
-            <w:lang w:val="pt_PT" w:bidi="pt_PT"/>
-          </w:rPr>
-          <w:rPr>
-            <w:color w:val="0000EE"/>
-            <w:u w:val="single"/>
-          </w:rPr>
-          <w:t>Ed 9.1–10.44</w:t>
-        </w:r>
-      </w:hyperlink>
+      <w:r>
+        <w:rPr>
+          <w:lang w:val="pt_PT" w:bidi="pt_PT"/>
+        </w:rPr>
+        <w:t>Ed 9.1–10.44</w:t>
+      </w:r>
       <w:r>
         <w:rPr>
           <w:lang w:val="pt_PT" w:bidi="pt_PT"/>
         </w:rPr>
         <w:t>). Mais tarde, após a reconstrução dos muros da cidade em 445 a.C. (</w:t>
       </w:r>
-      <w:hyperlink r:id="rId168">
-        <w:r>
-          <w:rPr>
-            <w:lang w:val="pt_PT" w:bidi="pt_PT"/>
-          </w:rPr>
-          <w:rPr>
-            <w:color w:val="0000EE"/>
-            <w:u w:val="single"/>
-          </w:rPr>
-          <w:t>Ne 6.15</w:t>
-        </w:r>
-      </w:hyperlink>
+      <w:r>
+        <w:rPr>
+          <w:lang w:val="pt_PT" w:bidi="pt_PT"/>
+        </w:rPr>
+        <w:t>Ne 6.15</w:t>
+      </w:r>
       <w:r>
         <w:rPr>
           <w:lang w:val="pt_PT" w:bidi="pt_PT"/>
         </w:rPr>
         <w:t>), Esdras liderou a comunidade para seguir mais de perto a lei de Deus (</w:t>
       </w:r>
-      <w:hyperlink r:id="rId169">
-        <w:r>
-          <w:rPr>
-            <w:lang w:val="pt_PT" w:bidi="pt_PT"/>
-          </w:rPr>
-          <w:rPr>
-            <w:color w:val="0000EE"/>
-            <w:u w:val="single"/>
-          </w:rPr>
-          <w:t>Ne 8.13–15</w:t>
-        </w:r>
-      </w:hyperlink>
+      <w:r>
+        <w:rPr>
+          <w:lang w:val="pt_PT" w:bidi="pt_PT"/>
+        </w:rPr>
+        <w:t>Ne 8.13–15</w:t>
+      </w:r>
       <w:r>
         <w:rPr>
           <w:lang w:val="pt_PT" w:bidi="pt_PT"/>
@@ -4428,36 +3396,24 @@
         </w:rPr>
         <w:t>Esdras honrou a Deus ao gerenciar bem as finanças. O rei persa confiava no julgamento de Esdras e permitiu que ele solicitasse mais dinheiro quando necessário (</w:t>
       </w:r>
-      <w:hyperlink r:id="rId170">
-        <w:r>
-          <w:rPr>
-            <w:lang w:val="pt_PT" w:bidi="pt_PT"/>
-          </w:rPr>
-          <w:rPr>
-            <w:color w:val="0000EE"/>
-            <w:u w:val="single"/>
-          </w:rPr>
-          <w:t>Ed 7.15–20</w:t>
-        </w:r>
-      </w:hyperlink>
+      <w:r>
+        <w:rPr>
+          <w:lang w:val="pt_PT" w:bidi="pt_PT"/>
+        </w:rPr>
+        <w:t>Ed 7.15–20</w:t>
+      </w:r>
       <w:r>
         <w:rPr>
           <w:lang w:val="pt_PT" w:bidi="pt_PT"/>
         </w:rPr>
         <w:t>). Esdras delegou responsabilidades financeiras a outros sempre que possível e exigiu rigorosa honestidade financeira (</w:t>
       </w:r>
-      <w:hyperlink r:id="rId171">
-        <w:r>
-          <w:rPr>
-            <w:lang w:val="pt_PT" w:bidi="pt_PT"/>
-          </w:rPr>
-          <w:rPr>
-            <w:color w:val="0000EE"/>
-            <w:u w:val="single"/>
-          </w:rPr>
-          <w:t>Ed 8.24–30</w:t>
-        </w:r>
-      </w:hyperlink>
+      <w:r>
+        <w:rPr>
+          <w:lang w:val="pt_PT" w:bidi="pt_PT"/>
+        </w:rPr>
+        <w:t>Ed 8.24–30</w:t>
+      </w:r>
       <w:r>
         <w:rPr>
           <w:lang w:val="pt_PT" w:bidi="pt_PT"/>
@@ -4478,198 +3434,132 @@
         </w:rPr>
         <w:t>Esdras se humilhou diante de Deus quando o povo iniciou sua jornada (</w:t>
       </w:r>
-      <w:hyperlink r:id="rId172">
-        <w:r>
-          <w:rPr>
-            <w:lang w:val="pt_PT" w:bidi="pt_PT"/>
-          </w:rPr>
-          <w:rPr>
-            <w:color w:val="0000EE"/>
-            <w:u w:val="single"/>
-          </w:rPr>
-          <w:t>Ed 8.21–23</w:t>
-        </w:r>
-      </w:hyperlink>
+      <w:r>
+        <w:rPr>
+          <w:lang w:val="pt_PT" w:bidi="pt_PT"/>
+        </w:rPr>
+        <w:t>Ed 8.21–23</w:t>
+      </w:r>
       <w:r>
         <w:rPr>
           <w:lang w:val="pt_PT" w:bidi="pt_PT"/>
         </w:rPr>
         <w:t>), ao saber sobre os casamentos impuros do povo (</w:t>
       </w:r>
-      <w:hyperlink r:id="rId173">
-        <w:r>
-          <w:rPr>
-            <w:lang w:val="pt_PT" w:bidi="pt_PT"/>
-          </w:rPr>
-          <w:rPr>
-            <w:color w:val="0000EE"/>
-            <w:u w:val="single"/>
-          </w:rPr>
-          <w:t>Ed 9.5–15</w:t>
-        </w:r>
-      </w:hyperlink>
+      <w:r>
+        <w:rPr>
+          <w:lang w:val="pt_PT" w:bidi="pt_PT"/>
+        </w:rPr>
+        <w:t>Ed 9.5–15</w:t>
+      </w:r>
       <w:r>
         <w:rPr>
           <w:lang w:val="pt_PT" w:bidi="pt_PT"/>
         </w:rPr>
         <w:t>), e quando reuniu aqueles que deveriam se divorciar de suas esposas pagãs (</w:t>
       </w:r>
-      <w:hyperlink r:id="rId174">
-        <w:r>
-          <w:rPr>
-            <w:lang w:val="pt_PT" w:bidi="pt_PT"/>
-          </w:rPr>
-          <w:rPr>
-            <w:color w:val="0000EE"/>
-            <w:u w:val="single"/>
-          </w:rPr>
-          <w:t>10.6</w:t>
-        </w:r>
-      </w:hyperlink>
+      <w:r>
+        <w:rPr>
+          <w:lang w:val="pt_PT" w:bidi="pt_PT"/>
+        </w:rPr>
+        <w:t>10.6</w:t>
+      </w:r>
       <w:r>
         <w:rPr>
           <w:lang w:val="pt_PT" w:bidi="pt_PT"/>
         </w:rPr>
         <w:t>). Ele sempre reconheceu que a mão graciosa de Deus — não sua própria habilidade ou sabedoria — fazia as coisas boas acontecerem (</w:t>
       </w:r>
-      <w:hyperlink r:id="rId166">
-        <w:r>
-          <w:rPr>
-            <w:lang w:val="pt_PT" w:bidi="pt_PT"/>
-          </w:rPr>
-          <w:rPr>
-            <w:color w:val="0000EE"/>
-            <w:u w:val="single"/>
-          </w:rPr>
-          <w:t>Ed 7.6</w:t>
-        </w:r>
-      </w:hyperlink>
+      <w:r>
+        <w:rPr>
+          <w:lang w:val="pt_PT" w:bidi="pt_PT"/>
+        </w:rPr>
+        <w:t>Ed 7.6</w:t>
+      </w:r>
       <w:r>
         <w:rPr>
           <w:lang w:val="pt_PT" w:bidi="pt_PT"/>
         </w:rPr>
         <w:t>,</w:t>
       </w:r>
-      <w:hyperlink r:id="rId175">
-        <w:r>
-          <w:rPr>
-            <w:lang w:val="pt_PT" w:bidi="pt_PT"/>
-          </w:rPr>
-          <w:rPr>
-            <w:color w:val="0000EE"/>
-            <w:u w:val="single"/>
-          </w:rPr>
-          <w:t>9</w:t>
-        </w:r>
-      </w:hyperlink>
+      <w:r>
+        <w:rPr>
+          <w:lang w:val="pt_PT" w:bidi="pt_PT"/>
+        </w:rPr>
+        <w:t>9</w:t>
+      </w:r>
       <w:r>
         <w:rPr>
           <w:lang w:val="pt_PT" w:bidi="pt_PT"/>
         </w:rPr>
         <w:t>,</w:t>
       </w:r>
-      <w:hyperlink r:id="rId176">
-        <w:r>
-          <w:rPr>
-            <w:lang w:val="pt_PT" w:bidi="pt_PT"/>
-          </w:rPr>
-          <w:rPr>
-            <w:color w:val="0000EE"/>
-            <w:u w:val="single"/>
-          </w:rPr>
-          <w:t>28</w:t>
-        </w:r>
-      </w:hyperlink>
+      <w:r>
+        <w:rPr>
+          <w:lang w:val="pt_PT" w:bidi="pt_PT"/>
+        </w:rPr>
+        <w:t>28</w:t>
+      </w:r>
       <w:r>
         <w:rPr>
           <w:lang w:val="pt_PT" w:bidi="pt_PT"/>
         </w:rPr>
         <w:t xml:space="preserve">; </w:t>
       </w:r>
-      <w:hyperlink r:id="rId177">
-        <w:r>
-          <w:rPr>
-            <w:lang w:val="pt_PT" w:bidi="pt_PT"/>
-          </w:rPr>
-          <w:rPr>
-            <w:color w:val="0000EE"/>
-            <w:u w:val="single"/>
-          </w:rPr>
-          <w:t>8.18</w:t>
-        </w:r>
-      </w:hyperlink>
+      <w:r>
+        <w:rPr>
+          <w:lang w:val="pt_PT" w:bidi="pt_PT"/>
+        </w:rPr>
+        <w:t>8.18</w:t>
+      </w:r>
       <w:r>
         <w:rPr>
           <w:lang w:val="pt_PT" w:bidi="pt_PT"/>
         </w:rPr>
         <w:t>,</w:t>
       </w:r>
-      <w:hyperlink r:id="rId178">
-        <w:r>
-          <w:rPr>
-            <w:lang w:val="pt_PT" w:bidi="pt_PT"/>
-          </w:rPr>
-          <w:rPr>
-            <w:color w:val="0000EE"/>
-            <w:u w:val="single"/>
-          </w:rPr>
-          <w:t>22</w:t>
-        </w:r>
-      </w:hyperlink>
+      <w:r>
+        <w:rPr>
+          <w:lang w:val="pt_PT" w:bidi="pt_PT"/>
+        </w:rPr>
+        <w:t>22</w:t>
+      </w:r>
       <w:r>
         <w:rPr>
           <w:lang w:val="pt_PT" w:bidi="pt_PT"/>
         </w:rPr>
         <w:t>,</w:t>
       </w:r>
-      <w:hyperlink r:id="rId179">
-        <w:r>
-          <w:rPr>
-            <w:lang w:val="pt_PT" w:bidi="pt_PT"/>
-          </w:rPr>
-          <w:rPr>
-            <w:color w:val="0000EE"/>
-            <w:u w:val="single"/>
-          </w:rPr>
-          <w:t>31</w:t>
-        </w:r>
-      </w:hyperlink>
+      <w:r>
+        <w:rPr>
+          <w:lang w:val="pt_PT" w:bidi="pt_PT"/>
+        </w:rPr>
+        <w:t>31</w:t>
+      </w:r>
       <w:r>
         <w:rPr>
           <w:lang w:val="pt_PT" w:bidi="pt_PT"/>
         </w:rPr>
         <w:t xml:space="preserve">; </w:t>
       </w:r>
-      <w:hyperlink r:id="rId180">
-        <w:r>
-          <w:rPr>
-            <w:lang w:val="pt_PT" w:bidi="pt_PT"/>
-          </w:rPr>
-          <w:rPr>
-            <w:color w:val="0000EE"/>
-            <w:u w:val="single"/>
-          </w:rPr>
-          <w:t>9.8–9</w:t>
-        </w:r>
-      </w:hyperlink>
+      <w:r>
+        <w:rPr>
+          <w:lang w:val="pt_PT" w:bidi="pt_PT"/>
+        </w:rPr>
+        <w:t>9.8–9</w:t>
+      </w:r>
       <w:r>
         <w:rPr>
           <w:lang w:val="pt_PT" w:bidi="pt_PT"/>
         </w:rPr>
         <w:t>). Ele estudou e viveu pela Palavra de Deus e ensinou outros a seguir o que Deus revelou (</w:t>
       </w:r>
-      <w:hyperlink r:id="rId181">
-        <w:r>
-          <w:rPr>
-            <w:lang w:val="pt_PT" w:bidi="pt_PT"/>
-          </w:rPr>
-          <w:rPr>
-            <w:color w:val="0000EE"/>
-            <w:u w:val="single"/>
-          </w:rPr>
-          <w:t>Ed 7.10</w:t>
-        </w:r>
-      </w:hyperlink>
+      <w:r>
+        <w:rPr>
+          <w:lang w:val="pt_PT" w:bidi="pt_PT"/>
+        </w:rPr>
+        <w:t>Ed 7.10</w:t>
+      </w:r>
       <w:r>
         <w:rPr>
           <w:lang w:val="pt_PT" w:bidi="pt_PT"/>
@@ -4713,90 +3603,60 @@
           <w:lang w:val="pt_PT" w:bidi="pt_PT"/>
         </w:rPr>
       </w:r>
-      <w:hyperlink r:id="rId182">
-        <w:r>
-          <w:rPr>
-            <w:lang w:val="pt_PT" w:bidi="pt_PT"/>
-          </w:rPr>
-          <w:rPr>
-            <w:color w:val="0000EE"/>
-            <w:u w:val="single"/>
-          </w:rPr>
-          <w:t>Esdras 7.1–10.44</w:t>
-        </w:r>
-      </w:hyperlink>
+      <w:r>
+        <w:rPr>
+          <w:lang w:val="pt_PT" w:bidi="pt_PT"/>
+        </w:rPr>
+        <w:t>Esdras 7.1–10.44</w:t>
+      </w:r>
       <w:r>
         <w:rPr>
           <w:lang w:val="pt_PT" w:bidi="pt_PT"/>
         </w:rPr>
         <w:t xml:space="preserve">; </w:t>
       </w:r>
-      <w:hyperlink r:id="rId183">
-        <w:r>
-          <w:rPr>
-            <w:lang w:val="pt_PT" w:bidi="pt_PT"/>
-          </w:rPr>
-          <w:rPr>
-            <w:color w:val="0000EE"/>
-            <w:u w:val="single"/>
-          </w:rPr>
-          <w:t>Neemias 8.1–18</w:t>
-        </w:r>
-      </w:hyperlink>
+      <w:r>
+        <w:rPr>
+          <w:lang w:val="pt_PT" w:bidi="pt_PT"/>
+        </w:rPr>
+        <w:t>Neemias 8.1–18</w:t>
+      </w:r>
       <w:r>
         <w:rPr>
           <w:lang w:val="pt_PT" w:bidi="pt_PT"/>
         </w:rPr>
         <w:t xml:space="preserve">; </w:t>
       </w:r>
-      <w:hyperlink r:id="rId184">
-        <w:r>
-          <w:rPr>
-            <w:lang w:val="pt_PT" w:bidi="pt_PT"/>
-          </w:rPr>
-          <w:rPr>
-            <w:color w:val="0000EE"/>
-            <w:u w:val="single"/>
-          </w:rPr>
-          <w:t>12.1</w:t>
-        </w:r>
-      </w:hyperlink>
+      <w:r>
+        <w:rPr>
+          <w:lang w:val="pt_PT" w:bidi="pt_PT"/>
+        </w:rPr>
+        <w:t>12.1</w:t>
+      </w:r>
       <w:r>
         <w:rPr>
           <w:lang w:val="pt_PT" w:bidi="pt_PT"/>
         </w:rPr>
         <w:t>,</w:t>
       </w:r>
-      <w:hyperlink r:id="rId185">
-        <w:r>
-          <w:rPr>
-            <w:lang w:val="pt_PT" w:bidi="pt_PT"/>
-          </w:rPr>
-          <w:rPr>
-            <w:color w:val="0000EE"/>
-            <w:u w:val="single"/>
-          </w:rPr>
-          <w:t>26</w:t>
-        </w:r>
-      </w:hyperlink>
+      <w:r>
+        <w:rPr>
+          <w:lang w:val="pt_PT" w:bidi="pt_PT"/>
+        </w:rPr>
+        <w:t>26</w:t>
+      </w:r>
       <w:r>
         <w:rPr>
           <w:lang w:val="pt_PT" w:bidi="pt_PT"/>
         </w:rPr>
         <w:t>,</w:t>
       </w:r>
-      <w:hyperlink r:id="rId186">
-        <w:r>
-          <w:rPr>
-            <w:lang w:val="pt_PT" w:bidi="pt_PT"/>
-          </w:rPr>
-          <w:rPr>
-            <w:color w:val="0000EE"/>
-            <w:u w:val="single"/>
-          </w:rPr>
-          <w:t>36</w:t>
-        </w:r>
-      </w:hyperlink>
+      <w:r>
+        <w:rPr>
+          <w:lang w:val="pt_PT" w:bidi="pt_PT"/>
+        </w:rPr>
+        <w:t>36</w:t>
+      </w:r>
       <w:r>
         <w:rPr>
           <w:lang w:val="pt_PT" w:bidi="pt_PT"/>
@@ -4858,18 +3718,12 @@
         </w:rPr>
         <w:t xml:space="preserve"> ("dispersão"), descendente de judeus que haviam sido espalhados entre as nações durante o exílio na Babilônia. Sua família não retornou a Judá, ao contrário de alguns judeus (veja </w:t>
       </w:r>
-      <w:hyperlink r:id="rId187">
-        <w:r>
-          <w:rPr>
-            <w:lang w:val="pt_PT" w:bidi="pt_PT"/>
-          </w:rPr>
-          <w:rPr>
-            <w:color w:val="0000EE"/>
-            <w:u w:val="single"/>
-          </w:rPr>
-          <w:t>Ed 1–2</w:t>
-        </w:r>
-      </w:hyperlink>
+      <w:r>
+        <w:rPr>
+          <w:lang w:val="pt_PT" w:bidi="pt_PT"/>
+        </w:rPr>
+        <w:t>Ed 1–2</w:t>
+      </w:r>
       <w:r>
         <w:rPr>
           <w:lang w:val="pt_PT" w:bidi="pt_PT"/>
@@ -4890,18 +3744,12 @@
         </w:rPr>
         <w:t>Ester era uma órfã criada por seu primo Mordecai, um pequeno oficial no governo persa em Susã. Ela se tornou rainha depois que o Rei Xerxes removeu a Rainha Vasti por se recusar a comparecer a um banquete quando ele a ordenou a fazê-lo (</w:t>
       </w:r>
-      <w:hyperlink r:id="rId188">
-        <w:r>
-          <w:rPr>
-            <w:lang w:val="pt_PT" w:bidi="pt_PT"/>
-          </w:rPr>
-          <w:rPr>
-            <w:color w:val="0000EE"/>
-            <w:u w:val="single"/>
-          </w:rPr>
-          <w:t>Et 1.11–12</w:t>
-        </w:r>
-      </w:hyperlink>
+      <w:r>
+        <w:rPr>
+          <w:lang w:val="pt_PT" w:bidi="pt_PT"/>
+        </w:rPr>
+        <w:t>Et 1.11–12</w:t>
+      </w:r>
       <w:r>
         <w:rPr>
           <w:lang w:val="pt_PT" w:bidi="pt_PT"/>
@@ -4922,18 +3770,12 @@
         </w:rPr>
         <w:t>Após a coroação de Ester, ela silenciosamente ganhou a confiança de Xerxes ao contar-lhe sobre um plano de assassinato (</w:t>
       </w:r>
-      <w:hyperlink r:id="rId189">
-        <w:r>
-          <w:rPr>
-            <w:lang w:val="pt_PT" w:bidi="pt_PT"/>
-          </w:rPr>
-          <w:rPr>
-            <w:color w:val="0000EE"/>
-            <w:u w:val="single"/>
-          </w:rPr>
-          <w:t>Et 2.21–23</w:t>
-        </w:r>
-      </w:hyperlink>
+      <w:r>
+        <w:rPr>
+          <w:lang w:val="pt_PT" w:bidi="pt_PT"/>
+        </w:rPr>
+        <w:t>Et 2.21–23</w:t>
+      </w:r>
       <w:r>
         <w:rPr>
           <w:lang w:val="pt_PT" w:bidi="pt_PT"/>
@@ -4963,54 +3805,36 @@
           <w:lang w:val="pt_PT" w:bidi="pt_PT"/>
         </w:rPr>
       </w:r>
-      <w:hyperlink r:id="rId190">
-        <w:r>
-          <w:rPr>
-            <w:lang w:val="pt_PT" w:bidi="pt_PT"/>
-          </w:rPr>
-          <w:rPr>
-            <w:color w:val="0000EE"/>
-            <w:u w:val="single"/>
-          </w:rPr>
-          <w:t>Ester 2.7–20</w:t>
-        </w:r>
-      </w:hyperlink>
+      <w:r>
+        <w:rPr>
+          <w:lang w:val="pt_PT" w:bidi="pt_PT"/>
+        </w:rPr>
+        <w:t>Ester 2.7–20</w:t>
+      </w:r>
       <w:r>
         <w:rPr>
           <w:lang w:val="pt_PT" w:bidi="pt_PT"/>
         </w:rPr>
         <w:t xml:space="preserve">; </w:t>
       </w:r>
-      <w:hyperlink r:id="rId191">
-        <w:r>
-          <w:rPr>
-            <w:lang w:val="pt_PT" w:bidi="pt_PT"/>
-          </w:rPr>
-          <w:rPr>
-            <w:color w:val="0000EE"/>
-            <w:u w:val="single"/>
-          </w:rPr>
-          <w:t>4.4–5.8</w:t>
-        </w:r>
-      </w:hyperlink>
+      <w:r>
+        <w:rPr>
+          <w:lang w:val="pt_PT" w:bidi="pt_PT"/>
+        </w:rPr>
+        <w:t>4.4–5.8</w:t>
+      </w:r>
       <w:r>
         <w:rPr>
           <w:lang w:val="pt_PT" w:bidi="pt_PT"/>
         </w:rPr>
         <w:t xml:space="preserve">; </w:t>
       </w:r>
-      <w:hyperlink r:id="rId192">
-        <w:r>
-          <w:rPr>
-            <w:lang w:val="pt_PT" w:bidi="pt_PT"/>
-          </w:rPr>
-          <w:rPr>
-            <w:color w:val="0000EE"/>
-            <w:u w:val="single"/>
-          </w:rPr>
-          <w:t>7.1–9.32</w:t>
-        </w:r>
-      </w:hyperlink>
+      <w:r>
+        <w:rPr>
+          <w:lang w:val="pt_PT" w:bidi="pt_PT"/>
+        </w:rPr>
+        <w:t>7.1–9.32</w:t>
+      </w:r>
       <w:r>
         <w:rPr>
           <w:lang w:val="pt_PT" w:bidi="pt_PT"/>
@@ -5073,90 +3897,60 @@
         </w:rPr>
         <w:t>Estevão foi um dos sete homens escolhidos para ajudar a distribuir alimentos aos cristãos necessitados em Jerusalém (</w:t>
       </w:r>
-      <w:hyperlink r:id="rId193">
-        <w:r>
-          <w:rPr>
-            <w:lang w:val="pt_PT" w:bidi="pt_PT"/>
-          </w:rPr>
-          <w:rPr>
-            <w:color w:val="0000EE"/>
-            <w:u w:val="single"/>
-          </w:rPr>
-          <w:t>At 6.1–6</w:t>
-        </w:r>
-      </w:hyperlink>
+      <w:r>
+        <w:rPr>
+          <w:lang w:val="pt_PT" w:bidi="pt_PT"/>
+        </w:rPr>
+        <w:t>At 6.1–6</w:t>
+      </w:r>
       <w:r>
         <w:rPr>
           <w:lang w:val="pt_PT" w:bidi="pt_PT"/>
         </w:rPr>
         <w:t>). Dos sete homens escolhidos, Estevão era especial porque estava “cheio de fé e do Espírito Santo” (</w:t>
       </w:r>
-      <w:hyperlink r:id="rId194">
-        <w:r>
-          <w:rPr>
-            <w:lang w:val="pt_PT" w:bidi="pt_PT"/>
-          </w:rPr>
-          <w:rPr>
-            <w:color w:val="0000EE"/>
-            <w:u w:val="single"/>
-          </w:rPr>
-          <w:t>At 6.5</w:t>
-        </w:r>
-      </w:hyperlink>
+      <w:r>
+        <w:rPr>
+          <w:lang w:val="pt_PT" w:bidi="pt_PT"/>
+        </w:rPr>
+        <w:t>At 6.5</w:t>
+      </w:r>
       <w:r>
         <w:rPr>
           <w:lang w:val="pt_PT" w:bidi="pt_PT"/>
         </w:rPr>
         <w:t>). Demonstrando a graça e o poder de Deus de uma maneira especial, ele realizou milagres (</w:t>
       </w:r>
-      <w:hyperlink r:id="rId195">
-        <w:r>
-          <w:rPr>
-            <w:lang w:val="pt_PT" w:bidi="pt_PT"/>
-          </w:rPr>
-          <w:rPr>
-            <w:color w:val="0000EE"/>
-            <w:u w:val="single"/>
-          </w:rPr>
-          <w:t>At 6.8</w:t>
-        </w:r>
-      </w:hyperlink>
+      <w:r>
+        <w:rPr>
+          <w:lang w:val="pt_PT" w:bidi="pt_PT"/>
+        </w:rPr>
+        <w:t>At 6.8</w:t>
+      </w:r>
       <w:r>
         <w:rPr>
           <w:lang w:val="pt_PT" w:bidi="pt_PT"/>
         </w:rPr>
         <w:t>). Ele foi corajoso ao falar sobre Jesus e era hábil em explicar e defender as crenças cristãs (</w:t>
       </w:r>
-      <w:hyperlink r:id="rId196">
-        <w:r>
-          <w:rPr>
-            <w:lang w:val="pt_PT" w:bidi="pt_PT"/>
-          </w:rPr>
-          <w:rPr>
-            <w:color w:val="0000EE"/>
-            <w:u w:val="single"/>
-          </w:rPr>
-          <w:t>At 6.9–10</w:t>
-        </w:r>
-      </w:hyperlink>
+      <w:r>
+        <w:rPr>
+          <w:lang w:val="pt_PT" w:bidi="pt_PT"/>
+        </w:rPr>
+        <w:t>At 6.9–10</w:t>
+      </w:r>
       <w:r>
         <w:rPr>
           <w:lang w:val="pt_PT" w:bidi="pt_PT"/>
         </w:rPr>
         <w:t>). Por falar tão abertamente sobre Jesus, os líderes judeus o prenderam. Eles o levaram perante o conselho governante deles (chamado Sinédrio) para interrogá-lo (</w:t>
       </w:r>
-      <w:hyperlink r:id="rId197">
-        <w:r>
-          <w:rPr>
-            <w:lang w:val="pt_PT" w:bidi="pt_PT"/>
-          </w:rPr>
-          <w:rPr>
-            <w:color w:val="0000EE"/>
-            <w:u w:val="single"/>
-          </w:rPr>
-          <w:t>At 6.9–12</w:t>
-        </w:r>
-      </w:hyperlink>
+      <w:r>
+        <w:rPr>
+          <w:lang w:val="pt_PT" w:bidi="pt_PT"/>
+        </w:rPr>
+        <w:t>At 6.9–12</w:t>
+      </w:r>
       <w:r>
         <w:rPr>
           <w:lang w:val="pt_PT" w:bidi="pt_PT"/>
@@ -5177,144 +3971,96 @@
         </w:rPr>
         <w:t>Testemunhas acusaram Estevão de falar contra o santo templo e a lei de Moisés (</w:t>
       </w:r>
-      <w:hyperlink r:id="rId198">
-        <w:r>
-          <w:rPr>
-            <w:lang w:val="pt_PT" w:bidi="pt_PT"/>
-          </w:rPr>
-          <w:rPr>
-            <w:color w:val="0000EE"/>
-            <w:u w:val="single"/>
-          </w:rPr>
-          <w:t>At 6.13–14</w:t>
-        </w:r>
-      </w:hyperlink>
+      <w:r>
+        <w:rPr>
+          <w:lang w:val="pt_PT" w:bidi="pt_PT"/>
+        </w:rPr>
+        <w:t>At 6.13–14</w:t>
+      </w:r>
       <w:r>
         <w:rPr>
           <w:lang w:val="pt_PT" w:bidi="pt_PT"/>
         </w:rPr>
         <w:t xml:space="preserve">; compare </w:t>
       </w:r>
-      <w:hyperlink r:id="rId199">
-        <w:r>
-          <w:rPr>
-            <w:lang w:val="pt_PT" w:bidi="pt_PT"/>
-          </w:rPr>
-          <w:rPr>
-            <w:color w:val="0000EE"/>
-            <w:u w:val="single"/>
-          </w:rPr>
-          <w:t>Mc 13.2</w:t>
-        </w:r>
-      </w:hyperlink>
+      <w:r>
+        <w:rPr>
+          <w:lang w:val="pt_PT" w:bidi="pt_PT"/>
+        </w:rPr>
+        <w:t>Mc 13.2</w:t>
+      </w:r>
       <w:r>
         <w:rPr>
           <w:lang w:val="pt_PT" w:bidi="pt_PT"/>
         </w:rPr>
         <w:t xml:space="preserve">; </w:t>
       </w:r>
-      <w:hyperlink r:id="rId200">
-        <w:r>
-          <w:rPr>
-            <w:lang w:val="pt_PT" w:bidi="pt_PT"/>
-          </w:rPr>
-          <w:rPr>
-            <w:color w:val="0000EE"/>
-            <w:u w:val="single"/>
-          </w:rPr>
-          <w:t>Jo 2.19</w:t>
-        </w:r>
-      </w:hyperlink>
+      <w:r>
+        <w:rPr>
+          <w:lang w:val="pt_PT" w:bidi="pt_PT"/>
+        </w:rPr>
+        <w:t>Jo 2.19</w:t>
+      </w:r>
       <w:r>
         <w:rPr>
           <w:lang w:val="pt_PT" w:bidi="pt_PT"/>
         </w:rPr>
         <w:t xml:space="preserve">; </w:t>
       </w:r>
-      <w:hyperlink r:id="rId201">
-        <w:r>
-          <w:rPr>
-            <w:lang w:val="pt_PT" w:bidi="pt_PT"/>
-          </w:rPr>
-          <w:rPr>
-            <w:color w:val="0000EE"/>
-            <w:u w:val="single"/>
-          </w:rPr>
-          <w:t>4.21</w:t>
-        </w:r>
-      </w:hyperlink>
+      <w:r>
+        <w:rPr>
+          <w:lang w:val="pt_PT" w:bidi="pt_PT"/>
+        </w:rPr>
+        <w:t>4.21</w:t>
+      </w:r>
       <w:r>
         <w:rPr>
           <w:lang w:val="pt_PT" w:bidi="pt_PT"/>
         </w:rPr>
         <w:t>). Estevão se defendeu perante o conselho governante judeu (</w:t>
       </w:r>
-      <w:hyperlink r:id="rId202">
-        <w:r>
-          <w:rPr>
-            <w:lang w:val="pt_PT" w:bidi="pt_PT"/>
-          </w:rPr>
-          <w:rPr>
-            <w:color w:val="0000EE"/>
-            <w:u w:val="single"/>
-          </w:rPr>
-          <w:t>At 7.1–53</w:t>
-        </w:r>
-      </w:hyperlink>
+      <w:r>
+        <w:rPr>
+          <w:lang w:val="pt_PT" w:bidi="pt_PT"/>
+        </w:rPr>
+        <w:t>At 7.1–53</w:t>
+      </w:r>
       <w:r>
         <w:rPr>
           <w:lang w:val="pt_PT" w:bidi="pt_PT"/>
         </w:rPr>
         <w:t>). Ele falou sobre a longa história de Israel em resistir a Deus e seus servos — primeiro Moisés e agora o Profeta que Moisés havia predito (</w:t>
       </w:r>
-      <w:hyperlink r:id="rId203">
-        <w:r>
-          <w:rPr>
-            <w:lang w:val="pt_PT" w:bidi="pt_PT"/>
-          </w:rPr>
-          <w:rPr>
-            <w:color w:val="0000EE"/>
-            <w:u w:val="single"/>
-          </w:rPr>
-          <w:t>At 7.51–53</w:t>
-        </w:r>
-      </w:hyperlink>
+      <w:r>
+        <w:rPr>
+          <w:lang w:val="pt_PT" w:bidi="pt_PT"/>
+        </w:rPr>
+        <w:t>At 7.51–53</w:t>
+      </w:r>
       <w:r>
         <w:rPr>
           <w:lang w:val="pt_PT" w:bidi="pt_PT"/>
         </w:rPr>
         <w:t>). As autoridades judaicas, irritadas com as ousadas afirmações de Estevão, o arrastaram para fora da cidade e o apedrejaram até a morte (</w:t>
       </w:r>
-      <w:hyperlink r:id="rId204">
-        <w:r>
-          <w:rPr>
-            <w:lang w:val="pt_PT" w:bidi="pt_PT"/>
-          </w:rPr>
-          <w:rPr>
-            <w:color w:val="0000EE"/>
-            <w:u w:val="single"/>
-          </w:rPr>
-          <w:t>At 7.54–60</w:t>
-        </w:r>
-      </w:hyperlink>
+      <w:r>
+        <w:rPr>
+          <w:lang w:val="pt_PT" w:bidi="pt_PT"/>
+        </w:rPr>
+        <w:t>At 7.54–60</w:t>
+      </w:r>
       <w:r>
         <w:rPr>
           <w:lang w:val="pt_PT" w:bidi="pt_PT"/>
         </w:rPr>
         <w:t>). Enquanto morria, Estevão orou pelo perdão deles (</w:t>
       </w:r>
-      <w:hyperlink r:id="rId205">
-        <w:r>
-          <w:rPr>
-            <w:lang w:val="pt_PT" w:bidi="pt_PT"/>
-          </w:rPr>
-          <w:rPr>
-            <w:color w:val="0000EE"/>
-            <w:u w:val="single"/>
-          </w:rPr>
-          <w:t>At 7.60</w:t>
-        </w:r>
-      </w:hyperlink>
+      <w:r>
+        <w:rPr>
+          <w:lang w:val="pt_PT" w:bidi="pt_PT"/>
+        </w:rPr>
+        <w:t>At 7.60</w:t>
+      </w:r>
       <w:r>
         <w:rPr>
           <w:lang w:val="pt_PT" w:bidi="pt_PT"/>
@@ -5335,54 +4081,36 @@
         </w:rPr>
         <w:t>O corajoso testemunho de Estevão levou à primeira perseguição dos primeiros cristãos (</w:t>
       </w:r>
-      <w:hyperlink r:id="rId206">
-        <w:r>
-          <w:rPr>
-            <w:lang w:val="pt_PT" w:bidi="pt_PT"/>
-          </w:rPr>
-          <w:rPr>
-            <w:color w:val="0000EE"/>
-            <w:u w:val="single"/>
-          </w:rPr>
-          <w:t>Atos 8.1–3</w:t>
-        </w:r>
-      </w:hyperlink>
+      <w:r>
+        <w:rPr>
+          <w:lang w:val="pt_PT" w:bidi="pt_PT"/>
+        </w:rPr>
+        <w:t>Atos 8.1–3</w:t>
+      </w:r>
       <w:r>
         <w:rPr>
           <w:lang w:val="pt_PT" w:bidi="pt_PT"/>
         </w:rPr>
         <w:t>). Essa perseguição fez com que as boas-novas se espalhassem ainda mais, à medida que os crentes deixavam Jerusalém e compartilhavam a mensagem de Jesus onde quer que fossem (</w:t>
       </w:r>
-      <w:hyperlink r:id="rId207">
-        <w:r>
-          <w:rPr>
-            <w:lang w:val="pt_PT" w:bidi="pt_PT"/>
-          </w:rPr>
-          <w:rPr>
-            <w:color w:val="0000EE"/>
-            <w:u w:val="single"/>
-          </w:rPr>
-          <w:t>At 8.4</w:t>
-        </w:r>
-      </w:hyperlink>
+      <w:r>
+        <w:rPr>
+          <w:lang w:val="pt_PT" w:bidi="pt_PT"/>
+        </w:rPr>
+        <w:t>At 8.4</w:t>
+      </w:r>
       <w:r>
         <w:rPr>
           <w:lang w:val="pt_PT" w:bidi="pt_PT"/>
         </w:rPr>
         <w:t xml:space="preserve">; </w:t>
       </w:r>
-      <w:hyperlink r:id="rId208">
-        <w:r>
-          <w:rPr>
-            <w:lang w:val="pt_PT" w:bidi="pt_PT"/>
-          </w:rPr>
-          <w:rPr>
-            <w:color w:val="0000EE"/>
-            <w:u w:val="single"/>
-          </w:rPr>
-          <w:t>11.19–21</w:t>
-        </w:r>
-      </w:hyperlink>
+      <w:r>
+        <w:rPr>
+          <w:lang w:val="pt_PT" w:bidi="pt_PT"/>
+        </w:rPr>
+        <w:t>11.19–21</w:t>
+      </w:r>
       <w:r>
         <w:rPr>
           <w:lang w:val="pt_PT" w:bidi="pt_PT"/>
@@ -5403,72 +4131,48 @@
         </w:rPr>
         <w:t xml:space="preserve">A vida de Estevão nos mostra que ser um cristão fiel pode levar a uma forte oposição. Falar com ousadia por Jesus pode ser custoso (veja </w:t>
       </w:r>
-      <w:hyperlink r:id="rId209">
-        <w:r>
-          <w:rPr>
-            <w:lang w:val="pt_PT" w:bidi="pt_PT"/>
-          </w:rPr>
-          <w:rPr>
-            <w:color w:val="0000EE"/>
-            <w:u w:val="single"/>
-          </w:rPr>
-          <w:t>Ap 2.10</w:t>
-        </w:r>
-      </w:hyperlink>
+      <w:r>
+        <w:rPr>
+          <w:lang w:val="pt_PT" w:bidi="pt_PT"/>
+        </w:rPr>
+        <w:t>Ap 2.10</w:t>
+      </w:r>
       <w:r>
         <w:rPr>
           <w:lang w:val="pt_PT" w:bidi="pt_PT"/>
         </w:rPr>
         <w:t>,</w:t>
       </w:r>
-      <w:hyperlink r:id="rId210">
-        <w:r>
-          <w:rPr>
-            <w:lang w:val="pt_PT" w:bidi="pt_PT"/>
-          </w:rPr>
-          <w:rPr>
-            <w:color w:val="0000EE"/>
-            <w:u w:val="single"/>
-          </w:rPr>
-          <w:t>13</w:t>
-        </w:r>
-      </w:hyperlink>
+      <w:r>
+        <w:rPr>
+          <w:lang w:val="pt_PT" w:bidi="pt_PT"/>
+        </w:rPr>
+        <w:t>13</w:t>
+      </w:r>
       <w:r>
         <w:rPr>
           <w:lang w:val="pt_PT" w:bidi="pt_PT"/>
         </w:rPr>
         <w:t xml:space="preserve">), mas nada pode impedir a igreja de crescer (veja </w:t>
       </w:r>
-      <w:hyperlink r:id="rId211">
-        <w:r>
-          <w:rPr>
-            <w:lang w:val="pt_PT" w:bidi="pt_PT"/>
-          </w:rPr>
-          <w:rPr>
-            <w:color w:val="0000EE"/>
-            <w:u w:val="single"/>
-          </w:rPr>
-          <w:t>Mt 16.18</w:t>
-        </w:r>
-      </w:hyperlink>
+      <w:r>
+        <w:rPr>
+          <w:lang w:val="pt_PT" w:bidi="pt_PT"/>
+        </w:rPr>
+        <w:t>Mt 16.18</w:t>
+      </w:r>
       <w:r>
         <w:rPr>
           <w:lang w:val="pt_PT" w:bidi="pt_PT"/>
         </w:rPr>
         <w:t xml:space="preserve">; </w:t>
       </w:r>
-      <w:hyperlink r:id="rId212">
-        <w:r>
-          <w:rPr>
-            <w:lang w:val="pt_PT" w:bidi="pt_PT"/>
-          </w:rPr>
-          <w:rPr>
-            <w:color w:val="0000EE"/>
-            <w:u w:val="single"/>
-          </w:rPr>
-          <w:t>At 8.1–4</w:t>
-        </w:r>
-      </w:hyperlink>
+      <w:r>
+        <w:rPr>
+          <w:lang w:val="pt_PT" w:bidi="pt_PT"/>
+        </w:rPr>
+        <w:t>At 8.1–4</w:t>
+      </w:r>
       <w:r>
         <w:rPr>
           <w:lang w:val="pt_PT" w:bidi="pt_PT"/>
@@ -5498,54 +4202,36 @@
           <w:lang w:val="pt_PT" w:bidi="pt_PT"/>
         </w:rPr>
       </w:r>
-      <w:hyperlink r:id="rId213">
-        <w:r>
-          <w:rPr>
-            <w:lang w:val="pt_PT" w:bidi="pt_PT"/>
-          </w:rPr>
-          <w:rPr>
-            <w:color w:val="0000EE"/>
-            <w:u w:val="single"/>
-          </w:rPr>
-          <w:t>Atos 6.5–8.2</w:t>
-        </w:r>
-      </w:hyperlink>
+      <w:r>
+        <w:rPr>
+          <w:lang w:val="pt_PT" w:bidi="pt_PT"/>
+        </w:rPr>
+        <w:t>Atos 6.5–8.2</w:t>
+      </w:r>
       <w:r>
         <w:rPr>
           <w:lang w:val="pt_PT" w:bidi="pt_PT"/>
         </w:rPr>
         <w:t xml:space="preserve">; </w:t>
       </w:r>
-      <w:hyperlink r:id="rId214">
-        <w:r>
-          <w:rPr>
-            <w:lang w:val="pt_PT" w:bidi="pt_PT"/>
-          </w:rPr>
-          <w:rPr>
-            <w:color w:val="0000EE"/>
-            <w:u w:val="single"/>
-          </w:rPr>
-          <w:t>11.19</w:t>
-        </w:r>
-      </w:hyperlink>
+      <w:r>
+        <w:rPr>
+          <w:lang w:val="pt_PT" w:bidi="pt_PT"/>
+        </w:rPr>
+        <w:t>11.19</w:t>
+      </w:r>
       <w:r>
         <w:rPr>
           <w:lang w:val="pt_PT" w:bidi="pt_PT"/>
         </w:rPr>
         <w:t xml:space="preserve">; </w:t>
       </w:r>
-      <w:hyperlink r:id="rId215">
-        <w:r>
-          <w:rPr>
-            <w:lang w:val="pt_PT" w:bidi="pt_PT"/>
-          </w:rPr>
-          <w:rPr>
-            <w:color w:val="0000EE"/>
-            <w:u w:val="single"/>
-          </w:rPr>
-          <w:t>22.20</w:t>
-        </w:r>
-      </w:hyperlink>
+      <w:r>
+        <w:rPr>
+          <w:lang w:val="pt_PT" w:bidi="pt_PT"/>
+        </w:rPr>
+        <w:t>22.20</w:t>
+      </w:r>
       <w:r>
         <w:rPr>
           <w:lang w:val="pt_PT" w:bidi="pt_PT"/>
@@ -5594,18 +4280,12 @@
         </w:rPr>
         <w:t>Ezequias foi um dos melhores reis de Judá. Ele governou de 728 a 686 a.C. Seu pai, Acaz, parou de adorar a Deus, mas Ezequias incentivou a verdadeira adoração a Deus. Ele consertou as portas do templo, fez com que os levitas se preparassem para o serviço sagrado e reiniciou as cerimônias religiosas. Ele ofereceu sacrifícios, restaurou o serviço sacerdotal do templo e convidou pessoas de Judá e Israel para celebrar a Páscoa em Jerusalém (</w:t>
       </w:r>
-      <w:hyperlink r:id="rId216">
-        <w:r>
-          <w:rPr>
-            <w:lang w:val="pt_PT" w:bidi="pt_PT"/>
-          </w:rPr>
-          <w:rPr>
-            <w:color w:val="0000EE"/>
-            <w:u w:val="single"/>
-          </w:rPr>
-          <w:t>2Cr 29–30</w:t>
-        </w:r>
-      </w:hyperlink>
+      <w:r>
+        <w:rPr>
+          <w:lang w:val="pt_PT" w:bidi="pt_PT"/>
+        </w:rPr>
+        <w:t>2Cr 29–30</w:t>
+      </w:r>
       <w:r>
         <w:rPr>
           <w:lang w:val="pt_PT" w:bidi="pt_PT"/>
@@ -5626,72 +4306,48 @@
         </w:rPr>
         <w:t>Após Ezequias iniciar seu reinado, os assírios, liderados por Salmaneser V e depois por Sargão II, derrotaram o reino do norte. Eles deportaram seu povo e trouxeram estrangeiros em 722 a.C. Quando Sargão II morreu em 705 a.C., seu filho Senaqueribe assumiu o poder, provocando uma rebelião generalizada. Ezequias parou de pagar o tributo que seu pai Acaz havia pago (</w:t>
       </w:r>
-      <w:hyperlink r:id="rId217">
-        <w:r>
-          <w:rPr>
-            <w:lang w:val="pt_PT" w:bidi="pt_PT"/>
-          </w:rPr>
-          <w:rPr>
-            <w:color w:val="0000EE"/>
-            <w:u w:val="single"/>
-          </w:rPr>
-          <w:t>2Rs 18.7</w:t>
-        </w:r>
-      </w:hyperlink>
+      <w:r>
+        <w:rPr>
+          <w:lang w:val="pt_PT" w:bidi="pt_PT"/>
+        </w:rPr>
+        <w:t>2Rs 18.7</w:t>
+      </w:r>
       <w:r>
         <w:rPr>
           <w:lang w:val="pt_PT" w:bidi="pt_PT"/>
         </w:rPr>
         <w:t xml:space="preserve">; veja </w:t>
       </w:r>
-      <w:hyperlink r:id="rId218">
-        <w:r>
-          <w:rPr>
-            <w:lang w:val="pt_PT" w:bidi="pt_PT"/>
-          </w:rPr>
-          <w:rPr>
-            <w:color w:val="0000EE"/>
-            <w:u w:val="single"/>
-          </w:rPr>
-          <w:t>16.7</w:t>
-        </w:r>
-      </w:hyperlink>
+      <w:r>
+        <w:rPr>
+          <w:lang w:val="pt_PT" w:bidi="pt_PT"/>
+        </w:rPr>
+        <w:t>16.7</w:t>
+      </w:r>
       <w:r>
         <w:rPr>
           <w:lang w:val="pt_PT" w:bidi="pt_PT"/>
         </w:rPr>
         <w:t>). Como resultado, em 701 a.C., Senaqueribe invadiu Judá. Ezequias tentou apaziguar o governante assírio com um grande tributo, mas isso falhou. As forças assírias ameaçaram Jerusalém e zombaram da confiança de Ezequias no Senhor (</w:t>
       </w:r>
-      <w:hyperlink r:id="rId219">
-        <w:r>
-          <w:rPr>
-            <w:lang w:val="pt_PT" w:bidi="pt_PT"/>
-          </w:rPr>
-          <w:rPr>
-            <w:color w:val="0000EE"/>
-            <w:u w:val="single"/>
-          </w:rPr>
-          <w:t>2Rs 18.17–35</w:t>
-        </w:r>
-      </w:hyperlink>
+      <w:r>
+        <w:rPr>
+          <w:lang w:val="pt_PT" w:bidi="pt_PT"/>
+        </w:rPr>
+        <w:t>2Rs 18.17–35</w:t>
+      </w:r>
       <w:r>
         <w:rPr>
           <w:lang w:val="pt_PT" w:bidi="pt_PT"/>
         </w:rPr>
         <w:t>). Ezequias respondeu com luto e oração. O Senhor, através do profeta Isaías, assegurou a Ezequias que suas orações foram ouvidas e que Senaqueribe não conquistaria Jerusalém (</w:t>
       </w:r>
-      <w:hyperlink r:id="rId220">
-        <w:r>
-          <w:rPr>
-            <w:lang w:val="pt_PT" w:bidi="pt_PT"/>
-          </w:rPr>
-          <w:rPr>
-            <w:color w:val="0000EE"/>
-            <w:u w:val="single"/>
-          </w:rPr>
-          <w:t>2Rs 19.1–34</w:t>
-        </w:r>
-      </w:hyperlink>
+      <w:r>
+        <w:rPr>
+          <w:lang w:val="pt_PT" w:bidi="pt_PT"/>
+        </w:rPr>
+        <w:t>2Rs 19.1–34</w:t>
+      </w:r>
       <w:r>
         <w:rPr>
           <w:lang w:val="pt_PT" w:bidi="pt_PT"/>
@@ -5712,36 +4368,24 @@
         </w:rPr>
         <w:t>Nessa época, Ezequias ficou muito doente (</w:t>
       </w:r>
-      <w:hyperlink r:id="rId221">
-        <w:r>
-          <w:rPr>
-            <w:lang w:val="pt_PT" w:bidi="pt_PT"/>
-          </w:rPr>
-          <w:rPr>
-            <w:color w:val="0000EE"/>
-            <w:u w:val="single"/>
-          </w:rPr>
-          <w:t>2Rs 20.1–11</w:t>
-        </w:r>
-      </w:hyperlink>
+      <w:r>
+        <w:rPr>
+          <w:lang w:val="pt_PT" w:bidi="pt_PT"/>
+        </w:rPr>
+        <w:t>2Rs 20.1–11</w:t>
+      </w:r>
       <w:r>
         <w:rPr>
           <w:lang w:val="pt_PT" w:bidi="pt_PT"/>
         </w:rPr>
         <w:t>). Isaías disse-lhe para se preparar para a morte, mas Ezequias orou ao Senhor por cura. O Senhor prometeu-lhe mais quinze anos de vida e libertação dos assírios. Depois de se recuperar, Ezequias imprudentemente recebeu o rei babilônico Merodaque-Baladã em seu palácio. Ele mostrou-lhe os tesouros do templo e buscou apoio da Babilônia em vez do Senhor. Isaías previu que esses tesouros seriam levados para Babilônia (</w:t>
       </w:r>
-      <w:hyperlink r:id="rId222">
-        <w:r>
-          <w:rPr>
-            <w:lang w:val="pt_PT" w:bidi="pt_PT"/>
-          </w:rPr>
-          <w:rPr>
-            <w:color w:val="0000EE"/>
-            <w:u w:val="single"/>
-          </w:rPr>
-          <w:t>2Rs 20.12–19</w:t>
-        </w:r>
-      </w:hyperlink>
+      <w:r>
+        <w:rPr>
+          <w:lang w:val="pt_PT" w:bidi="pt_PT"/>
+        </w:rPr>
+        <w:t>2Rs 20.12–19</w:t>
+      </w:r>
       <w:r>
         <w:rPr>
           <w:lang w:val="pt_PT" w:bidi="pt_PT"/>
@@ -5785,54 +4429,36 @@
           <w:lang w:val="pt_PT" w:bidi="pt_PT"/>
         </w:rPr>
       </w:r>
-      <w:hyperlink r:id="rId223">
-        <w:r>
-          <w:rPr>
-            <w:lang w:val="pt_PT" w:bidi="pt_PT"/>
-          </w:rPr>
-          <w:rPr>
-            <w:color w:val="0000EE"/>
-            <w:u w:val="single"/>
-          </w:rPr>
-          <w:t>2 Reis 18.1–20.21</w:t>
-        </w:r>
-      </w:hyperlink>
+      <w:r>
+        <w:rPr>
+          <w:lang w:val="pt_PT" w:bidi="pt_PT"/>
+        </w:rPr>
+        <w:t>2 Reis 18.1–20.21</w:t>
+      </w:r>
       <w:r>
         <w:rPr>
           <w:lang w:val="pt_PT" w:bidi="pt_PT"/>
         </w:rPr>
         <w:t xml:space="preserve">; </w:t>
       </w:r>
-      <w:hyperlink r:id="rId224">
-        <w:r>
-          <w:rPr>
-            <w:lang w:val="pt_PT" w:bidi="pt_PT"/>
-          </w:rPr>
-          <w:rPr>
-            <w:color w:val="0000EE"/>
-            <w:u w:val="single"/>
-          </w:rPr>
-          <w:t>2 Crônicas 28.27–32.33</w:t>
-        </w:r>
-      </w:hyperlink>
+      <w:r>
+        <w:rPr>
+          <w:lang w:val="pt_PT" w:bidi="pt_PT"/>
+        </w:rPr>
+        <w:t>2 Crônicas 28.27–32.33</w:t>
+      </w:r>
       <w:r>
         <w:rPr>
           <w:lang w:val="pt_PT" w:bidi="pt_PT"/>
         </w:rPr>
         <w:t xml:space="preserve">; </w:t>
       </w:r>
-      <w:hyperlink r:id="rId225">
-        <w:r>
-          <w:rPr>
-            <w:lang w:val="pt_PT" w:bidi="pt_PT"/>
-          </w:rPr>
-          <w:rPr>
-            <w:color w:val="0000EE"/>
-            <w:u w:val="single"/>
-          </w:rPr>
-          <w:t>Isaías 36.1–39.8</w:t>
-        </w:r>
-      </w:hyperlink>
+      <w:r>
+        <w:rPr>
+          <w:lang w:val="pt_PT" w:bidi="pt_PT"/>
+        </w:rPr>
+        <w:t>Isaías 36.1–39.8</w:t>
+      </w:r>
       <w:r>
         <w:rPr>
           <w:lang w:val="pt_PT" w:bidi="pt_PT"/>
@@ -5881,36 +4507,24 @@
         </w:rPr>
         <w:t>Ezequiel era um sacerdote e profeta. Ele nasceu por volta de 623 a.C. Provavelmente cresceu em Jerusalém e era casado (</w:t>
       </w:r>
-      <w:hyperlink r:id="rId226">
-        <w:r>
-          <w:rPr>
-            <w:lang w:val="pt_PT" w:bidi="pt_PT"/>
-          </w:rPr>
-          <w:rPr>
-            <w:color w:val="0000EE"/>
-            <w:u w:val="single"/>
-          </w:rPr>
-          <w:t>Ez 24.16–18</w:t>
-        </w:r>
-      </w:hyperlink>
+      <w:r>
+        <w:rPr>
+          <w:lang w:val="pt_PT" w:bidi="pt_PT"/>
+        </w:rPr>
+        <w:t>Ez 24.16–18</w:t>
+      </w:r>
       <w:r>
         <w:rPr>
           <w:lang w:val="pt_PT" w:bidi="pt_PT"/>
         </w:rPr>
         <w:t>). Em 597 a.C., ele foi exilado para a Babilônia com Jeoaquim e viveu junto ao Rio Quebar. Ele recebeu seu chamado como profeta na Babilônia em 31 de julho de 593 a.C. (</w:t>
       </w:r>
-      <w:hyperlink r:id="rId227">
-        <w:r>
-          <w:rPr>
-            <w:lang w:val="pt_PT" w:bidi="pt_PT"/>
-          </w:rPr>
-          <w:rPr>
-            <w:color w:val="0000EE"/>
-            <w:u w:val="single"/>
-          </w:rPr>
-          <w:t>Ez 1.1</w:t>
-        </w:r>
-      </w:hyperlink>
+      <w:r>
+        <w:rPr>
+          <w:lang w:val="pt_PT" w:bidi="pt_PT"/>
+        </w:rPr>
+        <w:t>Ez 1.1</w:t>
+      </w:r>
       <w:r>
         <w:rPr>
           <w:lang w:val="pt_PT" w:bidi="pt_PT"/>
@@ -5931,72 +4545,48 @@
         </w:rPr>
         <w:t>Ezequiel frequentemente usava ações incomuns para enfatizar suas mensagens proféticas de Deus. Por exemplo, ele demonstrou a grave escassez de alimentos durante o cerco final de Jerusalém comendo comida cozida sobre esterco (</w:t>
       </w:r>
-      <w:hyperlink r:id="rId228">
-        <w:r>
-          <w:rPr>
-            <w:lang w:val="pt_PT" w:bidi="pt_PT"/>
-          </w:rPr>
-          <w:rPr>
-            <w:color w:val="0000EE"/>
-            <w:u w:val="single"/>
-          </w:rPr>
-          <w:t>Ez 4.12</w:t>
-        </w:r>
-      </w:hyperlink>
+      <w:r>
+        <w:rPr>
+          <w:lang w:val="pt_PT" w:bidi="pt_PT"/>
+        </w:rPr>
+        <w:t>Ez 4.12</w:t>
+      </w:r>
       <w:r>
         <w:rPr>
           <w:lang w:val="pt_PT" w:bidi="pt_PT"/>
         </w:rPr>
         <w:t>). Outra vez, ele ficou imóvel por 430 dias, com cada dia representando um ano do pecado de Israel e Judá (</w:t>
       </w:r>
-      <w:hyperlink r:id="rId229">
-        <w:r>
-          <w:rPr>
-            <w:lang w:val="pt_PT" w:bidi="pt_PT"/>
-          </w:rPr>
-          <w:rPr>
-            <w:color w:val="0000EE"/>
-            <w:u w:val="single"/>
-          </w:rPr>
-          <w:t>Ez 4.4–7</w:t>
-        </w:r>
-      </w:hyperlink>
+      <w:r>
+        <w:rPr>
+          <w:lang w:val="pt_PT" w:bidi="pt_PT"/>
+        </w:rPr>
+        <w:t>Ez 4.4–7</w:t>
+      </w:r>
       <w:r>
         <w:rPr>
           <w:lang w:val="pt_PT" w:bidi="pt_PT"/>
         </w:rPr>
         <w:t>). Quando a esposa de Ezequiel morreu repentinamente, ele não teve permissão para lamentá-la publicamente (</w:t>
       </w:r>
-      <w:hyperlink r:id="rId226">
-        <w:r>
-          <w:rPr>
-            <w:lang w:val="pt_PT" w:bidi="pt_PT"/>
-          </w:rPr>
-          <w:rPr>
-            <w:color w:val="0000EE"/>
-            <w:u w:val="single"/>
-          </w:rPr>
-          <w:t>Ez 24.16–18</w:t>
-        </w:r>
-      </w:hyperlink>
+      <w:r>
+        <w:rPr>
+          <w:lang w:val="pt_PT" w:bidi="pt_PT"/>
+        </w:rPr>
+        <w:t>Ez 24.16–18</w:t>
+      </w:r>
       <w:r>
         <w:rPr>
           <w:lang w:val="pt_PT" w:bidi="pt_PT"/>
         </w:rPr>
         <w:t>); a morte dela serviu como um sério aviso do que aconteceria em Judá (</w:t>
       </w:r>
-      <w:hyperlink r:id="rId230">
-        <w:r>
-          <w:rPr>
-            <w:lang w:val="pt_PT" w:bidi="pt_PT"/>
-          </w:rPr>
-          <w:rPr>
-            <w:color w:val="0000EE"/>
-            <w:u w:val="single"/>
-          </w:rPr>
-          <w:t>Ez 24.15–27</w:t>
-        </w:r>
-      </w:hyperlink>
+      <w:r>
+        <w:rPr>
+          <w:lang w:val="pt_PT" w:bidi="pt_PT"/>
+        </w:rPr>
+        <w:t>Ez 24.15–27</w:t>
+      </w:r>
       <w:r>
         <w:rPr>
           <w:lang w:val="pt_PT" w:bidi="pt_PT"/>
@@ -6054,36 +4644,24 @@
           <w:lang w:val="pt_PT" w:bidi="pt_PT"/>
         </w:rPr>
       </w:r>
-      <w:hyperlink r:id="rId231">
-        <w:r>
-          <w:rPr>
-            <w:lang w:val="pt_PT" w:bidi="pt_PT"/>
-          </w:rPr>
-          <w:rPr>
-            <w:color w:val="0000EE"/>
-            <w:u w:val="single"/>
-          </w:rPr>
-          <w:t>Ezequiel 2.1–10</w:t>
-        </w:r>
-      </w:hyperlink>
+      <w:r>
+        <w:rPr>
+          <w:lang w:val="pt_PT" w:bidi="pt_PT"/>
+        </w:rPr>
+        <w:t>Ezequiel 2.1–10</w:t>
+      </w:r>
       <w:r>
         <w:rPr>
           <w:lang w:val="pt_PT" w:bidi="pt_PT"/>
         </w:rPr>
         <w:t xml:space="preserve">; </w:t>
       </w:r>
-      <w:hyperlink r:id="rId230">
-        <w:r>
-          <w:rPr>
-            <w:lang w:val="pt_PT" w:bidi="pt_PT"/>
-          </w:rPr>
-          <w:rPr>
-            <w:color w:val="0000EE"/>
-            <w:u w:val="single"/>
-          </w:rPr>
-          <w:t>24.15–27</w:t>
-        </w:r>
-      </w:hyperlink>
+      <w:r>
+        <w:rPr>
+          <w:lang w:val="pt_PT" w:bidi="pt_PT"/>
+        </w:rPr>
+        <w:t>24.15–27</w:t>
+      </w:r>
       <w:r>
         <w:rPr>
           <w:lang w:val="pt_PT" w:bidi="pt_PT"/>
